--- a/Hospital_IT_Vendor_Questionnaire_Questions.docx
+++ b/Hospital_IT_Vendor_Questionnaire_Questions.docx
@@ -15,7 +15,7 @@
         <w:spacing w:after="240"/>
       </w:pPr>
       <w:r>
-        <w:t>Current wording and answer options for review. The three solution-capability answers determine which detailed questions appear. Questions in the second part also depend on the solution categories selected in About you. The clinical product question records each offering once and asks about CIS workflow integration for every specialized function and external integration.</w:t>
+        <w:t>Current questionnaire wording and answer options for review. Questions in the second part depend on the selected solution categories and earlier answers. The clinical product question records each offering once and asks about CIS workflow integration for each specialized function and external integration.</w:t>
       </w:r>
     </w:p>
     <w:p>
@@ -94,15 +94,6 @@
         <w:ind w:left="369" w:hanging="198"/>
       </w:pPr>
       <w:r>
-        <w:t>•  B  Patient administration or hospital management system</w:t>
-      </w:r>
-    </w:p>
-    <w:p>
-      <w:pPr>
-        <w:spacing w:after="40"/>
-        <w:ind w:left="369" w:hanging="198"/>
-      </w:pPr>
-      <w:r>
         <w:t>•  C  Specialized clinical solution or modules</w:t>
       </w:r>
     </w:p>
@@ -159,34 +150,34 @@
         <w:ind w:left="369" w:hanging="198"/>
       </w:pPr>
       <w:r>
-        <w:t>•  Broad access to or exchange of data and functionality through documented, standardized interfaces/APIs</w:t>
-      </w:r>
-    </w:p>
-    <w:p>
-      <w:pPr>
-        <w:spacing w:after="40"/>
-        <w:ind w:left="369" w:hanging="198"/>
-      </w:pPr>
-      <w:r>
-        <w:t>•  Broad access to or exchange of data, but documented interfaces/APIs cover only selected functionality</w:t>
-      </w:r>
-    </w:p>
-    <w:p>
-      <w:pPr>
-        <w:spacing w:after="40"/>
-        <w:ind w:left="369" w:hanging="198"/>
-      </w:pPr>
-      <w:r>
-        <w:t>•  Documented interfaces/APIs are available for selected data or use cases only</w:t>
-      </w:r>
-    </w:p>
-    <w:p>
-      <w:pPr>
-        <w:spacing w:after="40"/>
-        <w:ind w:left="369" w:hanging="198"/>
-      </w:pPr>
-      <w:r>
-        <w:t>•  Integrations generally require vendor-specific interfaces or development</w:t>
+        <w:t>•  Most or all relevant data and functionality are accessible through documented, standardized interfaces/APIs</w:t>
+      </w:r>
+    </w:p>
+    <w:p>
+      <w:pPr>
+        <w:spacing w:after="40"/>
+        <w:ind w:left="369" w:hanging="198"/>
+      </w:pPr>
+      <w:r>
+        <w:t>•  A substantial range of data and functionality is accessible, but important areas are not covered</w:t>
+      </w:r>
+    </w:p>
+    <w:p>
+      <w:pPr>
+        <w:spacing w:after="40"/>
+        <w:ind w:left="369" w:hanging="198"/>
+      </w:pPr>
+      <w:r>
+        <w:t>•  Interfaces/APIs are available only for selected data domains or specific use cases</w:t>
+      </w:r>
+    </w:p>
+    <w:p>
+      <w:pPr>
+        <w:spacing w:after="40"/>
+        <w:ind w:left="369" w:hanging="198"/>
+      </w:pPr>
+      <w:r>
+        <w:t>•  No documented, standardized interfaces/APIs are available</w:t>
       </w:r>
     </w:p>
     <w:p>
@@ -196,15 +187,6 @@
       </w:pPr>
       <w:r>
         <w:t>•  Other</w:t>
-      </w:r>
-    </w:p>
-    <w:p>
-      <w:pPr>
-        <w:spacing w:after="40"/>
-        <w:ind w:left="369" w:hanging="198"/>
-      </w:pPr>
-      <w:r>
-        <w:t>•  No documented interfaces/APIs are available</w:t>
       </w:r>
     </w:p>
     <w:p>
@@ -367,7 +349,7 @@
           <w:color w:val="5C696E"/>
           <w:sz w:val="17"/>
         </w:rPr>
-        <w:t>HL7 FHIR: Please specify version</w:t>
+        <w:t>If HL7 FHIR is selected: Primary FHIR release used in production (select all that apply): R2; R3; R4; R4B; R5; Other (specify).</w:t>
       </w:r>
     </w:p>
     <w:p>
@@ -380,20 +362,7 @@
           <w:color w:val="5C696E"/>
           <w:sz w:val="17"/>
         </w:rPr>
-        <w:t>HL7 v2: Please specify supported message types</w:t>
-      </w:r>
-    </w:p>
-    <w:p>
-      <w:pPr>
-        <w:spacing w:after="100"/>
-      </w:pPr>
-      <w:r>
-        <w:rPr>
-          <w:i/>
-          <w:color w:val="5C696E"/>
-          <w:sz w:val="17"/>
-        </w:rPr>
-        <w:t>Additional version or profile details are requested for selected standards.</w:t>
+        <w:t>For HL7 v2, specify supported message types. For Other, specify the standard or profile.</w:t>
       </w:r>
     </w:p>
     <w:p>
@@ -476,7 +445,7 @@
         <w:pStyle w:val="Heading2"/>
       </w:pPr>
       <w:r>
-        <w:t>Q5. Has the solution successfully participated in interoperability testing relevant to the Swiss healthcare ecosystem (e.g. Digital Health Projectathon / IHE Connectathon)?</w:t>
+        <w:t>Q5. Has the solution participated in interoperability testing relevant to the Swiss healthcare ecosystem (e.g. Digital Health Projectathon / IHE Connectathon)?</w:t>
       </w:r>
     </w:p>
     <w:p>
@@ -529,7 +498,56 @@
           <w:color w:val="5C696E"/>
           <w:sz w:val="17"/>
         </w:rPr>
-        <w:t>Yes – please specify: Please specify the testing event, year and result</w:t>
+        <w:t>If Yes, add one row for each testing event or year:</w:t>
+      </w:r>
+    </w:p>
+    <w:p>
+      <w:pPr>
+        <w:spacing w:after="40"/>
+        <w:ind w:left="369" w:hanging="198"/>
+      </w:pPr>
+      <w:r>
+        <w:t>•  Event: Digital Health Projectathon / IHE Connectathon / Other (specify)</w:t>
+      </w:r>
+    </w:p>
+    <w:p>
+      <w:pPr>
+        <w:spacing w:after="40"/>
+        <w:ind w:left="369" w:hanging="198"/>
+      </w:pPr>
+      <w:r>
+        <w:t>•  Year: four-digit year</w:t>
+      </w:r>
+    </w:p>
+    <w:p>
+      <w:pPr>
+        <w:spacing w:after="40"/>
+        <w:ind w:left="369" w:hanging="198"/>
+      </w:pPr>
+      <w:r>
+        <w:t>•  Tested profiles / use cases: free text</w:t>
+      </w:r>
+    </w:p>
+    <w:p>
+      <w:pPr>
+        <w:spacing w:after="40"/>
+        <w:ind w:left="369" w:hanging="198"/>
+      </w:pPr>
+      <w:r>
+        <w:t>•  Outcome / result: Successful / Partially successful / Unsuccessful / No formal result / Other (specify)</w:t>
+      </w:r>
+    </w:p>
+    <w:p>
+      <w:pPr>
+        <w:spacing w:after="100"/>
+      </w:pPr>
+      <w:r>
+        <w:rPr>
+          <w:i/>
+          <w:color w:val="5C696E"/>
+          <w:sz w:val="17"/>
+        </w:rPr>
+        <w:t>Multiple event rows can be added.</w:t>
       </w:r>
     </w:p>
     <w:p>
@@ -545,7 +563,399 @@
         <w:pStyle w:val="Heading2"/>
       </w:pPr>
       <w:r>
-        <w:t>Q6. Can external applications or systems integrate with this solution through an API or another technical interface?</w:t>
+        <w:t>Q6. Which patient information does this solution itself retain?</w:t>
+      </w:r>
+    </w:p>
+    <w:p>
+      <w:pPr>
+        <w:spacing w:after="100"/>
+      </w:pPr>
+      <w:r>
+        <w:rPr>
+          <w:i/>
+          <w:color w:val="5C696E"/>
+          <w:sz w:val="17"/>
+        </w:rPr>
+        <w:t>Select all that apply.</w:t>
+      </w:r>
+    </w:p>
+    <w:p>
+      <w:pPr>
+        <w:spacing w:after="40"/>
+        <w:ind w:left="369" w:hanging="198"/>
+      </w:pPr>
+      <w:r>
+        <w:t>•  Individual clinical documents or diagnostic images</w:t>
+      </w:r>
+    </w:p>
+    <w:p>
+      <w:pPr>
+        <w:spacing w:after="40"/>
+        <w:ind w:left="369" w:hanging="198"/>
+      </w:pPr>
+      <w:r>
+        <w:t>•  An ongoing patient record across encounters or over time</w:t>
+      </w:r>
+    </w:p>
+    <w:p>
+      <w:pPr>
+        <w:spacing w:after="40"/>
+        <w:ind w:left="369" w:hanging="198"/>
+      </w:pPr>
+      <w:r>
+        <w:t>•  Other patient data in the solution's storage or backups</w:t>
+      </w:r>
+    </w:p>
+    <w:p>
+      <w:pPr>
+        <w:spacing w:after="40"/>
+        <w:ind w:left="369" w:hanging="198"/>
+      </w:pPr>
+      <w:r>
+        <w:t>•  None of these</w:t>
+      </w:r>
+    </w:p>
+    <w:p>
+      <w:pPr>
+        <w:spacing w:after="40"/>
+        <w:ind w:left="369" w:hanging="198"/>
+      </w:pPr>
+      <w:r>
+        <w:t>•  Not sure</w:t>
+      </w:r>
+    </w:p>
+    <w:p>
+      <w:pPr>
+        <w:pStyle w:val="Heading1"/>
+      </w:pPr>
+      <w:r>
+        <w:t>1.3 Security</w:t>
+      </w:r>
+    </w:p>
+    <w:p>
+      <w:pPr>
+        <w:pStyle w:val="Heading2"/>
+      </w:pPr>
+      <w:r>
+        <w:t>Q7. Which security capabilities are supported by the system?</w:t>
+      </w:r>
+    </w:p>
+    <w:p>
+      <w:pPr>
+        <w:spacing w:after="100"/>
+      </w:pPr>
+      <w:r>
+        <w:rPr>
+          <w:i/>
+          <w:color w:val="5C696E"/>
+          <w:sz w:val="17"/>
+        </w:rPr>
+        <w:t>Select all that apply.</w:t>
+      </w:r>
+    </w:p>
+    <w:p>
+      <w:pPr>
+        <w:spacing w:after="40"/>
+        <w:ind w:left="369" w:hanging="198"/>
+      </w:pPr>
+      <w:r>
+        <w:t>•  Encryption of data at rest</w:t>
+      </w:r>
+    </w:p>
+    <w:p>
+      <w:pPr>
+        <w:spacing w:after="40"/>
+        <w:ind w:left="369" w:hanging="198"/>
+      </w:pPr>
+      <w:r>
+        <w:t>•  Encryption of data in transit</w:t>
+      </w:r>
+    </w:p>
+    <w:p>
+      <w:pPr>
+        <w:spacing w:after="40"/>
+        <w:ind w:left="369" w:hanging="198"/>
+      </w:pPr>
+      <w:r>
+        <w:t>•  Role-based access control (RBAC)</w:t>
+      </w:r>
+    </w:p>
+    <w:p>
+      <w:pPr>
+        <w:spacing w:after="40"/>
+        <w:ind w:left="369" w:hanging="198"/>
+      </w:pPr>
+      <w:r>
+        <w:t>•  Emergency access / break-glass with audit trail</w:t>
+      </w:r>
+    </w:p>
+    <w:p>
+      <w:pPr>
+        <w:spacing w:after="40"/>
+        <w:ind w:left="369" w:hanging="198"/>
+      </w:pPr>
+      <w:r>
+        <w:t>•  Fine-grained access controls for clinical data</w:t>
+      </w:r>
+    </w:p>
+    <w:p>
+      <w:pPr>
+        <w:spacing w:after="40"/>
+        <w:ind w:left="369" w:hanging="198"/>
+      </w:pPr>
+      <w:r>
+        <w:t>•  Multi-factor authentication (MFA)</w:t>
+      </w:r>
+    </w:p>
+    <w:p>
+      <w:pPr>
+        <w:spacing w:after="40"/>
+        <w:ind w:left="369" w:hanging="198"/>
+      </w:pPr>
+      <w:r>
+        <w:t>•  Single sign-on / hospital identity management integration</w:t>
+      </w:r>
+    </w:p>
+    <w:p>
+      <w:pPr>
+        <w:spacing w:after="40"/>
+        <w:ind w:left="369" w:hanging="198"/>
+      </w:pPr>
+      <w:r>
+        <w:t>•  Comprehensive audit logging of access to patient data</w:t>
+      </w:r>
+    </w:p>
+    <w:p>
+      <w:pPr>
+        <w:spacing w:after="40"/>
+        <w:ind w:left="369" w:hanging="198"/>
+      </w:pPr>
+      <w:r>
+        <w:t>•  Monitoring/alerting for unauthorized or suspicious access</w:t>
+      </w:r>
+    </w:p>
+    <w:p>
+      <w:pPr>
+        <w:spacing w:after="40"/>
+        <w:ind w:left="369" w:hanging="198"/>
+      </w:pPr>
+      <w:r>
+        <w:t>•  Other</w:t>
+      </w:r>
+    </w:p>
+    <w:p>
+      <w:pPr>
+        <w:pStyle w:val="Heading2"/>
+      </w:pPr>
+      <w:r>
+        <w:t>Q8. Which certifications, attestations or regulatory conformity assessments currently apply to your organization or solution?</w:t>
+      </w:r>
+    </w:p>
+    <w:p>
+      <w:pPr>
+        <w:spacing w:after="100"/>
+      </w:pPr>
+      <w:r>
+        <w:rPr>
+          <w:i/>
+          <w:color w:val="5C696E"/>
+          <w:sz w:val="17"/>
+        </w:rPr>
+        <w:t>Select all that apply.</w:t>
+      </w:r>
+    </w:p>
+    <w:p>
+      <w:pPr>
+        <w:spacing w:after="40"/>
+        <w:ind w:left="369" w:hanging="198"/>
+      </w:pPr>
+      <w:r>
+        <w:t>•  ISO/IEC 27001</w:t>
+      </w:r>
+    </w:p>
+    <w:p>
+      <w:pPr>
+        <w:spacing w:after="40"/>
+        <w:ind w:left="369" w:hanging="198"/>
+      </w:pPr>
+      <w:r>
+        <w:t>•  ISO 9001</w:t>
+      </w:r>
+    </w:p>
+    <w:p>
+      <w:pPr>
+        <w:spacing w:after="40"/>
+        <w:ind w:left="369" w:hanging="198"/>
+      </w:pPr>
+      <w:r>
+        <w:t>•  ISO 13485</w:t>
+      </w:r>
+    </w:p>
+    <w:p>
+      <w:pPr>
+        <w:spacing w:after="40"/>
+        <w:ind w:left="369" w:hanging="198"/>
+      </w:pPr>
+      <w:r>
+        <w:t>•  Medical device conformity under Swiss MedDO / EU MDR, where applicable</w:t>
+      </w:r>
+    </w:p>
+    <w:p>
+      <w:pPr>
+        <w:spacing w:after="40"/>
+        <w:ind w:left="369" w:hanging="198"/>
+      </w:pPr>
+      <w:r>
+        <w:t>•  EPR/EPD-related certification or conformity assessment, where applicable</w:t>
+      </w:r>
+    </w:p>
+    <w:p>
+      <w:pPr>
+        <w:spacing w:after="40"/>
+        <w:ind w:left="369" w:hanging="198"/>
+      </w:pPr>
+      <w:r>
+        <w:t>•  Other healthcare-specific certification/conformity assessment</w:t>
+      </w:r>
+    </w:p>
+    <w:p>
+      <w:pPr>
+        <w:spacing w:after="40"/>
+        <w:ind w:left="369" w:hanging="198"/>
+      </w:pPr>
+      <w:r>
+        <w:t>•  Other information-security certification/attestation</w:t>
+      </w:r>
+    </w:p>
+    <w:p>
+      <w:pPr>
+        <w:spacing w:after="40"/>
+        <w:ind w:left="369" w:hanging="198"/>
+      </w:pPr>
+      <w:r>
+        <w:t>•  None</w:t>
+      </w:r>
+    </w:p>
+    <w:p>
+      <w:pPr>
+        <w:spacing w:after="40"/>
+        <w:ind w:left="369" w:hanging="198"/>
+      </w:pPr>
+      <w:r>
+        <w:t>•  Not applicable</w:t>
+      </w:r>
+    </w:p>
+    <w:p>
+      <w:pPr>
+        <w:spacing w:after="100"/>
+      </w:pPr>
+      <w:r>
+        <w:rPr>
+          <w:i/>
+          <w:color w:val="5C696E"/>
+          <w:sz w:val="17"/>
+        </w:rPr>
+        <w:t>Optional: Please specify certificate/assessment name, scope and validity.</w:t>
+      </w:r>
+    </w:p>
+    <w:p>
+      <w:pPr>
+        <w:pStyle w:val="Heading1"/>
+      </w:pPr>
+      <w:r>
+        <w:t>1.4 Governance</w:t>
+      </w:r>
+    </w:p>
+    <w:p>
+      <w:pPr>
+        <w:pStyle w:val="Heading2"/>
+      </w:pPr>
+      <w:r>
+        <w:t>Q9. How are customers formally involved in product roadmap and prioritisation?</w:t>
+      </w:r>
+    </w:p>
+    <w:p>
+      <w:pPr>
+        <w:spacing w:after="100"/>
+      </w:pPr>
+      <w:r>
+        <w:rPr>
+          <w:i/>
+          <w:color w:val="5C696E"/>
+          <w:sz w:val="17"/>
+        </w:rPr>
+        <w:t>Select all that apply.</w:t>
+      </w:r>
+    </w:p>
+    <w:p>
+      <w:pPr>
+        <w:spacing w:after="40"/>
+        <w:ind w:left="369" w:hanging="198"/>
+      </w:pPr>
+      <w:r>
+        <w:t>•  No formal customer involvement</w:t>
+      </w:r>
+    </w:p>
+    <w:p>
+      <w:pPr>
+        <w:spacing w:after="40"/>
+        <w:ind w:left="369" w:hanging="198"/>
+      </w:pPr>
+      <w:r>
+        <w:t>•  Customer feedback / feature requests</w:t>
+      </w:r>
+    </w:p>
+    <w:p>
+      <w:pPr>
+        <w:spacing w:after="40"/>
+        <w:ind w:left="369" w:hanging="198"/>
+      </w:pPr>
+      <w:r>
+        <w:t>•  Customer advisory board / user group</w:t>
+      </w:r>
+    </w:p>
+    <w:p>
+      <w:pPr>
+        <w:spacing w:after="40"/>
+        <w:ind w:left="369" w:hanging="198"/>
+      </w:pPr>
+      <w:r>
+        <w:t>•  Customers participate in formal prioritisation processes</w:t>
+      </w:r>
+    </w:p>
+    <w:p>
+      <w:pPr>
+        <w:spacing w:after="40"/>
+        <w:ind w:left="369" w:hanging="198"/>
+      </w:pPr>
+      <w:r>
+        <w:t>•  Customers have formal decision/voting rights over selected roadmap priorities</w:t>
+      </w:r>
+    </w:p>
+    <w:p>
+      <w:pPr>
+        <w:spacing w:after="40"/>
+        <w:ind w:left="369" w:hanging="198"/>
+      </w:pPr>
+      <w:r>
+        <w:t>•  Joint development / co-development with customers</w:t>
+      </w:r>
+    </w:p>
+    <w:p>
+      <w:pPr>
+        <w:spacing w:after="40"/>
+        <w:ind w:left="369" w:hanging="198"/>
+      </w:pPr>
+      <w:r>
+        <w:t>•  Other</w:t>
+      </w:r>
+    </w:p>
+    <w:p>
+      <w:pPr>
+        <w:pStyle w:val="Heading2"/>
+      </w:pPr>
+      <w:r>
+        <w:t>Q10. How can the solution be configured or adapted to customer-specific requirements?</w:t>
       </w:r>
     </w:p>
     <w:p>
@@ -567,25 +977,43 @@
         <w:ind w:left="369" w:hanging="198"/>
       </w:pPr>
       <w:r>
-        <w:t>•  Yes</w:t>
-      </w:r>
-    </w:p>
-    <w:p>
-      <w:pPr>
-        <w:spacing w:after="40"/>
-        <w:ind w:left="369" w:hanging="198"/>
-      </w:pPr>
-      <w:r>
-        <w:t>•  No</w:t>
-      </w:r>
-    </w:p>
-    <w:p>
-      <w:pPr>
-        <w:spacing w:after="40"/>
-        <w:ind w:left="369" w:hanging="198"/>
-      </w:pPr>
-      <w:r>
-        <w:t>•  Not sure</w:t>
+        <w:t>•  Most standard configuration can be performed independently by trained customer administrators</w:t>
+      </w:r>
+    </w:p>
+    <w:p>
+      <w:pPr>
+        <w:spacing w:after="40"/>
+        <w:ind w:left="369" w:hanging="198"/>
+      </w:pPr>
+      <w:r>
+        <w:t>•  Some configuration can be performed by the customer</w:t>
+      </w:r>
+    </w:p>
+    <w:p>
+      <w:pPr>
+        <w:spacing w:after="40"/>
+        <w:ind w:left="369" w:hanging="198"/>
+      </w:pPr>
+      <w:r>
+        <w:t>•  Configuration generally requires vendor or implementation-partner support</w:t>
+      </w:r>
+    </w:p>
+    <w:p>
+      <w:pPr>
+        <w:spacing w:after="40"/>
+        <w:ind w:left="369" w:hanging="198"/>
+      </w:pPr>
+      <w:r>
+        <w:t>•  Customer-specific adaptations generally require software development</w:t>
+      </w:r>
+    </w:p>
+    <w:p>
+      <w:pPr>
+        <w:spacing w:after="40"/>
+        <w:ind w:left="369" w:hanging="198"/>
+      </w:pPr>
+      <w:r>
+        <w:t>•  Other</w:t>
       </w:r>
     </w:p>
     <w:p>
@@ -593,7 +1021,91 @@
         <w:pStyle w:val="Heading2"/>
       </w:pPr>
       <w:r>
-        <w:t>Q7. Does this solution maintain clinical information for care, clinical workflows or analysis, beyond merely retaining files or backups?</w:t>
+        <w:t>Q11. What provisions are available to support transition to another solution at contract termination?</w:t>
+      </w:r>
+    </w:p>
+    <w:p>
+      <w:pPr>
+        <w:spacing w:after="100"/>
+      </w:pPr>
+      <w:r>
+        <w:rPr>
+          <w:i/>
+          <w:color w:val="5C696E"/>
+          <w:sz w:val="17"/>
+        </w:rPr>
+        <w:t>Select all that apply.</w:t>
+      </w:r>
+    </w:p>
+    <w:p>
+      <w:pPr>
+        <w:spacing w:after="40"/>
+        <w:ind w:left="369" w:hanging="198"/>
+      </w:pPr>
+      <w:r>
+        <w:t>•  Contractually defined exit/transition process</w:t>
+      </w:r>
+    </w:p>
+    <w:p>
+      <w:pPr>
+        <w:spacing w:after="40"/>
+        <w:ind w:left="369" w:hanging="198"/>
+      </w:pPr>
+      <w:r>
+        <w:t>•  Continued system access during an agreed transition period</w:t>
+      </w:r>
+    </w:p>
+    <w:p>
+      <w:pPr>
+        <w:spacing w:after="40"/>
+        <w:ind w:left="369" w:hanging="198"/>
+      </w:pPr>
+      <w:r>
+        <w:t>•  Vendor support for transition/migration</w:t>
+      </w:r>
+    </w:p>
+    <w:p>
+      <w:pPr>
+        <w:spacing w:after="40"/>
+        <w:ind w:left="369" w:hanging="198"/>
+      </w:pPr>
+      <w:r>
+        <w:t>•  Transfer of relevant documentation/configuration</w:t>
+      </w:r>
+    </w:p>
+    <w:p>
+      <w:pPr>
+        <w:spacing w:after="40"/>
+        <w:ind w:left="369" w:hanging="198"/>
+      </w:pPr>
+      <w:r>
+        <w:t>•  Defined deletion/return of customer data after transition</w:t>
+      </w:r>
+    </w:p>
+    <w:p>
+      <w:pPr>
+        <w:spacing w:after="40"/>
+        <w:ind w:left="369" w:hanging="198"/>
+      </w:pPr>
+      <w:r>
+        <w:t>•  No formal exit provisions</w:t>
+      </w:r>
+    </w:p>
+    <w:p>
+      <w:pPr>
+        <w:spacing w:after="40"/>
+        <w:ind w:left="369" w:hanging="198"/>
+      </w:pPr>
+      <w:r>
+        <w:t>•  Other</w:t>
+      </w:r>
+    </w:p>
+    <w:p>
+      <w:pPr>
+        <w:pStyle w:val="Heading2"/>
+      </w:pPr>
+      <w:r>
+        <w:t>Q12. Who retains rights to customer-created or jointly developed clinical configurations and content (e.g. templates, forms, workflows, terminology mappings)?</w:t>
       </w:r>
     </w:p>
     <w:p>
@@ -615,25 +1127,69 @@
         <w:ind w:left="369" w:hanging="198"/>
       </w:pPr>
       <w:r>
-        <w:t>•  Yes</w:t>
-      </w:r>
-    </w:p>
-    <w:p>
-      <w:pPr>
-        <w:spacing w:after="40"/>
-        <w:ind w:left="369" w:hanging="198"/>
-      </w:pPr>
-      <w:r>
-        <w:t>•  No</w:t>
-      </w:r>
-    </w:p>
-    <w:p>
-      <w:pPr>
-        <w:spacing w:after="40"/>
-        <w:ind w:left="369" w:hanging="198"/>
-      </w:pPr>
-      <w:r>
-        <w:t>•  Not sure</w:t>
+        <w:t>•  Customer retains rights and can export/reuse them independently of the solution</w:t>
+      </w:r>
+    </w:p>
+    <w:p>
+      <w:pPr>
+        <w:spacing w:after="40"/>
+        <w:ind w:left="369" w:hanging="198"/>
+      </w:pPr>
+      <w:r>
+        <w:t>•  Rights are shared between customer and vendor</w:t>
+      </w:r>
+    </w:p>
+    <w:p>
+      <w:pPr>
+        <w:spacing w:after="40"/>
+        <w:ind w:left="369" w:hanging="198"/>
+      </w:pPr>
+      <w:r>
+        <w:t>•  Customer can use them within the solution but cannot freely reuse them elsewhere</w:t>
+      </w:r>
+    </w:p>
+    <w:p>
+      <w:pPr>
+        <w:spacing w:after="40"/>
+        <w:ind w:left="369" w:hanging="198"/>
+      </w:pPr>
+      <w:r>
+        <w:t>•  Vendor retains primary rights/control</w:t>
+      </w:r>
+    </w:p>
+    <w:p>
+      <w:pPr>
+        <w:spacing w:after="40"/>
+        <w:ind w:left="369" w:hanging="198"/>
+      </w:pPr>
+      <w:r>
+        <w:t>•  Depends on type of configuration/content</w:t>
+      </w:r>
+    </w:p>
+    <w:p>
+      <w:pPr>
+        <w:spacing w:after="40"/>
+        <w:ind w:left="369" w:hanging="198"/>
+      </w:pPr>
+      <w:r>
+        <w:t>•  Not applicable: no customer-created or jointly developed content</w:t>
+      </w:r>
+    </w:p>
+    <w:p>
+      <w:pPr>
+        <w:spacing w:after="40"/>
+        <w:ind w:left="369" w:hanging="198"/>
+      </w:pPr>
+      <w:r>
+        <w:t>•  Other</w:t>
+      </w:r>
+    </w:p>
+    <w:p>
+      <w:pPr>
+        <w:pStyle w:val="Heading1"/>
+      </w:pPr>
+      <w:r>
+        <w:t>1.5 Cost and Business Model</w:t>
       </w:r>
     </w:p>
     <w:p>
@@ -641,7 +1197,7 @@
         <w:pStyle w:val="Heading2"/>
       </w:pPr>
       <w:r>
-        <w:t>Q8. Which patient information does this solution itself retain?</w:t>
+        <w:t>Q13. How is the solution licence/subscription fee calculated?</w:t>
       </w:r>
     </w:p>
     <w:p>
@@ -663,51 +1219,70 @@
         <w:ind w:left="369" w:hanging="198"/>
       </w:pPr>
       <w:r>
-        <w:t>•  Individual clinical documents or diagnostic images</w:t>
-      </w:r>
-    </w:p>
-    <w:p>
-      <w:pPr>
-        <w:spacing w:after="40"/>
-        <w:ind w:left="369" w:hanging="198"/>
-      </w:pPr>
-      <w:r>
-        <w:t>•  An ongoing patient record across encounters or over time</w:t>
-      </w:r>
-    </w:p>
-    <w:p>
-      <w:pPr>
-        <w:spacing w:after="40"/>
-        <w:ind w:left="369" w:hanging="198"/>
-      </w:pPr>
-      <w:r>
-        <w:t>•  Other patient data in the solution's storage or backups</w:t>
-      </w:r>
-    </w:p>
-    <w:p>
-      <w:pPr>
-        <w:spacing w:after="40"/>
-        <w:ind w:left="369" w:hanging="198"/>
-      </w:pPr>
-      <w:r>
-        <w:t>•  None of these</w:t>
-      </w:r>
-    </w:p>
-    <w:p>
-      <w:pPr>
-        <w:spacing w:after="40"/>
-        <w:ind w:left="369" w:hanging="198"/>
-      </w:pPr>
-      <w:r>
-        <w:t>•  Not sure</w:t>
-      </w:r>
-    </w:p>
-    <w:p>
-      <w:pPr>
-        <w:pStyle w:val="Heading1"/>
-      </w:pPr>
-      <w:r>
-        <w:t>1.3 Security</w:t>
+        <w:t>•  Per named user</w:t>
+      </w:r>
+    </w:p>
+    <w:p>
+      <w:pPr>
+        <w:spacing w:after="40"/>
+        <w:ind w:left="369" w:hanging="198"/>
+      </w:pPr>
+      <w:r>
+        <w:t>•  Per concurrent user</w:t>
+      </w:r>
+    </w:p>
+    <w:p>
+      <w:pPr>
+        <w:spacing w:after="40"/>
+        <w:ind w:left="369" w:hanging="198"/>
+      </w:pPr>
+      <w:r>
+        <w:t>•  Per module / functionality</w:t>
+      </w:r>
+    </w:p>
+    <w:p>
+      <w:pPr>
+        <w:spacing w:after="40"/>
+        <w:ind w:left="369" w:hanging="198"/>
+      </w:pPr>
+      <w:r>
+        <w:t>•  Per hospital/site</w:t>
+      </w:r>
+    </w:p>
+    <w:p>
+      <w:pPr>
+        <w:spacing w:after="40"/>
+        <w:ind w:left="369" w:hanging="198"/>
+      </w:pPr>
+      <w:r>
+        <w:t>•  Enterprise licence</w:t>
+      </w:r>
+    </w:p>
+    <w:p>
+      <w:pPr>
+        <w:spacing w:after="40"/>
+        <w:ind w:left="369" w:hanging="198"/>
+      </w:pPr>
+      <w:r>
+        <w:t>•  Subscription / SaaS</w:t>
+      </w:r>
+    </w:p>
+    <w:p>
+      <w:pPr>
+        <w:spacing w:after="40"/>
+        <w:ind w:left="369" w:hanging="198"/>
+      </w:pPr>
+      <w:r>
+        <w:t>•  Usage-/volume-based pricing</w:t>
+      </w:r>
+    </w:p>
+    <w:p>
+      <w:pPr>
+        <w:spacing w:after="40"/>
+        <w:ind w:left="369" w:hanging="198"/>
+      </w:pPr>
+      <w:r>
+        <w:t>•  Other</w:t>
       </w:r>
     </w:p>
     <w:p>
@@ -715,7 +1290,184 @@
         <w:pStyle w:val="Heading2"/>
       </w:pPr>
       <w:r>
-        <w:t>Q9. Which security capabilities are supported by the system?</w:t>
+        <w:t>Q14. Which of the following are included in the standard licence/subscription and which are charged separately?</w:t>
+      </w:r>
+    </w:p>
+    <w:p>
+      <w:pPr>
+        <w:spacing w:after="100"/>
+      </w:pPr>
+      <w:r>
+        <w:rPr>
+          <w:i/>
+          <w:color w:val="5C696E"/>
+          <w:sz w:val="17"/>
+        </w:rPr>
+        <w:t>Classify each item as Included, one-time additional cost, recurring additional cost, or Depends on scope or contract. For additional charges, optionally specify the charging basis, such as per interface or per site.</w:t>
+      </w:r>
+    </w:p>
+    <w:p>
+      <w:pPr>
+        <w:spacing w:after="40"/>
+        <w:ind w:left="369" w:hanging="198"/>
+      </w:pPr>
+      <w:r>
+        <w:t>•  Initial implementation</w:t>
+      </w:r>
+    </w:p>
+    <w:p>
+      <w:pPr>
+        <w:spacing w:after="40"/>
+        <w:ind w:left="369" w:hanging="198"/>
+      </w:pPr>
+      <w:r>
+        <w:t>•  Data migration</w:t>
+      </w:r>
+    </w:p>
+    <w:p>
+      <w:pPr>
+        <w:spacing w:after="40"/>
+        <w:ind w:left="369" w:hanging="198"/>
+      </w:pPr>
+      <w:r>
+        <w:t>•  Interfaces / integrations</w:t>
+      </w:r>
+    </w:p>
+    <w:p>
+      <w:pPr>
+        <w:spacing w:after="40"/>
+        <w:ind w:left="369" w:hanging="198"/>
+      </w:pPr>
+      <w:r>
+        <w:t>•  Training / implementation training</w:t>
+      </w:r>
+    </w:p>
+    <w:p>
+      <w:pPr>
+        <w:spacing w:after="40"/>
+        <w:ind w:left="369" w:hanging="198"/>
+      </w:pPr>
+      <w:r>
+        <w:t>•  Hosting / infrastructure</w:t>
+      </w:r>
+    </w:p>
+    <w:p>
+      <w:pPr>
+        <w:spacing w:after="40"/>
+        <w:ind w:left="369" w:hanging="198"/>
+      </w:pPr>
+      <w:r>
+        <w:t>•  Standard support</w:t>
+      </w:r>
+    </w:p>
+    <w:p>
+      <w:pPr>
+        <w:spacing w:after="40"/>
+        <w:ind w:left="369" w:hanging="198"/>
+      </w:pPr>
+      <w:r>
+        <w:t>•  Software updates</w:t>
+      </w:r>
+    </w:p>
+    <w:p>
+      <w:pPr>
+        <w:spacing w:after="40"/>
+        <w:ind w:left="369" w:hanging="198"/>
+      </w:pPr>
+      <w:r>
+        <w:t>•  Major version upgrades</w:t>
+      </w:r>
+    </w:p>
+    <w:p>
+      <w:pPr>
+        <w:spacing w:after="40"/>
+        <w:ind w:left="369" w:hanging="198"/>
+      </w:pPr>
+      <w:r>
+        <w:t>•  Vendor-provided configuration / customization</w:t>
+      </w:r>
+    </w:p>
+    <w:p>
+      <w:pPr>
+        <w:spacing w:after="40"/>
+        <w:ind w:left="369" w:hanging="198"/>
+      </w:pPr>
+      <w:r>
+        <w:t>•  Custom development</w:t>
+      </w:r>
+    </w:p>
+    <w:p>
+      <w:pPr>
+        <w:pStyle w:val="Heading2"/>
+      </w:pPr>
+      <w:r>
+        <w:t>Q15. What is the standard initial contract term?</w:t>
+      </w:r>
+    </w:p>
+    <w:p>
+      <w:pPr>
+        <w:spacing w:after="100"/>
+      </w:pPr>
+      <w:r>
+        <w:rPr>
+          <w:i/>
+          <w:color w:val="5C696E"/>
+          <w:sz w:val="17"/>
+        </w:rPr>
+        <w:t>Select one answer.</w:t>
+      </w:r>
+    </w:p>
+    <w:p>
+      <w:pPr>
+        <w:spacing w:after="40"/>
+        <w:ind w:left="369" w:hanging="198"/>
+      </w:pPr>
+      <w:r>
+        <w:t>•  ≤1 year</w:t>
+      </w:r>
+    </w:p>
+    <w:p>
+      <w:pPr>
+        <w:spacing w:after="40"/>
+        <w:ind w:left="369" w:hanging="198"/>
+      </w:pPr>
+      <w:r>
+        <w:t>•  &gt;1–3 years</w:t>
+      </w:r>
+    </w:p>
+    <w:p>
+      <w:pPr>
+        <w:spacing w:after="40"/>
+        <w:ind w:left="369" w:hanging="198"/>
+      </w:pPr>
+      <w:r>
+        <w:t>•  &gt;3–5 years</w:t>
+      </w:r>
+    </w:p>
+    <w:p>
+      <w:pPr>
+        <w:spacing w:after="40"/>
+        <w:ind w:left="369" w:hanging="198"/>
+      </w:pPr>
+      <w:r>
+        <w:t>•  &gt;5 years</w:t>
+      </w:r>
+    </w:p>
+    <w:p>
+      <w:pPr>
+        <w:spacing w:after="40"/>
+        <w:ind w:left="369" w:hanging="198"/>
+      </w:pPr>
+      <w:r>
+        <w:t>•  Other</w:t>
+      </w:r>
+    </w:p>
+    <w:p>
+      <w:pPr>
+        <w:pStyle w:val="Heading2"/>
+      </w:pPr>
+      <w:r>
+        <w:t>Q16. Which costs may arise when terminating the contract or switching to another solution?</w:t>
       </w:r>
     </w:p>
     <w:p>
@@ -737,79 +1489,43 @@
         <w:ind w:left="369" w:hanging="198"/>
       </w:pPr>
       <w:r>
-        <w:t>•  Encryption of data at rest</w:t>
-      </w:r>
-    </w:p>
-    <w:p>
-      <w:pPr>
-        <w:spacing w:after="40"/>
-        <w:ind w:left="369" w:hanging="198"/>
-      </w:pPr>
-      <w:r>
-        <w:t>•  Encryption of data in transit</w:t>
-      </w:r>
-    </w:p>
-    <w:p>
-      <w:pPr>
-        <w:spacing w:after="40"/>
-        <w:ind w:left="369" w:hanging="198"/>
-      </w:pPr>
-      <w:r>
-        <w:t>•  Role-based access control (RBAC)</w:t>
-      </w:r>
-    </w:p>
-    <w:p>
-      <w:pPr>
-        <w:spacing w:after="40"/>
-        <w:ind w:left="369" w:hanging="198"/>
-      </w:pPr>
-      <w:r>
-        <w:t>•  Emergency access / break-glass with audit trail</w:t>
-      </w:r>
-    </w:p>
-    <w:p>
-      <w:pPr>
-        <w:spacing w:after="40"/>
-        <w:ind w:left="369" w:hanging="198"/>
-      </w:pPr>
-      <w:r>
-        <w:t>•  Fine-grained access controls for clinical data</w:t>
-      </w:r>
-    </w:p>
-    <w:p>
-      <w:pPr>
-        <w:spacing w:after="40"/>
-        <w:ind w:left="369" w:hanging="198"/>
-      </w:pPr>
-      <w:r>
-        <w:t>•  Multi-factor authentication (MFA)</w:t>
-      </w:r>
-    </w:p>
-    <w:p>
-      <w:pPr>
-        <w:spacing w:after="40"/>
-        <w:ind w:left="369" w:hanging="198"/>
-      </w:pPr>
-      <w:r>
-        <w:t>•  Single sign-on / hospital identity management integration</w:t>
-      </w:r>
-    </w:p>
-    <w:p>
-      <w:pPr>
-        <w:spacing w:after="40"/>
-        <w:ind w:left="369" w:hanging="198"/>
-      </w:pPr>
-      <w:r>
-        <w:t>•  Comprehensive audit logging of access to patient data</w:t>
-      </w:r>
-    </w:p>
-    <w:p>
-      <w:pPr>
-        <w:spacing w:after="40"/>
-        <w:ind w:left="369" w:hanging="198"/>
-      </w:pPr>
-      <w:r>
-        <w:t>•  Monitoring/alerting for unauthorized or suspicious access</w:t>
+        <w:t>•  No specific termination/exit fee</w:t>
+      </w:r>
+    </w:p>
+    <w:p>
+      <w:pPr>
+        <w:spacing w:after="40"/>
+        <w:ind w:left="369" w:hanging="198"/>
+      </w:pPr>
+      <w:r>
+        <w:t>•  Data extraction/export fee</w:t>
+      </w:r>
+    </w:p>
+    <w:p>
+      <w:pPr>
+        <w:spacing w:after="40"/>
+        <w:ind w:left="369" w:hanging="198"/>
+      </w:pPr>
+      <w:r>
+        <w:t>•  Vendor support for migration is charged separately</w:t>
+      </w:r>
+    </w:p>
+    <w:p>
+      <w:pPr>
+        <w:spacing w:after="40"/>
+        <w:ind w:left="369" w:hanging="198"/>
+      </w:pPr>
+      <w:r>
+        <w:t>•  Continued access/read-only access is charged separately</w:t>
+      </w:r>
+    </w:p>
+    <w:p>
+      <w:pPr>
+        <w:spacing w:after="40"/>
+        <w:ind w:left="369" w:hanging="198"/>
+      </w:pPr>
+      <w:r>
+        <w:t>•  Decommissioning/archiving fees</w:t>
       </w:r>
     </w:p>
     <w:p>
@@ -823,10 +1539,31 @@
     </w:p>
     <w:p>
       <w:pPr>
+        <w:pStyle w:val="Heading1"/>
+      </w:pPr>
+      <w:r>
+        <w:t>2.1 CIS Third Party Ecosystem</w:t>
+      </w:r>
+    </w:p>
+    <w:p>
+      <w:pPr>
         <w:pStyle w:val="Heading2"/>
       </w:pPr>
       <w:r>
-        <w:t>Q10. Which certifications, attestations or regulatory conformity assessments currently apply to the solution or organization operating it?</w:t>
+        <w:t>Q17. How can third-party clinical applications be integrated into the solution?</w:t>
+      </w:r>
+    </w:p>
+    <w:p>
+      <w:pPr>
+        <w:spacing w:after="100"/>
+      </w:pPr>
+      <w:r>
+        <w:rPr>
+          <w:i/>
+          <w:color w:val="5C696E"/>
+          <w:sz w:val="17"/>
+        </w:rPr>
+        <w:t>A only. Follow-up questions about developer access appear when third-party integration is supported.</w:t>
       </w:r>
     </w:p>
     <w:p>
@@ -848,79 +1585,96 @@
         <w:ind w:left="369" w:hanging="198"/>
       </w:pPr>
       <w:r>
-        <w:t>•  ISO/IEC 27001</w:t>
-      </w:r>
-    </w:p>
-    <w:p>
-      <w:pPr>
-        <w:spacing w:after="40"/>
-        <w:ind w:left="369" w:hanging="198"/>
-      </w:pPr>
-      <w:r>
-        <w:t>•  ISO 9001</w:t>
-      </w:r>
-    </w:p>
-    <w:p>
-      <w:pPr>
-        <w:spacing w:after="40"/>
-        <w:ind w:left="369" w:hanging="198"/>
-      </w:pPr>
-      <w:r>
-        <w:t>•  ISO 13485</w:t>
-      </w:r>
-    </w:p>
-    <w:p>
-      <w:pPr>
-        <w:spacing w:after="40"/>
-        <w:ind w:left="369" w:hanging="198"/>
-      </w:pPr>
-      <w:r>
-        <w:t>•  Medical device conformity under Swiss MedDO / EU MDR, where applicable</w:t>
-      </w:r>
-    </w:p>
-    <w:p>
-      <w:pPr>
-        <w:spacing w:after="40"/>
-        <w:ind w:left="369" w:hanging="198"/>
-      </w:pPr>
-      <w:r>
-        <w:t>•  EPR/EPD-related certification or conformity assessment, where applicable</w:t>
-      </w:r>
-    </w:p>
-    <w:p>
-      <w:pPr>
-        <w:spacing w:after="40"/>
-        <w:ind w:left="369" w:hanging="198"/>
-      </w:pPr>
-      <w:r>
-        <w:t>•  Other healthcare-specific certification/conformity assessment</w:t>
-      </w:r>
-    </w:p>
-    <w:p>
-      <w:pPr>
-        <w:spacing w:after="40"/>
-        <w:ind w:left="369" w:hanging="198"/>
-      </w:pPr>
-      <w:r>
-        <w:t>•  Other information-security certification/attestation</w:t>
-      </w:r>
-    </w:p>
-    <w:p>
-      <w:pPr>
-        <w:spacing w:after="40"/>
-        <w:ind w:left="369" w:hanging="198"/>
-      </w:pPr>
-      <w:r>
-        <w:t>•  None</w:t>
-      </w:r>
-    </w:p>
-    <w:p>
-      <w:pPr>
-        <w:spacing w:after="40"/>
-        <w:ind w:left="369" w:hanging="198"/>
-      </w:pPr>
-      <w:r>
-        <w:t>•  Not applicable</w:t>
+        <w:t>•  Embedded directly within the CIS user interface</w:t>
+      </w:r>
+    </w:p>
+    <w:p>
+      <w:pPr>
+        <w:spacing w:after="40"/>
+        <w:ind w:left="369" w:hanging="198"/>
+      </w:pPr>
+      <w:r>
+        <w:t>•  Launch a third-party application from within the CIS</w:t>
+      </w:r>
+    </w:p>
+    <w:p>
+      <w:pPr>
+        <w:spacing w:after="40"/>
+        <w:ind w:left="369" w:hanging="198"/>
+      </w:pPr>
+      <w:r>
+        <w:t>•  Single sign-on</w:t>
+      </w:r>
+    </w:p>
+    <w:p>
+      <w:pPr>
+        <w:spacing w:after="40"/>
+        <w:ind w:left="369" w:hanging="198"/>
+      </w:pPr>
+      <w:r>
+        <w:t>•  Patient/user context automatically transferred</w:t>
+      </w:r>
+    </w:p>
+    <w:p>
+      <w:pPr>
+        <w:spacing w:after="40"/>
+        <w:ind w:left="369" w:hanging="198"/>
+      </w:pPr>
+      <w:r>
+        <w:t>•  Access to clinical data through documented APIs</w:t>
+      </w:r>
+    </w:p>
+    <w:p>
+      <w:pPr>
+        <w:spacing w:after="40"/>
+        <w:ind w:left="369" w:hanging="198"/>
+      </w:pPr>
+      <w:r>
+        <w:t>•  Write-back through documented APIs</w:t>
+      </w:r>
+    </w:p>
+    <w:p>
+      <w:pPr>
+        <w:spacing w:after="40"/>
+        <w:ind w:left="369" w:hanging="198"/>
+      </w:pPr>
+      <w:r>
+        <w:t>•  Event/subscription-based integration</w:t>
+      </w:r>
+    </w:p>
+    <w:p>
+      <w:pPr>
+        <w:spacing w:after="40"/>
+        <w:ind w:left="369" w:hanging="198"/>
+      </w:pPr>
+      <w:r>
+        <w:t>•  Third-party applications can extend functionality without modification of the CIS core</w:t>
+      </w:r>
+    </w:p>
+    <w:p>
+      <w:pPr>
+        <w:spacing w:after="40"/>
+        <w:ind w:left="369" w:hanging="198"/>
+      </w:pPr>
+      <w:r>
+        <w:t>•  Other</w:t>
+      </w:r>
+    </w:p>
+    <w:p>
+      <w:pPr>
+        <w:spacing w:after="40"/>
+        <w:ind w:left="369" w:hanging="198"/>
+      </w:pPr>
+      <w:r>
+        <w:t>•  No third-party application integration is supported</w:t>
+      </w:r>
+    </w:p>
+    <w:p>
+      <w:pPr>
+        <w:pStyle w:val="Heading2"/>
+      </w:pPr>
+      <w:r>
+        <w:t>Q18. Can independent third-party developers develop and test integrations without involvement from the CIS vendor?</w:t>
       </w:r>
     </w:p>
     <w:p>
@@ -933,15 +1687,56 @@
           <w:color w:val="5C696E"/>
           <w:sz w:val="17"/>
         </w:rPr>
-        <w:t>Optional: Please specify certificate/assessment name, scope and validity.</w:t>
-      </w:r>
-    </w:p>
-    <w:p>
-      <w:pPr>
-        <w:pStyle w:val="Heading1"/>
-      </w:pPr>
-      <w:r>
-        <w:t>1.4 Governance</w:t>
+        <w:t>A only, when third-party applications are supported.</w:t>
+      </w:r>
+    </w:p>
+    <w:p>
+      <w:pPr>
+        <w:spacing w:after="100"/>
+      </w:pPr>
+      <w:r>
+        <w:rPr>
+          <w:i/>
+          <w:color w:val="5C696E"/>
+          <w:sz w:val="17"/>
+        </w:rPr>
+        <w:t>Select one answer.</w:t>
+      </w:r>
+    </w:p>
+    <w:p>
+      <w:pPr>
+        <w:spacing w:after="40"/>
+        <w:ind w:left="369" w:hanging="198"/>
+      </w:pPr>
+      <w:r>
+        <w:t>•  Yes, independently</w:t>
+      </w:r>
+    </w:p>
+    <w:p>
+      <w:pPr>
+        <w:spacing w:after="40"/>
+        <w:ind w:left="369" w:hanging="198"/>
+      </w:pPr>
+      <w:r>
+        <w:t>•  Yes, after registration/approval by the vendor</w:t>
+      </w:r>
+    </w:p>
+    <w:p>
+      <w:pPr>
+        <w:spacing w:after="40"/>
+        <w:ind w:left="369" w:hanging="198"/>
+      </w:pPr>
+      <w:r>
+        <w:t>•  No</w:t>
+      </w:r>
+    </w:p>
+    <w:p>
+      <w:pPr>
+        <w:spacing w:after="40"/>
+        <w:ind w:left="369" w:hanging="198"/>
+      </w:pPr>
+      <w:r>
+        <w:t>•  Other</w:t>
       </w:r>
     </w:p>
     <w:p>
@@ -949,7 +1744,20 @@
         <w:pStyle w:val="Heading2"/>
       </w:pPr>
       <w:r>
-        <w:t>Q11. How are customers formally involved in product roadmap and prioritisation?</w:t>
+        <w:t>Q19. Which resources are available to independent third-party developers?</w:t>
+      </w:r>
+    </w:p>
+    <w:p>
+      <w:pPr>
+        <w:spacing w:after="100"/>
+      </w:pPr>
+      <w:r>
+        <w:rPr>
+          <w:i/>
+          <w:color w:val="5C696E"/>
+          <w:sz w:val="17"/>
+        </w:rPr>
+        <w:t>A only, when third-party applications are supported.</w:t>
       </w:r>
     </w:p>
     <w:p>
@@ -971,52 +1779,79 @@
         <w:ind w:left="369" w:hanging="198"/>
       </w:pPr>
       <w:r>
-        <w:t>•  No formal customer involvement</w:t>
-      </w:r>
-    </w:p>
-    <w:p>
-      <w:pPr>
-        <w:spacing w:after="40"/>
-        <w:ind w:left="369" w:hanging="198"/>
-      </w:pPr>
-      <w:r>
-        <w:t>•  Customer feedback / feature requests</w:t>
-      </w:r>
-    </w:p>
-    <w:p>
-      <w:pPr>
-        <w:spacing w:after="40"/>
-        <w:ind w:left="369" w:hanging="198"/>
-      </w:pPr>
-      <w:r>
-        <w:t>•  Customer advisory board / user group</w:t>
-      </w:r>
-    </w:p>
-    <w:p>
-      <w:pPr>
-        <w:spacing w:after="40"/>
-        <w:ind w:left="369" w:hanging="198"/>
-      </w:pPr>
-      <w:r>
-        <w:t>•  Customers participate in formal prioritisation processes</w:t>
-      </w:r>
-    </w:p>
-    <w:p>
-      <w:pPr>
-        <w:spacing w:after="40"/>
-        <w:ind w:left="369" w:hanging="198"/>
-      </w:pPr>
-      <w:r>
-        <w:t>•  Customers have formal decision/voting rights over selected roadmap priorities</w:t>
-      </w:r>
-    </w:p>
-    <w:p>
-      <w:pPr>
-        <w:spacing w:after="40"/>
-        <w:ind w:left="369" w:hanging="198"/>
-      </w:pPr>
-      <w:r>
-        <w:t>•  Joint development / co-development with customers</w:t>
+        <w:t>•  Public API documentation</w:t>
+      </w:r>
+    </w:p>
+    <w:p>
+      <w:pPr>
+        <w:spacing w:after="40"/>
+        <w:ind w:left="369" w:hanging="198"/>
+      </w:pPr>
+      <w:r>
+        <w:t>•  Developer portal</w:t>
+      </w:r>
+    </w:p>
+    <w:p>
+      <w:pPr>
+        <w:spacing w:after="40"/>
+        <w:ind w:left="369" w:hanging="198"/>
+      </w:pPr>
+      <w:r>
+        <w:t>•  Sandbox/test environment</w:t>
+      </w:r>
+    </w:p>
+    <w:p>
+      <w:pPr>
+        <w:spacing w:after="40"/>
+        <w:ind w:left="369" w:hanging="198"/>
+      </w:pPr>
+      <w:r>
+        <w:t>•  Test/synthetic patient data</w:t>
+      </w:r>
+    </w:p>
+    <w:p>
+      <w:pPr>
+        <w:spacing w:after="40"/>
+        <w:ind w:left="369" w:hanging="198"/>
+      </w:pPr>
+      <w:r>
+        <w:t>•  SDKs/libraries</w:t>
+      </w:r>
+    </w:p>
+    <w:p>
+      <w:pPr>
+        <w:spacing w:after="40"/>
+        <w:ind w:left="369" w:hanging="198"/>
+      </w:pPr>
+      <w:r>
+        <w:t>•  Example applications/reference implementations</w:t>
+      </w:r>
+    </w:p>
+    <w:p>
+      <w:pPr>
+        <w:spacing w:after="40"/>
+        <w:ind w:left="369" w:hanging="198"/>
+      </w:pPr>
+      <w:r>
+        <w:t>•  Automated conformance/validation tools</w:t>
+      </w:r>
+    </w:p>
+    <w:p>
+      <w:pPr>
+        <w:spacing w:after="40"/>
+        <w:ind w:left="369" w:hanging="198"/>
+      </w:pPr>
+      <w:r>
+        <w:t>•  Certification process for third-party applications</w:t>
+      </w:r>
+    </w:p>
+    <w:p>
+      <w:pPr>
+        <w:spacing w:after="40"/>
+        <w:ind w:left="369" w:hanging="198"/>
+      </w:pPr>
+      <w:r>
+        <w:t>•  None</w:t>
       </w:r>
     </w:p>
     <w:p>
@@ -1033,7 +1868,856 @@
         <w:pStyle w:val="Heading2"/>
       </w:pPr>
       <w:r>
-        <w:t>Q12. How can the solution be configured or adapted to customer-specific requirements?</w:t>
+        <w:t>Q20. How are third-party applications approved for integration with the CIS?</w:t>
+      </w:r>
+    </w:p>
+    <w:p>
+      <w:pPr>
+        <w:spacing w:after="100"/>
+      </w:pPr>
+      <w:r>
+        <w:rPr>
+          <w:i/>
+          <w:color w:val="5C696E"/>
+          <w:sz w:val="17"/>
+        </w:rPr>
+        <w:t>A only, when third-party applications are supported.</w:t>
+      </w:r>
+    </w:p>
+    <w:p>
+      <w:pPr>
+        <w:spacing w:after="100"/>
+      </w:pPr>
+      <w:r>
+        <w:rPr>
+          <w:i/>
+          <w:color w:val="5C696E"/>
+          <w:sz w:val="17"/>
+        </w:rPr>
+        <w:t>Select all that apply.</w:t>
+      </w:r>
+    </w:p>
+    <w:p>
+      <w:pPr>
+        <w:spacing w:after="40"/>
+        <w:ind w:left="369" w:hanging="198"/>
+      </w:pPr>
+      <w:r>
+        <w:t>•  No vendor approval required if technical requirements are met</w:t>
+      </w:r>
+    </w:p>
+    <w:p>
+      <w:pPr>
+        <w:spacing w:after="40"/>
+        <w:ind w:left="369" w:hanging="198"/>
+      </w:pPr>
+      <w:r>
+        <w:t>•  Automated technical/conformance validation</w:t>
+      </w:r>
+    </w:p>
+    <w:p>
+      <w:pPr>
+        <w:spacing w:after="40"/>
+        <w:ind w:left="369" w:hanging="198"/>
+      </w:pPr>
+      <w:r>
+        <w:t>•  Vendor technical review/certification</w:t>
+      </w:r>
+    </w:p>
+    <w:p>
+      <w:pPr>
+        <w:spacing w:after="40"/>
+        <w:ind w:left="369" w:hanging="198"/>
+      </w:pPr>
+      <w:r>
+        <w:t>•  Vendor commercial approval/agreement required</w:t>
+      </w:r>
+    </w:p>
+    <w:p>
+      <w:pPr>
+        <w:spacing w:after="40"/>
+        <w:ind w:left="369" w:hanging="198"/>
+      </w:pPr>
+      <w:r>
+        <w:t>•  Only selected vendor partners can integrate</w:t>
+      </w:r>
+    </w:p>
+    <w:p>
+      <w:pPr>
+        <w:spacing w:after="40"/>
+        <w:ind w:left="369" w:hanging="198"/>
+      </w:pPr>
+      <w:r>
+        <w:t>•  Other</w:t>
+      </w:r>
+    </w:p>
+    <w:p>
+      <w:pPr>
+        <w:pStyle w:val="Heading1"/>
+      </w:pPr>
+      <w:r>
+        <w:t>2.2 External Application Integration</w:t>
+      </w:r>
+    </w:p>
+    <w:p>
+      <w:pPr>
+        <w:pStyle w:val="Heading2"/>
+      </w:pPr>
+      <w:r>
+        <w:t>Q21. Which standardized mechanisms for third-party application integration are supported?</w:t>
+      </w:r>
+    </w:p>
+    <w:p>
+      <w:pPr>
+        <w:spacing w:after="100"/>
+      </w:pPr>
+      <w:r>
+        <w:rPr>
+          <w:i/>
+          <w:color w:val="5C696E"/>
+          <w:sz w:val="17"/>
+        </w:rPr>
+        <w:t>Asked for A, C, D or E solutions.</w:t>
+      </w:r>
+    </w:p>
+    <w:p>
+      <w:pPr>
+        <w:spacing w:after="100"/>
+      </w:pPr>
+      <w:r>
+        <w:rPr>
+          <w:i/>
+          <w:color w:val="5C696E"/>
+          <w:sz w:val="17"/>
+        </w:rPr>
+        <w:t>Select all that apply.</w:t>
+      </w:r>
+    </w:p>
+    <w:p>
+      <w:pPr>
+        <w:spacing w:after="40"/>
+        <w:ind w:left="369" w:hanging="198"/>
+      </w:pPr>
+      <w:r>
+        <w:t>•  SMART on FHIR</w:t>
+      </w:r>
+    </w:p>
+    <w:p>
+      <w:pPr>
+        <w:spacing w:after="40"/>
+        <w:ind w:left="369" w:hanging="198"/>
+      </w:pPr>
+      <w:r>
+        <w:t>•  OAuth 2.0 / OpenID Connect</w:t>
+      </w:r>
+    </w:p>
+    <w:p>
+      <w:pPr>
+        <w:spacing w:after="40"/>
+        <w:ind w:left="369" w:hanging="198"/>
+      </w:pPr>
+      <w:r>
+        <w:t>•  FHIR Subscriptions</w:t>
+      </w:r>
+    </w:p>
+    <w:p>
+      <w:pPr>
+        <w:spacing w:after="40"/>
+        <w:ind w:left="369" w:hanging="198"/>
+      </w:pPr>
+      <w:r>
+        <w:t>•  CDS Hooks</w:t>
+      </w:r>
+    </w:p>
+    <w:p>
+      <w:pPr>
+        <w:spacing w:after="40"/>
+        <w:ind w:left="369" w:hanging="198"/>
+      </w:pPr>
+      <w:r>
+        <w:t>•  Other</w:t>
+      </w:r>
+    </w:p>
+    <w:p>
+      <w:pPr>
+        <w:spacing w:after="40"/>
+        <w:ind w:left="369" w:hanging="198"/>
+      </w:pPr>
+      <w:r>
+        <w:t>•  None</w:t>
+      </w:r>
+    </w:p>
+    <w:p>
+      <w:pPr>
+        <w:pStyle w:val="Heading1"/>
+      </w:pPr>
+      <w:r>
+        <w:t>2.3 Clinical Data Capabilities and Use</w:t>
+      </w:r>
+    </w:p>
+    <w:p>
+      <w:pPr>
+        <w:pStyle w:val="Heading2"/>
+      </w:pPr>
+      <w:r>
+        <w:t>Q22. For which types of clinical information is structured representation routinely used?</w:t>
+      </w:r>
+    </w:p>
+    <w:p>
+      <w:pPr>
+        <w:spacing w:after="100"/>
+      </w:pPr>
+      <w:r>
+        <w:rPr>
+          <w:i/>
+          <w:color w:val="5C696E"/>
+          <w:sz w:val="17"/>
+        </w:rPr>
+        <w:t>A, C, D or E, when the solution stores or manages clinical information.</w:t>
+      </w:r>
+    </w:p>
+    <w:p>
+      <w:pPr>
+        <w:spacing w:after="100"/>
+      </w:pPr>
+      <w:r>
+        <w:rPr>
+          <w:i/>
+          <w:color w:val="5C696E"/>
+          <w:sz w:val="17"/>
+        </w:rPr>
+        <w:t>Select all that apply.</w:t>
+      </w:r>
+    </w:p>
+    <w:p>
+      <w:pPr>
+        <w:spacing w:after="40"/>
+        <w:ind w:left="369" w:hanging="198"/>
+      </w:pPr>
+      <w:r>
+        <w:t>•  Diagnoses</w:t>
+      </w:r>
+    </w:p>
+    <w:p>
+      <w:pPr>
+        <w:spacing w:after="40"/>
+        <w:ind w:left="369" w:hanging="198"/>
+      </w:pPr>
+      <w:r>
+        <w:t>•  Medications</w:t>
+      </w:r>
+    </w:p>
+    <w:p>
+      <w:pPr>
+        <w:spacing w:after="40"/>
+        <w:ind w:left="369" w:hanging="198"/>
+      </w:pPr>
+      <w:r>
+        <w:t>•  Allergies</w:t>
+      </w:r>
+    </w:p>
+    <w:p>
+      <w:pPr>
+        <w:spacing w:after="40"/>
+        <w:ind w:left="369" w:hanging="198"/>
+      </w:pPr>
+      <w:r>
+        <w:t>•  Laboratory results</w:t>
+      </w:r>
+    </w:p>
+    <w:p>
+      <w:pPr>
+        <w:spacing w:after="40"/>
+        <w:ind w:left="369" w:hanging="198"/>
+      </w:pPr>
+      <w:r>
+        <w:t>•  Vital signs</w:t>
+      </w:r>
+    </w:p>
+    <w:p>
+      <w:pPr>
+        <w:spacing w:after="40"/>
+        <w:ind w:left="369" w:hanging="198"/>
+      </w:pPr>
+      <w:r>
+        <w:t>•  Procedures</w:t>
+      </w:r>
+    </w:p>
+    <w:p>
+      <w:pPr>
+        <w:spacing w:after="40"/>
+        <w:ind w:left="369" w:hanging="198"/>
+      </w:pPr>
+      <w:r>
+        <w:t>•  Clinical observations</w:t>
+      </w:r>
+    </w:p>
+    <w:p>
+      <w:pPr>
+        <w:spacing w:after="40"/>
+        <w:ind w:left="369" w:hanging="198"/>
+      </w:pPr>
+      <w:r>
+        <w:t>•  Problem lists</w:t>
+      </w:r>
+    </w:p>
+    <w:p>
+      <w:pPr>
+        <w:spacing w:after="40"/>
+        <w:ind w:left="369" w:hanging="198"/>
+      </w:pPr>
+      <w:r>
+        <w:t>•  Questionnaires / PROMs</w:t>
+      </w:r>
+    </w:p>
+    <w:p>
+      <w:pPr>
+        <w:spacing w:after="40"/>
+        <w:ind w:left="369" w:hanging="198"/>
+      </w:pPr>
+      <w:r>
+        <w:t>•  Clinical notes</w:t>
+      </w:r>
+    </w:p>
+    <w:p>
+      <w:pPr>
+        <w:spacing w:after="40"/>
+        <w:ind w:left="369" w:hanging="198"/>
+      </w:pPr>
+      <w:r>
+        <w:t>•  Other</w:t>
+      </w:r>
+    </w:p>
+    <w:p>
+      <w:pPr>
+        <w:spacing w:after="40"/>
+        <w:ind w:left="369" w:hanging="198"/>
+      </w:pPr>
+      <w:r>
+        <w:t>•  None / predominantly unstructured clinical information</w:t>
+      </w:r>
+    </w:p>
+    <w:p>
+      <w:pPr>
+        <w:pStyle w:val="Heading2"/>
+      </w:pPr>
+      <w:r>
+        <w:t>Q23. Which clinical terminologies, classifications or coding systems are supported?</w:t>
+      </w:r>
+    </w:p>
+    <w:p>
+      <w:pPr>
+        <w:spacing w:after="100"/>
+      </w:pPr>
+      <w:r>
+        <w:rPr>
+          <w:i/>
+          <w:color w:val="5C696E"/>
+          <w:sz w:val="17"/>
+        </w:rPr>
+        <w:t>A, C, D or E, when the solution stores or manages clinical information.</w:t>
+      </w:r>
+    </w:p>
+    <w:p>
+      <w:pPr>
+        <w:spacing w:after="100"/>
+      </w:pPr>
+      <w:r>
+        <w:rPr>
+          <w:i/>
+          <w:color w:val="5C696E"/>
+          <w:sz w:val="17"/>
+        </w:rPr>
+        <w:t>Select all that apply.</w:t>
+      </w:r>
+    </w:p>
+    <w:p>
+      <w:pPr>
+        <w:spacing w:after="40"/>
+        <w:ind w:left="369" w:hanging="198"/>
+      </w:pPr>
+      <w:r>
+        <w:t>•  SNOMED CT</w:t>
+      </w:r>
+    </w:p>
+    <w:p>
+      <w:pPr>
+        <w:spacing w:after="40"/>
+        <w:ind w:left="369" w:hanging="198"/>
+      </w:pPr>
+      <w:r>
+        <w:t>•  LOINC</w:t>
+      </w:r>
+    </w:p>
+    <w:p>
+      <w:pPr>
+        <w:spacing w:after="40"/>
+        <w:ind w:left="369" w:hanging="198"/>
+      </w:pPr>
+      <w:r>
+        <w:t>•  ICD-10 / ICD-11</w:t>
+      </w:r>
+    </w:p>
+    <w:p>
+      <w:pPr>
+        <w:spacing w:after="40"/>
+        <w:ind w:left="369" w:hanging="198"/>
+      </w:pPr>
+      <w:r>
+        <w:t>•  ATC</w:t>
+      </w:r>
+    </w:p>
+    <w:p>
+      <w:pPr>
+        <w:spacing w:after="40"/>
+        <w:ind w:left="369" w:hanging="198"/>
+      </w:pPr>
+      <w:r>
+        <w:t>•  UCUM</w:t>
+      </w:r>
+    </w:p>
+    <w:p>
+      <w:pPr>
+        <w:spacing w:after="40"/>
+        <w:ind w:left="369" w:hanging="198"/>
+      </w:pPr>
+      <w:r>
+        <w:t>•  Proprietary terminology/coding only</w:t>
+      </w:r>
+    </w:p>
+    <w:p>
+      <w:pPr>
+        <w:spacing w:after="40"/>
+        <w:ind w:left="369" w:hanging="198"/>
+      </w:pPr>
+      <w:r>
+        <w:t>•  Other</w:t>
+      </w:r>
+    </w:p>
+    <w:p>
+      <w:pPr>
+        <w:spacing w:after="40"/>
+        <w:ind w:left="369" w:hanging="198"/>
+      </w:pPr>
+      <w:r>
+        <w:t>•  None</w:t>
+      </w:r>
+    </w:p>
+    <w:p>
+      <w:pPr>
+        <w:pStyle w:val="Heading2"/>
+      </w:pPr>
+      <w:r>
+        <w:t>Q24. Which standardized clinical data models or representations are supported?</w:t>
+      </w:r>
+    </w:p>
+    <w:p>
+      <w:pPr>
+        <w:spacing w:after="100"/>
+      </w:pPr>
+      <w:r>
+        <w:rPr>
+          <w:i/>
+          <w:color w:val="5C696E"/>
+          <w:sz w:val="17"/>
+        </w:rPr>
+        <w:t>A, C, D or E, when the solution stores or manages clinical information.</w:t>
+      </w:r>
+    </w:p>
+    <w:p>
+      <w:pPr>
+        <w:spacing w:after="100"/>
+      </w:pPr>
+      <w:r>
+        <w:rPr>
+          <w:i/>
+          <w:color w:val="5C696E"/>
+          <w:sz w:val="17"/>
+        </w:rPr>
+        <w:t>Select all that apply.</w:t>
+      </w:r>
+    </w:p>
+    <w:p>
+      <w:pPr>
+        <w:spacing w:after="40"/>
+        <w:ind w:left="369" w:hanging="198"/>
+      </w:pPr>
+      <w:r>
+        <w:t>•  openEHR archetypes/templates</w:t>
+      </w:r>
+    </w:p>
+    <w:p>
+      <w:pPr>
+        <w:spacing w:after="40"/>
+        <w:ind w:left="369" w:hanging="198"/>
+      </w:pPr>
+      <w:r>
+        <w:t>•  HL7 FHIR resources/profiles</w:t>
+      </w:r>
+    </w:p>
+    <w:p>
+      <w:pPr>
+        <w:spacing w:after="40"/>
+        <w:ind w:left="369" w:hanging="198"/>
+      </w:pPr>
+      <w:r>
+        <w:t>•  OMOP Common Data Model</w:t>
+      </w:r>
+    </w:p>
+    <w:p>
+      <w:pPr>
+        <w:spacing w:after="40"/>
+        <w:ind w:left="369" w:hanging="198"/>
+      </w:pPr>
+      <w:r>
+        <w:t>•  Proprietary data model</w:t>
+      </w:r>
+    </w:p>
+    <w:p>
+      <w:pPr>
+        <w:spacing w:after="40"/>
+        <w:ind w:left="369" w:hanging="198"/>
+      </w:pPr>
+      <w:r>
+        <w:t>•  Other</w:t>
+      </w:r>
+    </w:p>
+    <w:p>
+      <w:pPr>
+        <w:spacing w:after="40"/>
+        <w:ind w:left="369" w:hanging="198"/>
+      </w:pPr>
+      <w:r>
+        <w:t>•  None</w:t>
+      </w:r>
+    </w:p>
+    <w:p>
+      <w:pPr>
+        <w:pStyle w:val="Heading2"/>
+      </w:pPr>
+      <w:r>
+        <w:t>Q25. How can clinical data be accessed for reporting and analysis?</w:t>
+      </w:r>
+    </w:p>
+    <w:p>
+      <w:pPr>
+        <w:spacing w:after="100"/>
+      </w:pPr>
+      <w:r>
+        <w:rPr>
+          <w:i/>
+          <w:color w:val="5C696E"/>
+          <w:sz w:val="17"/>
+        </w:rPr>
+        <w:t>When the solution stores or manages clinical information.</w:t>
+      </w:r>
+    </w:p>
+    <w:p>
+      <w:pPr>
+        <w:spacing w:after="100"/>
+      </w:pPr>
+      <w:r>
+        <w:rPr>
+          <w:i/>
+          <w:color w:val="5C696E"/>
+          <w:sz w:val="17"/>
+        </w:rPr>
+        <w:t>Select all that apply.</w:t>
+      </w:r>
+    </w:p>
+    <w:p>
+      <w:pPr>
+        <w:spacing w:after="40"/>
+        <w:ind w:left="369" w:hanging="198"/>
+      </w:pPr>
+      <w:r>
+        <w:t>•  Built-in reporting</w:t>
+      </w:r>
+    </w:p>
+    <w:p>
+      <w:pPr>
+        <w:spacing w:after="40"/>
+        <w:ind w:left="369" w:hanging="198"/>
+      </w:pPr>
+      <w:r>
+        <w:t>•  Vendor-provided analytics platform / data warehouse</w:t>
+      </w:r>
+    </w:p>
+    <w:p>
+      <w:pPr>
+        <w:spacing w:after="40"/>
+        <w:ind w:left="369" w:hanging="198"/>
+      </w:pPr>
+      <w:r>
+        <w:t>•  Direct access to underlying analytical data store / data warehouse</w:t>
+      </w:r>
+    </w:p>
+    <w:p>
+      <w:pPr>
+        <w:spacing w:after="40"/>
+        <w:ind w:left="369" w:hanging="198"/>
+      </w:pPr>
+      <w:r>
+        <w:t>•  SQL/query access</w:t>
+      </w:r>
+    </w:p>
+    <w:p>
+      <w:pPr>
+        <w:spacing w:after="40"/>
+        <w:ind w:left="369" w:hanging="198"/>
+      </w:pPr>
+      <w:r>
+        <w:t>•  APIs</w:t>
+      </w:r>
+    </w:p>
+    <w:p>
+      <w:pPr>
+        <w:spacing w:after="40"/>
+        <w:ind w:left="369" w:hanging="198"/>
+      </w:pPr>
+      <w:r>
+        <w:t>•  Real-time/event streaming</w:t>
+      </w:r>
+    </w:p>
+    <w:p>
+      <w:pPr>
+        <w:spacing w:after="40"/>
+        <w:ind w:left="369" w:hanging="198"/>
+      </w:pPr>
+      <w:r>
+        <w:t>•  Other</w:t>
+      </w:r>
+    </w:p>
+    <w:p>
+      <w:pPr>
+        <w:spacing w:after="40"/>
+        <w:ind w:left="369" w:hanging="198"/>
+      </w:pPr>
+      <w:r>
+        <w:t>•  Not applicable / solution does not manage clinical data</w:t>
+      </w:r>
+    </w:p>
+    <w:p>
+      <w:pPr>
+        <w:pStyle w:val="Heading2"/>
+      </w:pPr>
+      <w:r>
+        <w:t>Q26. What capabilities are provided to support research use of clinical data?</w:t>
+      </w:r>
+    </w:p>
+    <w:p>
+      <w:pPr>
+        <w:spacing w:after="100"/>
+      </w:pPr>
+      <w:r>
+        <w:rPr>
+          <w:i/>
+          <w:color w:val="5C696E"/>
+          <w:sz w:val="17"/>
+        </w:rPr>
+        <w:t>When the solution stores or manages clinical information.</w:t>
+      </w:r>
+    </w:p>
+    <w:p>
+      <w:pPr>
+        <w:spacing w:after="100"/>
+      </w:pPr>
+      <w:r>
+        <w:rPr>
+          <w:i/>
+          <w:color w:val="5C696E"/>
+          <w:sz w:val="17"/>
+        </w:rPr>
+        <w:t>Select all that apply.</w:t>
+      </w:r>
+    </w:p>
+    <w:p>
+      <w:pPr>
+        <w:spacing w:after="40"/>
+        <w:ind w:left="369" w:hanging="198"/>
+      </w:pPr>
+      <w:r>
+        <w:t>•  Cohort identification / builder</w:t>
+      </w:r>
+    </w:p>
+    <w:p>
+      <w:pPr>
+        <w:spacing w:after="40"/>
+        <w:ind w:left="369" w:hanging="198"/>
+      </w:pPr>
+      <w:r>
+        <w:t>•  OMOP CDM</w:t>
+      </w:r>
+    </w:p>
+    <w:p>
+      <w:pPr>
+        <w:spacing w:after="40"/>
+        <w:ind w:left="369" w:hanging="198"/>
+      </w:pPr>
+      <w:r>
+        <w:t>•  De-identification/pseudonymisation tools</w:t>
+      </w:r>
+    </w:p>
+    <w:p>
+      <w:pPr>
+        <w:spacing w:after="40"/>
+        <w:ind w:left="369" w:hanging="198"/>
+      </w:pPr>
+      <w:r>
+        <w:t>•  Research APIs/data extraction</w:t>
+      </w:r>
+    </w:p>
+    <w:p>
+      <w:pPr>
+        <w:spacing w:after="40"/>
+        <w:ind w:left="369" w:hanging="198"/>
+      </w:pPr>
+      <w:r>
+        <w:t>•  Standardized data exchange with clinical registries</w:t>
+      </w:r>
+    </w:p>
+    <w:p>
+      <w:pPr>
+        <w:spacing w:after="40"/>
+        <w:ind w:left="369" w:hanging="198"/>
+      </w:pPr>
+      <w:r>
+        <w:t>•  Standardized data exchange with research infrastructures</w:t>
+      </w:r>
+    </w:p>
+    <w:p>
+      <w:pPr>
+        <w:spacing w:after="40"/>
+        <w:ind w:left="369" w:hanging="198"/>
+      </w:pPr>
+      <w:r>
+        <w:t>•  Other</w:t>
+      </w:r>
+    </w:p>
+    <w:p>
+      <w:pPr>
+        <w:spacing w:after="40"/>
+        <w:ind w:left="369" w:hanging="198"/>
+      </w:pPr>
+      <w:r>
+        <w:t>•  None</w:t>
+      </w:r>
+    </w:p>
+    <w:p>
+      <w:pPr>
+        <w:pStyle w:val="Heading2"/>
+      </w:pPr>
+      <w:r>
+        <w:t>Q27. Does the solution provide functionality for governing secondary use of clinical data?</w:t>
+      </w:r>
+    </w:p>
+    <w:p>
+      <w:pPr>
+        <w:spacing w:after="100"/>
+      </w:pPr>
+      <w:r>
+        <w:rPr>
+          <w:i/>
+          <w:color w:val="5C696E"/>
+          <w:sz w:val="17"/>
+        </w:rPr>
+        <w:t>When the solution stores or manages clinical information.</w:t>
+      </w:r>
+    </w:p>
+    <w:p>
+      <w:pPr>
+        <w:spacing w:after="100"/>
+      </w:pPr>
+      <w:r>
+        <w:rPr>
+          <w:i/>
+          <w:color w:val="5C696E"/>
+          <w:sz w:val="17"/>
+        </w:rPr>
+        <w:t>Select all that apply.</w:t>
+      </w:r>
+    </w:p>
+    <w:p>
+      <w:pPr>
+        <w:spacing w:after="40"/>
+        <w:ind w:left="369" w:hanging="198"/>
+      </w:pPr>
+      <w:r>
+        <w:t>•  Patient consent management</w:t>
+      </w:r>
+    </w:p>
+    <w:p>
+      <w:pPr>
+        <w:spacing w:after="40"/>
+        <w:ind w:left="369" w:hanging="198"/>
+      </w:pPr>
+      <w:r>
+        <w:t>•  Purpose/data-use restrictions</w:t>
+      </w:r>
+    </w:p>
+    <w:p>
+      <w:pPr>
+        <w:spacing w:after="40"/>
+        <w:ind w:left="369" w:hanging="198"/>
+      </w:pPr>
+      <w:r>
+        <w:t>•  Role/project-based data access</w:t>
+      </w:r>
+    </w:p>
+    <w:p>
+      <w:pPr>
+        <w:spacing w:after="40"/>
+        <w:ind w:left="369" w:hanging="198"/>
+      </w:pPr>
+      <w:r>
+        <w:t>•  Audit trail of secondary data use</w:t>
+      </w:r>
+    </w:p>
+    <w:p>
+      <w:pPr>
+        <w:spacing w:after="40"/>
+        <w:ind w:left="369" w:hanging="198"/>
+      </w:pPr>
+      <w:r>
+        <w:t>•  Other</w:t>
+      </w:r>
+    </w:p>
+    <w:p>
+      <w:pPr>
+        <w:spacing w:after="40"/>
+        <w:ind w:left="369" w:hanging="198"/>
+      </w:pPr>
+      <w:r>
+        <w:t>•  None</w:t>
+      </w:r>
+    </w:p>
+    <w:p>
+      <w:pPr>
+        <w:pStyle w:val="Heading1"/>
+      </w:pPr>
+      <w:r>
+        <w:t>2.4 Clinical Records and Patient Data</w:t>
+      </w:r>
+    </w:p>
+    <w:p>
+      <w:pPr>
+        <w:pStyle w:val="Heading2"/>
+      </w:pPr>
+      <w:r>
+        <w:t>Q28. How are clinical documents and images retained for long-term access?</w:t>
+      </w:r>
+    </w:p>
+    <w:p>
+      <w:pPr>
+        <w:spacing w:after="100"/>
+      </w:pPr>
+      <w:r>
+        <w:rPr>
+          <w:i/>
+          <w:color w:val="5C696E"/>
+          <w:sz w:val="17"/>
+        </w:rPr>
+        <w:t>When the solution retains individual clinical documents or images, or an ongoing clinical record.</w:t>
       </w:r>
     </w:p>
     <w:p>
@@ -1055,34 +2739,34 @@
         <w:ind w:left="369" w:hanging="198"/>
       </w:pPr>
       <w:r>
-        <w:t>•  Most standard configuration can be performed independently by trained customer administrators</w:t>
-      </w:r>
-    </w:p>
-    <w:p>
-      <w:pPr>
-        <w:spacing w:after="40"/>
-        <w:ind w:left="369" w:hanging="198"/>
-      </w:pPr>
-      <w:r>
-        <w:t>•  Some configuration can be performed by the customer</w:t>
-      </w:r>
-    </w:p>
-    <w:p>
-      <w:pPr>
-        <w:spacing w:after="40"/>
-        <w:ind w:left="369" w:hanging="198"/>
-      </w:pPr>
-      <w:r>
-        <w:t>•  Configuration generally requires vendor or implementation-partner support</w:t>
-      </w:r>
-    </w:p>
-    <w:p>
-      <w:pPr>
-        <w:spacing w:after="40"/>
-        <w:ind w:left="369" w:hanging="198"/>
-      </w:pPr>
-      <w:r>
-        <w:t>•  Customer-specific adaptations generally require software development</w:t>
+        <w:t>•  Stored within the solution / solution-specific repository</w:t>
+      </w:r>
+    </w:p>
+    <w:p>
+      <w:pPr>
+        <w:spacing w:after="40"/>
+        <w:ind w:left="369" w:hanging="198"/>
+      </w:pPr>
+      <w:r>
+        <w:t>•  Stored in an external archive controlled by the vendor</w:t>
+      </w:r>
+    </w:p>
+    <w:p>
+      <w:pPr>
+        <w:spacing w:after="40"/>
+        <w:ind w:left="369" w:hanging="198"/>
+      </w:pPr>
+      <w:r>
+        <w:t>•  Stored in a vendor-neutral archive/repository</w:t>
+      </w:r>
+    </w:p>
+    <w:p>
+      <w:pPr>
+        <w:spacing w:after="40"/>
+        <w:ind w:left="369" w:hanging="198"/>
+      </w:pPr>
+      <w:r>
+        <w:t>•  Combination of the above</w:t>
       </w:r>
     </w:p>
     <w:p>
@@ -1099,7 +2783,463 @@
         <w:pStyle w:val="Heading2"/>
       </w:pPr>
       <w:r>
-        <w:t>Q13. What provisions are available to support transition to another solution at contract termination?</w:t>
+        <w:t>Q29. Can the customer export the complete longitudinal clinical record in a structured format that can be imported and reused by another system?</w:t>
+      </w:r>
+    </w:p>
+    <w:p>
+      <w:pPr>
+        <w:spacing w:after="100"/>
+      </w:pPr>
+      <w:r>
+        <w:rPr>
+          <w:i/>
+          <w:color w:val="5C696E"/>
+          <w:sz w:val="17"/>
+        </w:rPr>
+        <w:t>When the solution retains a longitudinal clinical record.</w:t>
+      </w:r>
+    </w:p>
+    <w:p>
+      <w:pPr>
+        <w:spacing w:after="100"/>
+      </w:pPr>
+      <w:r>
+        <w:rPr>
+          <w:i/>
+          <w:color w:val="5C696E"/>
+          <w:sz w:val="17"/>
+        </w:rPr>
+        <w:t>Select one answer.</w:t>
+      </w:r>
+    </w:p>
+    <w:p>
+      <w:pPr>
+        <w:spacing w:after="40"/>
+        <w:ind w:left="369" w:hanging="198"/>
+      </w:pPr>
+      <w:r>
+        <w:t>•  Yes, complete export in standardized/vendor-neutral formats</w:t>
+      </w:r>
+    </w:p>
+    <w:p>
+      <w:pPr>
+        <w:spacing w:after="40"/>
+        <w:ind w:left="369" w:hanging="198"/>
+      </w:pPr>
+      <w:r>
+        <w:t>•  Yes, complete export, but partly in proprietary formats</w:t>
+      </w:r>
+    </w:p>
+    <w:p>
+      <w:pPr>
+        <w:spacing w:after="40"/>
+        <w:ind w:left="369" w:hanging="198"/>
+      </w:pPr>
+      <w:r>
+        <w:t>•  Partial export only</w:t>
+      </w:r>
+    </w:p>
+    <w:p>
+      <w:pPr>
+        <w:spacing w:after="40"/>
+        <w:ind w:left="369" w:hanging="198"/>
+      </w:pPr>
+      <w:r>
+        <w:t>•  Export requires vendor-specific migration/conversion services</w:t>
+      </w:r>
+    </w:p>
+    <w:p>
+      <w:pPr>
+        <w:spacing w:after="40"/>
+        <w:ind w:left="369" w:hanging="198"/>
+      </w:pPr>
+      <w:r>
+        <w:t>•  Other</w:t>
+      </w:r>
+    </w:p>
+    <w:p>
+      <w:pPr>
+        <w:pStyle w:val="Heading2"/>
+      </w:pPr>
+      <w:r>
+        <w:t>Q30. Which data cannot be exported in a standardized/vendor-neutral format or requires vendor-specific migration/conversion? Describe data types, formats and dependencies.</w:t>
+      </w:r>
+    </w:p>
+    <w:p>
+      <w:pPr>
+        <w:spacing w:after="100"/>
+      </w:pPr>
+      <w:r>
+        <w:rPr>
+          <w:i/>
+          <w:color w:val="5C696E"/>
+          <w:sz w:val="17"/>
+        </w:rPr>
+        <w:t>When the record export answer is Partial, requires vendor-specific migration, or Other.</w:t>
+      </w:r>
+    </w:p>
+    <w:p>
+      <w:pPr>
+        <w:spacing w:after="100"/>
+      </w:pPr>
+      <w:r>
+        <w:rPr>
+          <w:i/>
+          <w:color w:val="5C696E"/>
+          <w:sz w:val="17"/>
+        </w:rPr>
+        <w:t>Free-text answer.</w:t>
+      </w:r>
+    </w:p>
+    <w:p>
+      <w:pPr>
+        <w:pStyle w:val="Heading2"/>
+      </w:pPr>
+      <w:r>
+        <w:t>Q31. Can customers require that all patient data, including backups and disaster-recovery copies, remains exclusively within Switzerland?</w:t>
+      </w:r>
+    </w:p>
+    <w:p>
+      <w:pPr>
+        <w:spacing w:after="100"/>
+      </w:pPr>
+      <w:r>
+        <w:rPr>
+          <w:i/>
+          <w:color w:val="5C696E"/>
+          <w:sz w:val="17"/>
+        </w:rPr>
+        <w:t>When the solution retains patient information.</w:t>
+      </w:r>
+    </w:p>
+    <w:p>
+      <w:pPr>
+        <w:spacing w:after="100"/>
+      </w:pPr>
+      <w:r>
+        <w:rPr>
+          <w:i/>
+          <w:color w:val="5C696E"/>
+          <w:sz w:val="17"/>
+        </w:rPr>
+        <w:t>Select one answer.</w:t>
+      </w:r>
+    </w:p>
+    <w:p>
+      <w:pPr>
+        <w:spacing w:after="40"/>
+        <w:ind w:left="369" w:hanging="198"/>
+      </w:pPr>
+      <w:r>
+        <w:t>•  Yes</w:t>
+      </w:r>
+    </w:p>
+    <w:p>
+      <w:pPr>
+        <w:spacing w:after="40"/>
+        <w:ind w:left="369" w:hanging="198"/>
+      </w:pPr>
+      <w:r>
+        <w:t>•  Yes, but subject to specific deployment/hosting model</w:t>
+      </w:r>
+    </w:p>
+    <w:p>
+      <w:pPr>
+        <w:spacing w:after="40"/>
+        <w:ind w:left="369" w:hanging="198"/>
+      </w:pPr>
+      <w:r>
+        <w:t>•  No</w:t>
+      </w:r>
+    </w:p>
+    <w:p>
+      <w:pPr>
+        <w:pStyle w:val="Heading1"/>
+      </w:pPr>
+      <w:r>
+        <w:t>2.5 HCP Facing Solutions</w:t>
+      </w:r>
+    </w:p>
+    <w:p>
+      <w:pPr>
+        <w:pStyle w:val="Heading2"/>
+      </w:pPr>
+      <w:r>
+        <w:t>Q32. Describe your core CIS coverage, external integrations and specialized functions.</w:t>
+      </w:r>
+    </w:p>
+    <w:p>
+      <w:pPr>
+        <w:spacing w:after="100"/>
+      </w:pPr>
+      <w:r>
+        <w:rPr>
+          <w:i/>
+          <w:color w:val="5C696E"/>
+          <w:sz w:val="17"/>
+        </w:rPr>
+        <w:t>A and C. The title adapts to the selected category. Add one entry for each offering.</w:t>
+      </w:r>
+    </w:p>
+    <w:p>
+      <w:pPr>
+        <w:keepNext/>
+        <w:spacing w:before="160" w:after="60"/>
+      </w:pPr>
+      <w:r>
+        <w:rPr>
+          <w:b/>
+          <w:sz w:val="19"/>
+        </w:rPr>
+        <w:t>Core CIS platform for category A</w:t>
+      </w:r>
+    </w:p>
+    <w:p>
+      <w:pPr>
+        <w:spacing w:after="40"/>
+        <w:ind w:left="369" w:hanging="198"/>
+      </w:pPr>
+      <w:r>
+        <w:t>•  Core CIS platform name</w:t>
+      </w:r>
+    </w:p>
+    <w:p>
+      <w:pPr>
+        <w:spacing w:after="40"/>
+        <w:ind w:left="369" w:hanging="198"/>
+      </w:pPr>
+      <w:r>
+        <w:t>•  Functional areas covered</w:t>
+      </w:r>
+    </w:p>
+    <w:p>
+      <w:pPr>
+        <w:spacing w:after="40"/>
+        <w:ind w:left="369" w:hanging="198"/>
+      </w:pPr>
+      <w:r>
+        <w:t>•  Specialties covered or Across specialties</w:t>
+      </w:r>
+    </w:p>
+    <w:p>
+      <w:pPr>
+        <w:keepNext/>
+        <w:spacing w:before="160" w:after="60"/>
+      </w:pPr>
+      <w:r>
+        <w:rPr>
+          <w:b/>
+          <w:sz w:val="19"/>
+        </w:rPr>
+        <w:t>External integration for category A  Repeat for each product</w:t>
+      </w:r>
+    </w:p>
+    <w:p>
+      <w:pPr>
+        <w:spacing w:after="40"/>
+        <w:ind w:left="369" w:hanging="198"/>
+      </w:pPr>
+      <w:r>
+        <w:t>•  Product name</w:t>
+      </w:r>
+    </w:p>
+    <w:p>
+      <w:pPr>
+        <w:spacing w:after="40"/>
+        <w:ind w:left="369" w:hanging="198"/>
+      </w:pPr>
+      <w:r>
+        <w:t>•  Third-party company</w:t>
+      </w:r>
+    </w:p>
+    <w:p>
+      <w:pPr>
+        <w:spacing w:after="40"/>
+        <w:ind w:left="369" w:hanging="198"/>
+      </w:pPr>
+      <w:r>
+        <w:t>•  What is this integration used for?</w:t>
+      </w:r>
+    </w:p>
+    <w:p>
+      <w:pPr>
+        <w:spacing w:after="40"/>
+        <w:ind w:left="369" w:hanging="198"/>
+      </w:pPr>
+      <w:r>
+        <w:t>•  Specific functional areas and specialties</w:t>
+      </w:r>
+    </w:p>
+    <w:p>
+      <w:pPr>
+        <w:keepNext/>
+        <w:spacing w:before="160" w:after="60"/>
+      </w:pPr>
+      <w:r>
+        <w:rPr>
+          <w:b/>
+          <w:sz w:val="19"/>
+        </w:rPr>
+        <w:t>Specialized function for category C  Repeat for each function</w:t>
+      </w:r>
+    </w:p>
+    <w:p>
+      <w:pPr>
+        <w:spacing w:after="40"/>
+        <w:ind w:left="369" w:hanging="198"/>
+      </w:pPr>
+      <w:r>
+        <w:t>•  Solution or function name</w:t>
+      </w:r>
+    </w:p>
+    <w:p>
+      <w:pPr>
+        <w:spacing w:after="40"/>
+        <w:ind w:left="369" w:hanging="198"/>
+      </w:pPr>
+      <w:r>
+        <w:t>•  Brief description</w:t>
+      </w:r>
+    </w:p>
+    <w:p>
+      <w:pPr>
+        <w:spacing w:after="40"/>
+        <w:ind w:left="369" w:hanging="198"/>
+      </w:pPr>
+      <w:r>
+        <w:t>•  Specific functional areas and specialties</w:t>
+      </w:r>
+    </w:p>
+    <w:p>
+      <w:pPr>
+        <w:spacing w:after="40"/>
+        <w:ind w:left="369" w:hanging="198"/>
+      </w:pPr>
+      <w:r>
+        <w:t>•  Can be purchased and operated independently of a hospital-wide CIS  Yes or No</w:t>
+      </w:r>
+    </w:p>
+    <w:p>
+      <w:pPr>
+        <w:keepNext/>
+        <w:spacing w:before="160" w:after="60"/>
+      </w:pPr>
+      <w:r>
+        <w:rPr>
+          <w:b/>
+          <w:sz w:val="19"/>
+        </w:rPr>
+        <w:t>Workflow integration with the CIS  Asked for each specialized function and external integration</w:t>
+      </w:r>
+    </w:p>
+    <w:p>
+      <w:pPr>
+        <w:spacing w:after="40"/>
+        <w:ind w:left="369" w:hanging="198"/>
+      </w:pPr>
+      <w:r>
+        <w:t>•  Which data already in the CIS does this offering reuse? Patient details; medication data; laboratory results; none of these; not sure.</w:t>
+      </w:r>
+    </w:p>
+    <w:p>
+      <w:pPr>
+        <w:spacing w:after="40"/>
+        <w:ind w:left="369" w:hanging="198"/>
+      </w:pPr>
+      <w:r>
+        <w:t>•  Is information written back to the CIS? Automatically; only after a user action; manual transfer or duplicate entry; no information is written back; not sure or not applicable.</w:t>
+      </w:r>
+    </w:p>
+    <w:p>
+      <w:pPr>
+        <w:spacing w:after="40"/>
+        <w:ind w:left="369" w:hanging="198"/>
+      </w:pPr>
+      <w:r>
+        <w:t>•  Does the user need to open a separate application? No, embedded in the CIS; yes, with single sign-on; yes, with a separate sign-in; not sure.</w:t>
+      </w:r>
+    </w:p>
+    <w:p>
+      <w:pPr>
+        <w:spacing w:after="40"/>
+        <w:ind w:left="369" w:hanging="198"/>
+      </w:pPr>
+      <w:r>
+        <w:t>•  Is patient context automatically transferred? Automatically transferred; user must select the patient again; no patient context transferred; not sure or not applicable.</w:t>
+      </w:r>
+    </w:p>
+    <w:p>
+      <w:pPr>
+        <w:spacing w:after="40"/>
+        <w:ind w:left="369" w:hanging="198"/>
+      </w:pPr>
+      <w:r>
+        <w:t>•  Which workflow steps remain manual? Free text.</w:t>
+      </w:r>
+    </w:p>
+    <w:p>
+      <w:pPr>
+        <w:keepNext/>
+        <w:spacing w:before="160" w:after="60"/>
+      </w:pPr>
+      <w:r>
+        <w:rPr>
+          <w:b/>
+          <w:sz w:val="19"/>
+        </w:rPr>
+        <w:t>Functional area tags</w:t>
+      </w:r>
+    </w:p>
+    <w:p>
+      <w:pPr>
+        <w:spacing w:after="40"/>
+        <w:ind w:left="369" w:hanging="198"/>
+      </w:pPr>
+      <w:r>
+        <w:t>•  Clinical documentation; Medication management; Nursing documentation / workflows; Scheduling / resource planning; Ward management; Clinical decision support; Coding &amp; billing; Laboratory; Radiology / imaging; Anaesthesia; PDMS; additional functional areas</w:t>
+      </w:r>
+    </w:p>
+    <w:p>
+      <w:pPr>
+        <w:keepNext/>
+        <w:spacing w:before="160" w:after="60"/>
+      </w:pPr>
+      <w:r>
+        <w:rPr>
+          <w:b/>
+          <w:sz w:val="19"/>
+        </w:rPr>
+        <w:t>Specialty tags</w:t>
+      </w:r>
+    </w:p>
+    <w:p>
+      <w:pPr>
+        <w:spacing w:after="40"/>
+        <w:ind w:left="369" w:hanging="198"/>
+      </w:pPr>
+      <w:r>
+        <w:t>•  Emergency; Surgery; Orthopaedics; Cardiology; Neurology; Oncology; Psychiatry; Obstetrics / gynecology; Pediatrics; Rehabilitation; additional specialties</w:t>
+      </w:r>
+    </w:p>
+    <w:p>
+      <w:pPr>
+        <w:pStyle w:val="Heading2"/>
+      </w:pPr>
+      <w:r>
+        <w:t>Q33. Which capabilities are available to reduce documentation burden?</w:t>
+      </w:r>
+    </w:p>
+    <w:p>
+      <w:pPr>
+        <w:spacing w:after="100"/>
+      </w:pPr>
+      <w:r>
+        <w:rPr>
+          <w:i/>
+          <w:color w:val="5C696E"/>
+          <w:sz w:val="17"/>
+        </w:rPr>
+        <w:t>Asked when Clinical documentation is listed for the core CIS or a specialized function. The on-screen wording identifies the relevant offering.</w:t>
       </w:r>
     </w:p>
     <w:p>
@@ -1121,52 +3261,61 @@
         <w:ind w:left="369" w:hanging="198"/>
       </w:pPr>
       <w:r>
-        <w:t>•  Contractually defined exit/transition process</w:t>
-      </w:r>
-    </w:p>
-    <w:p>
-      <w:pPr>
-        <w:spacing w:after="40"/>
-        <w:ind w:left="369" w:hanging="198"/>
-      </w:pPr>
-      <w:r>
-        <w:t>•  Continued system access during an agreed transition period</w:t>
-      </w:r>
-    </w:p>
-    <w:p>
-      <w:pPr>
-        <w:spacing w:after="40"/>
-        <w:ind w:left="369" w:hanging="198"/>
-      </w:pPr>
-      <w:r>
-        <w:t>•  Vendor support for transition/migration</w:t>
-      </w:r>
-    </w:p>
-    <w:p>
-      <w:pPr>
-        <w:spacing w:after="40"/>
-        <w:ind w:left="369" w:hanging="198"/>
-      </w:pPr>
-      <w:r>
-        <w:t>•  Transfer of relevant documentation/configuration</w:t>
-      </w:r>
-    </w:p>
-    <w:p>
-      <w:pPr>
-        <w:spacing w:after="40"/>
-        <w:ind w:left="369" w:hanging="198"/>
-      </w:pPr>
-      <w:r>
-        <w:t>•  Defined deletion/return of customer data after transition</w:t>
-      </w:r>
-    </w:p>
-    <w:p>
-      <w:pPr>
-        <w:spacing w:after="40"/>
-        <w:ind w:left="369" w:hanging="198"/>
-      </w:pPr>
-      <w:r>
-        <w:t>•  No formal exit provisions</w:t>
+        <w:t>•  Specialty-specific documentation templates/workflows</w:t>
+      </w:r>
+    </w:p>
+    <w:p>
+      <w:pPr>
+        <w:spacing w:after="40"/>
+        <w:ind w:left="369" w:hanging="198"/>
+      </w:pPr>
+      <w:r>
+        <w:t>•  Speech-to-text</w:t>
+      </w:r>
+    </w:p>
+    <w:p>
+      <w:pPr>
+        <w:spacing w:after="40"/>
+        <w:ind w:left="369" w:hanging="198"/>
+      </w:pPr>
+      <w:r>
+        <w:t>•  Ambient AI documentation</w:t>
+      </w:r>
+    </w:p>
+    <w:p>
+      <w:pPr>
+        <w:spacing w:after="40"/>
+        <w:ind w:left="369" w:hanging="198"/>
+      </w:pPr>
+      <w:r>
+        <w:t>•  Automated extraction/structuring of clinical information</w:t>
+      </w:r>
+    </w:p>
+    <w:p>
+      <w:pPr>
+        <w:spacing w:after="40"/>
+        <w:ind w:left="369" w:hanging="198"/>
+      </w:pPr>
+      <w:r>
+        <w:t>•  Automatic generation of letters/reports</w:t>
+      </w:r>
+    </w:p>
+    <w:p>
+      <w:pPr>
+        <w:spacing w:after="40"/>
+        <w:ind w:left="369" w:hanging="198"/>
+      </w:pPr>
+      <w:r>
+        <w:t>•  Automatic reuse/pre-population of information entered elsewhere in the CIS</w:t>
+      </w:r>
+    </w:p>
+    <w:p>
+      <w:pPr>
+        <w:spacing w:after="40"/>
+        <w:ind w:left="369" w:hanging="198"/>
+      </w:pPr>
+      <w:r>
+        <w:t>•  Configurable shortcuts/macros/favourites</w:t>
       </w:r>
     </w:p>
     <w:p>
@@ -1180,10 +3329,288 @@
     </w:p>
     <w:p>
       <w:pPr>
+        <w:spacing w:after="40"/>
+        <w:ind w:left="369" w:hanging="198"/>
+      </w:pPr>
+      <w:r>
+        <w:t>•  None</w:t>
+      </w:r>
+    </w:p>
+    <w:p>
+      <w:pPr>
+        <w:pStyle w:val="Heading1"/>
+      </w:pPr>
+      <w:r>
+        <w:t>2.6 Data and Interoperability</w:t>
+      </w:r>
+    </w:p>
+    <w:p>
+      <w:pPr>
         <w:pStyle w:val="Heading2"/>
       </w:pPr>
       <w:r>
-        <w:t>Q14. Who retains rights to customer-created or jointly developed clinical configurations and content (e.g. templates, forms, workflows, terminology mappings)?</w:t>
+        <w:t>Q34. Which capabilities does your solution provide?</w:t>
+      </w:r>
+    </w:p>
+    <w:p>
+      <w:pPr>
+        <w:spacing w:after="100"/>
+      </w:pPr>
+      <w:r>
+        <w:rPr>
+          <w:i/>
+          <w:color w:val="5C696E"/>
+          <w:sz w:val="17"/>
+        </w:rPr>
+        <w:t>Select all that apply.</w:t>
+      </w:r>
+    </w:p>
+    <w:p>
+      <w:pPr>
+        <w:spacing w:after="40"/>
+        <w:ind w:left="369" w:hanging="198"/>
+      </w:pPr>
+      <w:r>
+        <w:t>•  Clinical data repository / longitudinal health record</w:t>
+      </w:r>
+    </w:p>
+    <w:p>
+      <w:pPr>
+        <w:spacing w:after="40"/>
+        <w:ind w:left="369" w:hanging="198"/>
+      </w:pPr>
+      <w:r>
+        <w:t>•  Integration engine</w:t>
+      </w:r>
+    </w:p>
+    <w:p>
+      <w:pPr>
+        <w:spacing w:after="40"/>
+        <w:ind w:left="369" w:hanging="198"/>
+      </w:pPr>
+      <w:r>
+        <w:t>•  FHIR server</w:t>
+      </w:r>
+    </w:p>
+    <w:p>
+      <w:pPr>
+        <w:spacing w:after="40"/>
+        <w:ind w:left="369" w:hanging="198"/>
+      </w:pPr>
+      <w:r>
+        <w:t>•  API management</w:t>
+      </w:r>
+    </w:p>
+    <w:p>
+      <w:pPr>
+        <w:spacing w:after="40"/>
+        <w:ind w:left="369" w:hanging="198"/>
+      </w:pPr>
+      <w:r>
+        <w:t>•  Master patient index / identity management</w:t>
+      </w:r>
+    </w:p>
+    <w:p>
+      <w:pPr>
+        <w:spacing w:after="40"/>
+        <w:ind w:left="369" w:hanging="198"/>
+      </w:pPr>
+      <w:r>
+        <w:t>•  Terminology services</w:t>
+      </w:r>
+    </w:p>
+    <w:p>
+      <w:pPr>
+        <w:spacing w:after="40"/>
+        <w:ind w:left="369" w:hanging="198"/>
+      </w:pPr>
+      <w:r>
+        <w:t>•  Data transformation / mapping</w:t>
+      </w:r>
+    </w:p>
+    <w:p>
+      <w:pPr>
+        <w:spacing w:after="40"/>
+        <w:ind w:left="369" w:hanging="198"/>
+      </w:pPr>
+      <w:r>
+        <w:t>•  Messaging / event broker</w:t>
+      </w:r>
+    </w:p>
+    <w:p>
+      <w:pPr>
+        <w:spacing w:after="40"/>
+        <w:ind w:left="369" w:hanging="198"/>
+      </w:pPr>
+      <w:r>
+        <w:t>•  Workflow / orchestration</w:t>
+      </w:r>
+    </w:p>
+    <w:p>
+      <w:pPr>
+        <w:spacing w:after="40"/>
+        <w:ind w:left="369" w:hanging="198"/>
+      </w:pPr>
+      <w:r>
+        <w:t>•  Application development / low-code environment</w:t>
+      </w:r>
+    </w:p>
+    <w:p>
+      <w:pPr>
+        <w:spacing w:after="40"/>
+        <w:ind w:left="369" w:hanging="198"/>
+      </w:pPr>
+      <w:r>
+        <w:t>•  Data warehouse / analytics platform</w:t>
+      </w:r>
+    </w:p>
+    <w:p>
+      <w:pPr>
+        <w:spacing w:after="40"/>
+        <w:ind w:left="369" w:hanging="198"/>
+      </w:pPr>
+      <w:r>
+        <w:t>•  Vendor-neutral archive</w:t>
+      </w:r>
+    </w:p>
+    <w:p>
+      <w:pPr>
+        <w:spacing w:after="40"/>
+        <w:ind w:left="369" w:hanging="198"/>
+      </w:pPr>
+      <w:r>
+        <w:t>•  Other</w:t>
+      </w:r>
+    </w:p>
+    <w:p>
+      <w:pPr>
+        <w:pStyle w:val="Heading2"/>
+      </w:pPr>
+      <w:r>
+        <w:t>Q35. How does the solution handle data exchanged between connected systems?</w:t>
+      </w:r>
+    </w:p>
+    <w:p>
+      <w:pPr>
+        <w:spacing w:after="100"/>
+      </w:pPr>
+      <w:r>
+        <w:rPr>
+          <w:i/>
+          <w:color w:val="5C696E"/>
+          <w:sz w:val="17"/>
+        </w:rPr>
+        <w:t>Select all that apply.</w:t>
+      </w:r>
+    </w:p>
+    <w:p>
+      <w:pPr>
+        <w:spacing w:after="40"/>
+        <w:ind w:left="369" w:hanging="198"/>
+      </w:pPr>
+      <w:r>
+        <w:t>•  Pass-through / routing only</w:t>
+      </w:r>
+    </w:p>
+    <w:p>
+      <w:pPr>
+        <w:spacing w:after="40"/>
+        <w:ind w:left="369" w:hanging="198"/>
+      </w:pPr>
+      <w:r>
+        <w:t>•  Transformation / mapping</w:t>
+      </w:r>
+    </w:p>
+    <w:p>
+      <w:pPr>
+        <w:spacing w:after="40"/>
+        <w:ind w:left="369" w:hanging="198"/>
+      </w:pPr>
+      <w:r>
+        <w:t>•  Temporary storage / queueing</w:t>
+      </w:r>
+    </w:p>
+    <w:p>
+      <w:pPr>
+        <w:spacing w:after="40"/>
+        <w:ind w:left="369" w:hanging="198"/>
+      </w:pPr>
+      <w:r>
+        <w:t>•  Persistent storage</w:t>
+      </w:r>
+    </w:p>
+    <w:p>
+      <w:pPr>
+        <w:spacing w:after="40"/>
+        <w:ind w:left="369" w:hanging="198"/>
+      </w:pPr>
+      <w:r>
+        <w:t>•  Patient identity matching</w:t>
+      </w:r>
+    </w:p>
+    <w:p>
+      <w:pPr>
+        <w:spacing w:after="40"/>
+        <w:ind w:left="369" w:hanging="198"/>
+      </w:pPr>
+      <w:r>
+        <w:t>•  Consent / access-control enforcement</w:t>
+      </w:r>
+    </w:p>
+    <w:p>
+      <w:pPr>
+        <w:spacing w:after="40"/>
+        <w:ind w:left="369" w:hanging="198"/>
+      </w:pPr>
+      <w:r>
+        <w:t>•  Validation / enrichment</w:t>
+      </w:r>
+    </w:p>
+    <w:p>
+      <w:pPr>
+        <w:spacing w:after="40"/>
+        <w:ind w:left="369" w:hanging="198"/>
+      </w:pPr>
+      <w:r>
+        <w:t>•  Workflow / orchestration</w:t>
+      </w:r>
+    </w:p>
+    <w:p>
+      <w:pPr>
+        <w:spacing w:after="40"/>
+        <w:ind w:left="369" w:hanging="198"/>
+      </w:pPr>
+      <w:r>
+        <w:t>•  Other</w:t>
+      </w:r>
+    </w:p>
+    <w:p>
+      <w:pPr>
+        <w:pStyle w:val="Heading2"/>
+      </w:pPr>
+      <w:r>
+        <w:t>Q36. Briefly describe the primary role of the solution within a hospital IT architecture.</w:t>
+      </w:r>
+    </w:p>
+    <w:p>
+      <w:pPr>
+        <w:spacing w:after="100"/>
+      </w:pPr>
+      <w:r>
+        <w:rPr>
+          <w:i/>
+          <w:color w:val="5C696E"/>
+          <w:sz w:val="17"/>
+        </w:rPr>
+        <w:t>Free-text answer.</w:t>
+      </w:r>
+    </w:p>
+    <w:p>
+      <w:pPr>
+        <w:pStyle w:val="Heading2"/>
+      </w:pPr>
+      <w:r>
+        <w:t>Q37. Can the solution be purchased and operated independently of the customer’s hospital-wide CIS?</w:t>
       </w:r>
     </w:p>
     <w:p>
@@ -1205,52 +3632,16 @@
         <w:ind w:left="369" w:hanging="198"/>
       </w:pPr>
       <w:r>
-        <w:t>•  Customer retains rights and can export/reuse them independently of the solution</w:t>
-      </w:r>
-    </w:p>
-    <w:p>
-      <w:pPr>
-        <w:spacing w:after="40"/>
-        <w:ind w:left="369" w:hanging="198"/>
-      </w:pPr>
-      <w:r>
-        <w:t>•  Rights are shared between customer and vendor</w:t>
-      </w:r>
-    </w:p>
-    <w:p>
-      <w:pPr>
-        <w:spacing w:after="40"/>
-        <w:ind w:left="369" w:hanging="198"/>
-      </w:pPr>
-      <w:r>
-        <w:t>•  Customer can use them within the solution but cannot freely reuse them elsewhere</w:t>
-      </w:r>
-    </w:p>
-    <w:p>
-      <w:pPr>
-        <w:spacing w:after="40"/>
-        <w:ind w:left="369" w:hanging="198"/>
-      </w:pPr>
-      <w:r>
-        <w:t>•  Vendor retains primary rights/control</w:t>
-      </w:r>
-    </w:p>
-    <w:p>
-      <w:pPr>
-        <w:spacing w:after="40"/>
-        <w:ind w:left="369" w:hanging="198"/>
-      </w:pPr>
-      <w:r>
-        <w:t>•  Depends on type of configuration/content</w:t>
-      </w:r>
-    </w:p>
-    <w:p>
-      <w:pPr>
-        <w:spacing w:after="40"/>
-        <w:ind w:left="369" w:hanging="198"/>
-      </w:pPr>
-      <w:r>
-        <w:t>•  Not applicable: no customer-created or jointly developed content</w:t>
+        <w:t>•  Yes</w:t>
+      </w:r>
+    </w:p>
+    <w:p>
+      <w:pPr>
+        <w:spacing w:after="40"/>
+        <w:ind w:left="369" w:hanging="198"/>
+      </w:pPr>
+      <w:r>
+        <w:t>•  No</w:t>
       </w:r>
     </w:p>
     <w:p>
@@ -1267,7 +3658,7 @@
         <w:pStyle w:val="Heading1"/>
       </w:pPr>
       <w:r>
-        <w:t>1.5 Cost and Business Model</w:t>
+        <w:t>2.7 Patient Facing Solutions</w:t>
       </w:r>
     </w:p>
     <w:p>
@@ -1275,7 +3666,7 @@
         <w:pStyle w:val="Heading2"/>
       </w:pPr>
       <w:r>
-        <w:t>Q15. How is the solution licence/subscription fee calculated?</w:t>
+        <w:t>Q38. Which functions are available directly to patients through the portal / app?</w:t>
       </w:r>
     </w:p>
     <w:p>
@@ -1297,61 +3688,124 @@
         <w:ind w:left="369" w:hanging="198"/>
       </w:pPr>
       <w:r>
-        <w:t>•  Per named user</w:t>
-      </w:r>
-    </w:p>
-    <w:p>
-      <w:pPr>
-        <w:spacing w:after="40"/>
-        <w:ind w:left="369" w:hanging="198"/>
-      </w:pPr>
-      <w:r>
-        <w:t>•  Per concurrent user</w:t>
-      </w:r>
-    </w:p>
-    <w:p>
-      <w:pPr>
-        <w:spacing w:after="40"/>
-        <w:ind w:left="369" w:hanging="198"/>
-      </w:pPr>
-      <w:r>
-        <w:t>•  Per module / functionality</w:t>
-      </w:r>
-    </w:p>
-    <w:p>
-      <w:pPr>
-        <w:spacing w:after="40"/>
-        <w:ind w:left="369" w:hanging="198"/>
-      </w:pPr>
-      <w:r>
-        <w:t>•  Per hospital/site</w:t>
-      </w:r>
-    </w:p>
-    <w:p>
-      <w:pPr>
-        <w:spacing w:after="40"/>
-        <w:ind w:left="369" w:hanging="198"/>
-      </w:pPr>
-      <w:r>
-        <w:t>•  Enterprise licence</w:t>
-      </w:r>
-    </w:p>
-    <w:p>
-      <w:pPr>
-        <w:spacing w:after="40"/>
-        <w:ind w:left="369" w:hanging="198"/>
-      </w:pPr>
-      <w:r>
-        <w:t>•  Subscription / SaaS</w:t>
-      </w:r>
-    </w:p>
-    <w:p>
-      <w:pPr>
-        <w:spacing w:after="40"/>
-        <w:ind w:left="369" w:hanging="198"/>
-      </w:pPr>
-      <w:r>
-        <w:t>•  Usage-/volume-based pricing</w:t>
+        <w:t>•  View and manage appointments</w:t>
+      </w:r>
+    </w:p>
+    <w:p>
+      <w:pPr>
+        <w:spacing w:after="40"/>
+        <w:ind w:left="369" w:hanging="198"/>
+      </w:pPr>
+      <w:r>
+        <w:t>•  Appointment reminders / notifications</w:t>
+      </w:r>
+    </w:p>
+    <w:p>
+      <w:pPr>
+        <w:spacing w:after="40"/>
+        <w:ind w:left="369" w:hanging="198"/>
+      </w:pPr>
+      <w:r>
+        <w:t>•  Secure messaging with care teams</w:t>
+      </w:r>
+    </w:p>
+    <w:p>
+      <w:pPr>
+        <w:spacing w:after="40"/>
+        <w:ind w:left="369" w:hanging="198"/>
+      </w:pPr>
+      <w:r>
+        <w:t>•  View and download results / reports</w:t>
+      </w:r>
+    </w:p>
+    <w:p>
+      <w:pPr>
+        <w:spacing w:after="40"/>
+        <w:ind w:left="369" w:hanging="198"/>
+      </w:pPr>
+      <w:r>
+        <w:t>•  View medication list</w:t>
+      </w:r>
+    </w:p>
+    <w:p>
+      <w:pPr>
+        <w:spacing w:after="40"/>
+        <w:ind w:left="369" w:hanging="198"/>
+      </w:pPr>
+      <w:r>
+        <w:t>•  Complete forms / pre-registration</w:t>
+      </w:r>
+    </w:p>
+    <w:p>
+      <w:pPr>
+        <w:spacing w:after="40"/>
+        <w:ind w:left="369" w:hanging="198"/>
+      </w:pPr>
+      <w:r>
+        <w:t>•  Complete questionnaires / PROMs</w:t>
+      </w:r>
+    </w:p>
+    <w:p>
+      <w:pPr>
+        <w:spacing w:after="40"/>
+        <w:ind w:left="369" w:hanging="198"/>
+      </w:pPr>
+      <w:r>
+        <w:t>•  Submit patient-generated health data</w:t>
+      </w:r>
+    </w:p>
+    <w:p>
+      <w:pPr>
+        <w:spacing w:after="40"/>
+        <w:ind w:left="369" w:hanging="198"/>
+      </w:pPr>
+      <w:r>
+        <w:t>•  Connect wearables / home monitoring devices</w:t>
+      </w:r>
+    </w:p>
+    <w:p>
+      <w:pPr>
+        <w:spacing w:after="40"/>
+        <w:ind w:left="369" w:hanging="198"/>
+      </w:pPr>
+      <w:r>
+        <w:t>•  View/manage clinical documents</w:t>
+      </w:r>
+    </w:p>
+    <w:p>
+      <w:pPr>
+        <w:spacing w:after="40"/>
+        <w:ind w:left="369" w:hanging="198"/>
+      </w:pPr>
+      <w:r>
+        <w:t>•  Upload clinical documents/data</w:t>
+      </w:r>
+    </w:p>
+    <w:p>
+      <w:pPr>
+        <w:spacing w:after="40"/>
+        <w:ind w:left="369" w:hanging="198"/>
+      </w:pPr>
+      <w:r>
+        <w:t>•  Manage consent / access permissions</w:t>
+      </w:r>
+    </w:p>
+    <w:p>
+      <w:pPr>
+        <w:spacing w:after="40"/>
+        <w:ind w:left="369" w:hanging="198"/>
+      </w:pPr>
+      <w:r>
+        <w:t>•  View access history / audit log</w:t>
+      </w:r>
+    </w:p>
+    <w:p>
+      <w:pPr>
+        <w:spacing w:after="40"/>
+        <w:ind w:left="369" w:hanging="198"/>
+      </w:pPr>
+      <w:r>
+        <w:t>•  Manage representatives / proxies</w:t>
       </w:r>
     </w:p>
     <w:p>
@@ -1368,7 +3822,7 @@
         <w:pStyle w:val="Heading2"/>
       </w:pPr>
       <w:r>
-        <w:t>Q16. Which of the following are included in the standard licence/subscription and which are charged separately?</w:t>
+        <w:t>Q39. Which languages are available for the patient-facing experience?</w:t>
       </w:r>
     </w:p>
     <w:p>
@@ -1381,97 +3835,52 @@
           <w:color w:val="5C696E"/>
           <w:sz w:val="17"/>
         </w:rPr>
-        <w:t>Classify each item as Included, one-time additional cost, recurring additional cost, or Depends on scope or contract. For additional charges, optionally specify the charging basis, such as per interface or per site.</w:t>
-      </w:r>
-    </w:p>
-    <w:p>
-      <w:pPr>
-        <w:spacing w:after="40"/>
-        <w:ind w:left="369" w:hanging="198"/>
-      </w:pPr>
-      <w:r>
-        <w:t>•  Initial implementation</w:t>
-      </w:r>
-    </w:p>
-    <w:p>
-      <w:pPr>
-        <w:spacing w:after="40"/>
-        <w:ind w:left="369" w:hanging="198"/>
-      </w:pPr>
-      <w:r>
-        <w:t>•  Data migration</w:t>
-      </w:r>
-    </w:p>
-    <w:p>
-      <w:pPr>
-        <w:spacing w:after="40"/>
-        <w:ind w:left="369" w:hanging="198"/>
-      </w:pPr>
-      <w:r>
-        <w:t>•  Interfaces / integrations</w:t>
-      </w:r>
-    </w:p>
-    <w:p>
-      <w:pPr>
-        <w:spacing w:after="40"/>
-        <w:ind w:left="369" w:hanging="198"/>
-      </w:pPr>
-      <w:r>
-        <w:t>•  Training / implementation training</w:t>
-      </w:r>
-    </w:p>
-    <w:p>
-      <w:pPr>
-        <w:spacing w:after="40"/>
-        <w:ind w:left="369" w:hanging="198"/>
-      </w:pPr>
-      <w:r>
-        <w:t>•  Hosting / infrastructure</w:t>
-      </w:r>
-    </w:p>
-    <w:p>
-      <w:pPr>
-        <w:spacing w:after="40"/>
-        <w:ind w:left="369" w:hanging="198"/>
-      </w:pPr>
-      <w:r>
-        <w:t>•  Standard support</w:t>
-      </w:r>
-    </w:p>
-    <w:p>
-      <w:pPr>
-        <w:spacing w:after="40"/>
-        <w:ind w:left="369" w:hanging="198"/>
-      </w:pPr>
-      <w:r>
-        <w:t>•  Software updates</w:t>
-      </w:r>
-    </w:p>
-    <w:p>
-      <w:pPr>
-        <w:spacing w:after="40"/>
-        <w:ind w:left="369" w:hanging="198"/>
-      </w:pPr>
-      <w:r>
-        <w:t>•  Major version upgrades</w:t>
-      </w:r>
-    </w:p>
-    <w:p>
-      <w:pPr>
-        <w:spacing w:after="40"/>
-        <w:ind w:left="369" w:hanging="198"/>
-      </w:pPr>
-      <w:r>
-        <w:t>•  Vendor-provided configuration / customization</w:t>
-      </w:r>
-    </w:p>
-    <w:p>
-      <w:pPr>
-        <w:spacing w:after="40"/>
-        <w:ind w:left="369" w:hanging="198"/>
-      </w:pPr>
-      <w:r>
-        <w:t>•  Custom development</w:t>
+        <w:t>Select all that apply.</w:t>
+      </w:r>
+    </w:p>
+    <w:p>
+      <w:pPr>
+        <w:spacing w:after="40"/>
+        <w:ind w:left="369" w:hanging="198"/>
+      </w:pPr>
+      <w:r>
+        <w:t>•  German</w:t>
+      </w:r>
+    </w:p>
+    <w:p>
+      <w:pPr>
+        <w:spacing w:after="40"/>
+        <w:ind w:left="369" w:hanging="198"/>
+      </w:pPr>
+      <w:r>
+        <w:t>•  French</w:t>
+      </w:r>
+    </w:p>
+    <w:p>
+      <w:pPr>
+        <w:spacing w:after="40"/>
+        <w:ind w:left="369" w:hanging="198"/>
+      </w:pPr>
+      <w:r>
+        <w:t>•  Italian</w:t>
+      </w:r>
+    </w:p>
+    <w:p>
+      <w:pPr>
+        <w:spacing w:after="40"/>
+        <w:ind w:left="369" w:hanging="198"/>
+      </w:pPr>
+      <w:r>
+        <w:t>•  English</w:t>
+      </w:r>
+    </w:p>
+    <w:p>
+      <w:pPr>
+        <w:spacing w:after="40"/>
+        <w:ind w:left="369" w:hanging="198"/>
+      </w:pPr>
+      <w:r>
+        <w:t>•  Other</w:t>
       </w:r>
     </w:p>
     <w:p>
@@ -1479,7 +3888,82 @@
         <w:pStyle w:val="Heading2"/>
       </w:pPr>
       <w:r>
-        <w:t>Q17. What is the standard initial contract term?</w:t>
+        <w:t>Q40. How can the solution receive or aggregate patient information from multiple clinical/source systems?</w:t>
+      </w:r>
+    </w:p>
+    <w:p>
+      <w:pPr>
+        <w:spacing w:after="100"/>
+      </w:pPr>
+      <w:r>
+        <w:rPr>
+          <w:i/>
+          <w:color w:val="5C696E"/>
+          <w:sz w:val="17"/>
+        </w:rPr>
+        <w:t>Select all that apply.</w:t>
+      </w:r>
+    </w:p>
+    <w:p>
+      <w:pPr>
+        <w:spacing w:after="40"/>
+        <w:ind w:left="369" w:hanging="198"/>
+      </w:pPr>
+      <w:r>
+        <w:t>•  Through standards-based interfaces/APIs</w:t>
+      </w:r>
+    </w:p>
+    <w:p>
+      <w:pPr>
+        <w:spacing w:after="40"/>
+        <w:ind w:left="369" w:hanging="198"/>
+      </w:pPr>
+      <w:r>
+        <w:t>•  Through vendor-specific interfaces/APIs</w:t>
+      </w:r>
+    </w:p>
+    <w:p>
+      <w:pPr>
+        <w:spacing w:after="40"/>
+        <w:ind w:left="369" w:hanging="198"/>
+      </w:pPr>
+      <w:r>
+        <w:t>•  From solutions within the vendor’s own product ecosystem</w:t>
+      </w:r>
+    </w:p>
+    <w:p>
+      <w:pPr>
+        <w:spacing w:after="40"/>
+        <w:ind w:left="369" w:hanging="198"/>
+      </w:pPr>
+      <w:r>
+        <w:t>•  Combination of standards-based and vendor-specific integration</w:t>
+      </w:r>
+    </w:p>
+    <w:p>
+      <w:pPr>
+        <w:spacing w:after="40"/>
+        <w:ind w:left="369" w:hanging="198"/>
+      </w:pPr>
+      <w:r>
+        <w:t>•  Not supported</w:t>
+      </w:r>
+    </w:p>
+    <w:p>
+      <w:pPr>
+        <w:spacing w:after="40"/>
+        <w:ind w:left="369" w:hanging="198"/>
+      </w:pPr>
+      <w:r>
+        <w:t>•  Other</w:t>
+      </w:r>
+    </w:p>
+    <w:p>
+      <w:pPr>
+        <w:pStyle w:val="Heading2"/>
+      </w:pPr>
+      <w:r>
+        <w:t>Q41. Can patient-entered or device-generated data be made available to connected clinical systems as structured, reusable data?</w:t>
       </w:r>
     </w:p>
     <w:p>
@@ -1501,34 +3985,91 @@
         <w:ind w:left="369" w:hanging="198"/>
       </w:pPr>
       <w:r>
-        <w:t>•  ≤1 year</w:t>
-      </w:r>
-    </w:p>
-    <w:p>
-      <w:pPr>
-        <w:spacing w:after="40"/>
-        <w:ind w:left="369" w:hanging="198"/>
-      </w:pPr>
-      <w:r>
-        <w:t>•  &gt;1–3 years</w:t>
-      </w:r>
-    </w:p>
-    <w:p>
-      <w:pPr>
-        <w:spacing w:after="40"/>
-        <w:ind w:left="369" w:hanging="198"/>
-      </w:pPr>
-      <w:r>
-        <w:t>•  &gt;3–5 years</w:t>
-      </w:r>
-    </w:p>
-    <w:p>
-      <w:pPr>
-        <w:spacing w:after="40"/>
-        <w:ind w:left="369" w:hanging="198"/>
-      </w:pPr>
-      <w:r>
-        <w:t>•  &gt;5 years</w:t>
+        <w:t>•  Yes, automatically</w:t>
+      </w:r>
+    </w:p>
+    <w:p>
+      <w:pPr>
+        <w:spacing w:after="40"/>
+        <w:ind w:left="369" w:hanging="198"/>
+      </w:pPr>
+      <w:r>
+        <w:t>•  Yes, after review or approval</w:t>
+      </w:r>
+    </w:p>
+    <w:p>
+      <w:pPr>
+        <w:spacing w:after="40"/>
+        <w:ind w:left="369" w:hanging="198"/>
+      </w:pPr>
+      <w:r>
+        <w:t>•  Partially or selected data types</w:t>
+      </w:r>
+    </w:p>
+    <w:p>
+      <w:pPr>
+        <w:spacing w:after="40"/>
+        <w:ind w:left="369" w:hanging="198"/>
+      </w:pPr>
+      <w:r>
+        <w:t>•  Only as documents or unstructured data</w:t>
+      </w:r>
+    </w:p>
+    <w:p>
+      <w:pPr>
+        <w:spacing w:after="40"/>
+        <w:ind w:left="369" w:hanging="198"/>
+      </w:pPr>
+      <w:r>
+        <w:t>•  No</w:t>
+      </w:r>
+    </w:p>
+    <w:p>
+      <w:pPr>
+        <w:pStyle w:val="Heading2"/>
+      </w:pPr>
+      <w:r>
+        <w:t>Q42. Can the patient-facing solution be purchased and operated independently of a specific hospital-wide CIS?</w:t>
+      </w:r>
+    </w:p>
+    <w:p>
+      <w:pPr>
+        <w:spacing w:after="100"/>
+      </w:pPr>
+      <w:r>
+        <w:rPr>
+          <w:i/>
+          <w:color w:val="5C696E"/>
+          <w:sz w:val="17"/>
+        </w:rPr>
+        <w:t>Select one answer.</w:t>
+      </w:r>
+    </w:p>
+    <w:p>
+      <w:pPr>
+        <w:spacing w:after="40"/>
+        <w:ind w:left="369" w:hanging="198"/>
+      </w:pPr>
+      <w:r>
+        <w:t>•  Yes</w:t>
+      </w:r>
+    </w:p>
+    <w:p>
+      <w:pPr>
+        <w:spacing w:after="40"/>
+        <w:ind w:left="369" w:hanging="198"/>
+      </w:pPr>
+      <w:r>
+        <w:t>•  No – requires the vendor’s CIS</w:t>
+      </w:r>
+    </w:p>
+    <w:p>
+      <w:pPr>
+        <w:spacing w:after="40"/>
+        <w:ind w:left="369" w:hanging="198"/>
+      </w:pPr>
+      <w:r>
+        <w:t>•  No – requires another specific CIS/platform</w:t>
       </w:r>
     </w:p>
     <w:p>
@@ -1545,7 +4086,7 @@
         <w:pStyle w:val="Heading2"/>
       </w:pPr>
       <w:r>
-        <w:t>Q18. Which costs may arise when terminating the contract or switching to another solution?</w:t>
+        <w:t>Q43. How is information exchanged between the patient-facing solution and connected clinical systems?</w:t>
       </w:r>
     </w:p>
     <w:p>
@@ -1567,43 +4108,43 @@
         <w:ind w:left="369" w:hanging="198"/>
       </w:pPr>
       <w:r>
-        <w:t>•  No specific termination/exit fee</w:t>
-      </w:r>
-    </w:p>
-    <w:p>
-      <w:pPr>
-        <w:spacing w:after="40"/>
-        <w:ind w:left="369" w:hanging="198"/>
-      </w:pPr>
-      <w:r>
-        <w:t>•  Data extraction/export fee</w:t>
-      </w:r>
-    </w:p>
-    <w:p>
-      <w:pPr>
-        <w:spacing w:after="40"/>
-        <w:ind w:left="369" w:hanging="198"/>
-      </w:pPr>
-      <w:r>
-        <w:t>•  Vendor support for migration is charged separately</w:t>
-      </w:r>
-    </w:p>
-    <w:p>
-      <w:pPr>
-        <w:spacing w:after="40"/>
-        <w:ind w:left="369" w:hanging="198"/>
-      </w:pPr>
-      <w:r>
-        <w:t>•  Continued access/read-only access is charged separately</w:t>
-      </w:r>
-    </w:p>
-    <w:p>
-      <w:pPr>
-        <w:spacing w:after="40"/>
-        <w:ind w:left="369" w:hanging="198"/>
-      </w:pPr>
-      <w:r>
-        <w:t>•  Decommissioning/archiving fees</w:t>
+        <w:t>•  Real-time bidirectional structured exchange</w:t>
+      </w:r>
+    </w:p>
+    <w:p>
+      <w:pPr>
+        <w:spacing w:after="40"/>
+        <w:ind w:left="369" w:hanging="198"/>
+      </w:pPr>
+      <w:r>
+        <w:t>•  Structured exchange in one direction only</w:t>
+      </w:r>
+    </w:p>
+    <w:p>
+      <w:pPr>
+        <w:spacing w:after="40"/>
+        <w:ind w:left="369" w:hanging="198"/>
+      </w:pPr>
+      <w:r>
+        <w:t>•  Document-based exchange</w:t>
+      </w:r>
+    </w:p>
+    <w:p>
+      <w:pPr>
+        <w:spacing w:after="40"/>
+        <w:ind w:left="369" w:hanging="198"/>
+      </w:pPr>
+      <w:r>
+        <w:t>•  Manual import/export required</w:t>
+      </w:r>
+    </w:p>
+    <w:p>
+      <w:pPr>
+        <w:spacing w:after="40"/>
+        <w:ind w:left="369" w:hanging="198"/>
+      </w:pPr>
+      <w:r>
+        <w:t>•  Depends on the connected clinical system</w:t>
       </w:r>
     </w:p>
     <w:p>
@@ -1620,7 +4161,7 @@
         <w:pStyle w:val="Heading1"/>
       </w:pPr>
       <w:r>
-        <w:t>2.1 CIS Third Party Ecosystem</w:t>
+        <w:t>2.8 Implementation and Migration</w:t>
       </w:r>
     </w:p>
     <w:p>
@@ -1628,7 +4169,7 @@
         <w:pStyle w:val="Heading2"/>
       </w:pPr>
       <w:r>
-        <w:t>Q19. How can third-party clinical applications be integrated into the solution?</w:t>
+        <w:t>Q44. What level of external vendor/implementation-partner involvement is typically required to implement the solution?</w:t>
       </w:r>
     </w:p>
     <w:p>
@@ -1641,7 +4182,86 @@
           <w:color w:val="5C696E"/>
           <w:sz w:val="17"/>
         </w:rPr>
-        <w:t>A Hospital-wide CIS only, when Q5 confirms external integration support.</w:t>
+        <w:t>Select one answer.</w:t>
+      </w:r>
+    </w:p>
+    <w:p>
+      <w:pPr>
+        <w:spacing w:after="40"/>
+        <w:ind w:left="369" w:hanging="198"/>
+      </w:pPr>
+      <w:r>
+        <w:t>•  Can be implemented independently by the customer using standard documentation/tools</w:t>
+      </w:r>
+    </w:p>
+    <w:p>
+      <w:pPr>
+        <w:spacing w:after="40"/>
+        <w:ind w:left="369" w:hanging="198"/>
+      </w:pPr>
+      <w:r>
+        <w:t>•  Vendor/implementation-partner support is available but optional</w:t>
+      </w:r>
+    </w:p>
+    <w:p>
+      <w:pPr>
+        <w:spacing w:after="40"/>
+        <w:ind w:left="369" w:hanging="198"/>
+      </w:pPr>
+      <w:r>
+        <w:t>•  Vendor or implementation-partner configuration/support is normally required</w:t>
+      </w:r>
+    </w:p>
+    <w:p>
+      <w:pPr>
+        <w:spacing w:after="40"/>
+        <w:ind w:left="369" w:hanging="198"/>
+      </w:pPr>
+      <w:r>
+        <w:t>•  Vendor-led implementation is required</w:t>
+      </w:r>
+    </w:p>
+    <w:p>
+      <w:pPr>
+        <w:spacing w:after="40"/>
+        <w:ind w:left="369" w:hanging="198"/>
+      </w:pPr>
+      <w:r>
+        <w:t>•  Certified implementation partner is required</w:t>
+      </w:r>
+    </w:p>
+    <w:p>
+      <w:pPr>
+        <w:spacing w:after="40"/>
+        <w:ind w:left="369" w:hanging="198"/>
+      </w:pPr>
+      <w:r>
+        <w:t>•  Depends substantially on scope</w:t>
+      </w:r>
+    </w:p>
+    <w:p>
+      <w:pPr>
+        <w:spacing w:after="40"/>
+        <w:ind w:left="369" w:hanging="198"/>
+      </w:pPr>
+      <w:r>
+        <w:t>•  Other</w:t>
+      </w:r>
+    </w:p>
+    <w:p>
+      <w:pPr>
+        <w:pStyle w:val="Heading1"/>
+      </w:pPr>
+      <w:r>
+        <w:t>2.9 Hospital Wide Rollout and Migration</w:t>
+      </w:r>
+    </w:p>
+    <w:p>
+      <w:pPr>
+        <w:pStyle w:val="Heading2"/>
+      </w:pPr>
+      <w:r>
+        <w:t>Q45. Which rollout approaches are supported?</w:t>
       </w:r>
     </w:p>
     <w:p>
@@ -1663,70 +4283,25 @@
         <w:ind w:left="369" w:hanging="198"/>
       </w:pPr>
       <w:r>
-        <w:t>•  Embedded directly within the CIS user interface</w:t>
-      </w:r>
-    </w:p>
-    <w:p>
-      <w:pPr>
-        <w:spacing w:after="40"/>
-        <w:ind w:left="369" w:hanging="198"/>
-      </w:pPr>
-      <w:r>
-        <w:t>•  Launch a third-party application from within the CIS</w:t>
-      </w:r>
-    </w:p>
-    <w:p>
-      <w:pPr>
-        <w:spacing w:after="40"/>
-        <w:ind w:left="369" w:hanging="198"/>
-      </w:pPr>
-      <w:r>
-        <w:t>•  Single sign-on</w:t>
-      </w:r>
-    </w:p>
-    <w:p>
-      <w:pPr>
-        <w:spacing w:after="40"/>
-        <w:ind w:left="369" w:hanging="198"/>
-      </w:pPr>
-      <w:r>
-        <w:t>•  Patient/user context automatically transferred</w:t>
-      </w:r>
-    </w:p>
-    <w:p>
-      <w:pPr>
-        <w:spacing w:after="40"/>
-        <w:ind w:left="369" w:hanging="198"/>
-      </w:pPr>
-      <w:r>
-        <w:t>•  Access to clinical data through documented APIs</w:t>
-      </w:r>
-    </w:p>
-    <w:p>
-      <w:pPr>
-        <w:spacing w:after="40"/>
-        <w:ind w:left="369" w:hanging="198"/>
-      </w:pPr>
-      <w:r>
-        <w:t>•  Write-back through documented APIs</w:t>
-      </w:r>
-    </w:p>
-    <w:p>
-      <w:pPr>
-        <w:spacing w:after="40"/>
-        <w:ind w:left="369" w:hanging="198"/>
-      </w:pPr>
-      <w:r>
-        <w:t>•  Event/subscription-based integration</w:t>
-      </w:r>
-    </w:p>
-    <w:p>
-      <w:pPr>
-        <w:spacing w:after="40"/>
-        <w:ind w:left="369" w:hanging="198"/>
-      </w:pPr>
-      <w:r>
-        <w:t>•  Third-party applications can extend functionality without modification of the CIS core</w:t>
+        <w:t>•  Big-bang migration and rollout</w:t>
+      </w:r>
+    </w:p>
+    <w:p>
+      <w:pPr>
+        <w:spacing w:after="40"/>
+        <w:ind w:left="369" w:hanging="198"/>
+      </w:pPr>
+      <w:r>
+        <w:t>•  Phased rollout by department, site or module</w:t>
+      </w:r>
+    </w:p>
+    <w:p>
+      <w:pPr>
+        <w:spacing w:after="40"/>
+        <w:ind w:left="369" w:hanging="198"/>
+      </w:pPr>
+      <w:r>
+        <w:t>•  Temporary parallel operation of legacy and new systems during transition</w:t>
       </w:r>
     </w:p>
     <w:p>
@@ -1743,99 +4318,7 @@
         <w:pStyle w:val="Heading2"/>
       </w:pPr>
       <w:r>
-        <w:t>Q20. Can independent third-party developers develop and test integrations without direct involvement from the CIS vendor?</w:t>
-      </w:r>
-    </w:p>
-    <w:p>
-      <w:pPr>
-        <w:spacing w:after="100"/>
-      </w:pPr>
-      <w:r>
-        <w:rPr>
-          <w:i/>
-          <w:color w:val="5C696E"/>
-          <w:sz w:val="17"/>
-        </w:rPr>
-        <w:t>A only, when third-party applications are supported.</w:t>
-      </w:r>
-    </w:p>
-    <w:p>
-      <w:pPr>
-        <w:spacing w:after="100"/>
-      </w:pPr>
-      <w:r>
-        <w:rPr>
-          <w:i/>
-          <w:color w:val="5C696E"/>
-          <w:sz w:val="17"/>
-        </w:rPr>
-        <w:t>Select one answer.</w:t>
-      </w:r>
-    </w:p>
-    <w:p>
-      <w:pPr>
-        <w:spacing w:after="40"/>
-        <w:ind w:left="369" w:hanging="198"/>
-      </w:pPr>
-      <w:r>
-        <w:t>•  Yes, independently</w:t>
-      </w:r>
-    </w:p>
-    <w:p>
-      <w:pPr>
-        <w:spacing w:after="40"/>
-        <w:ind w:left="369" w:hanging="198"/>
-      </w:pPr>
-      <w:r>
-        <w:t>•  Yes, after registration/approval by the vendor</w:t>
-      </w:r>
-    </w:p>
-    <w:p>
-      <w:pPr>
-        <w:spacing w:after="40"/>
-        <w:ind w:left="369" w:hanging="198"/>
-      </w:pPr>
-      <w:r>
-        <w:t>•  Yes, but vendor support/involvement is normally required</w:t>
-      </w:r>
-    </w:p>
-    <w:p>
-      <w:pPr>
-        <w:spacing w:after="40"/>
-        <w:ind w:left="369" w:hanging="198"/>
-      </w:pPr>
-      <w:r>
-        <w:t>•  No</w:t>
-      </w:r>
-    </w:p>
-    <w:p>
-      <w:pPr>
-        <w:spacing w:after="40"/>
-        <w:ind w:left="369" w:hanging="198"/>
-      </w:pPr>
-      <w:r>
-        <w:t>•  Other</w:t>
-      </w:r>
-    </w:p>
-    <w:p>
-      <w:pPr>
-        <w:pStyle w:val="Heading2"/>
-      </w:pPr>
-      <w:r>
-        <w:t>Q21. Which resources are available to independent third-party developers?</w:t>
-      </w:r>
-    </w:p>
-    <w:p>
-      <w:pPr>
-        <w:spacing w:after="100"/>
-      </w:pPr>
-      <w:r>
-        <w:rPr>
-          <w:i/>
-          <w:color w:val="5C696E"/>
-          <w:sz w:val="17"/>
-        </w:rPr>
-        <w:t>A only, when third-party applications are supported.</w:t>
+        <w:t>Q46. How is migration from an existing system / legacy solution typically handled?</w:t>
       </w:r>
     </w:p>
     <w:p>
@@ -1857,79 +4340,34 @@
         <w:ind w:left="369" w:hanging="198"/>
       </w:pPr>
       <w:r>
-        <w:t>•  Public API documentation</w:t>
-      </w:r>
-    </w:p>
-    <w:p>
-      <w:pPr>
-        <w:spacing w:after="40"/>
-        <w:ind w:left="369" w:hanging="198"/>
-      </w:pPr>
-      <w:r>
-        <w:t>•  Developer portal</w:t>
-      </w:r>
-    </w:p>
-    <w:p>
-      <w:pPr>
-        <w:spacing w:after="40"/>
-        <w:ind w:left="369" w:hanging="198"/>
-      </w:pPr>
-      <w:r>
-        <w:t>•  Sandbox/test environment</w:t>
-      </w:r>
-    </w:p>
-    <w:p>
-      <w:pPr>
-        <w:spacing w:after="40"/>
-        <w:ind w:left="369" w:hanging="198"/>
-      </w:pPr>
-      <w:r>
-        <w:t>•  Test/synthetic patient data</w:t>
-      </w:r>
-    </w:p>
-    <w:p>
-      <w:pPr>
-        <w:spacing w:after="40"/>
-        <w:ind w:left="369" w:hanging="198"/>
-      </w:pPr>
-      <w:r>
-        <w:t>•  SDKs/libraries</w:t>
-      </w:r>
-    </w:p>
-    <w:p>
-      <w:pPr>
-        <w:spacing w:after="40"/>
-        <w:ind w:left="369" w:hanging="198"/>
-      </w:pPr>
-      <w:r>
-        <w:t>•  Example applications/reference implementations</w:t>
-      </w:r>
-    </w:p>
-    <w:p>
-      <w:pPr>
-        <w:spacing w:after="40"/>
-        <w:ind w:left="369" w:hanging="198"/>
-      </w:pPr>
-      <w:r>
-        <w:t>•  Automated conformance/validation tools</w:t>
-      </w:r>
-    </w:p>
-    <w:p>
-      <w:pPr>
-        <w:spacing w:after="40"/>
-        <w:ind w:left="369" w:hanging="198"/>
-      </w:pPr>
-      <w:r>
-        <w:t>•  Certification process for third-party applications</w:t>
-      </w:r>
-    </w:p>
-    <w:p>
-      <w:pPr>
-        <w:spacing w:after="40"/>
-        <w:ind w:left="369" w:hanging="198"/>
-      </w:pPr>
-      <w:r>
-        <w:t>•  None</w:t>
+        <w:t>•  Vendor-led migration project using standard tools plus hospital-specific mapping</w:t>
+      </w:r>
+    </w:p>
+    <w:p>
+      <w:pPr>
+        <w:spacing w:after="40"/>
+        <w:ind w:left="369" w:hanging="198"/>
+      </w:pPr>
+      <w:r>
+        <w:t>•  Migration generally requires substantial custom development / conversion</w:t>
+      </w:r>
+    </w:p>
+    <w:p>
+      <w:pPr>
+        <w:spacing w:after="40"/>
+        <w:ind w:left="369" w:hanging="198"/>
+      </w:pPr>
+      <w:r>
+        <w:t>•  Migration is typically performed by an external integration / migration partner</w:t>
+      </w:r>
+    </w:p>
+    <w:p>
+      <w:pPr>
+        <w:spacing w:after="40"/>
+        <w:ind w:left="369" w:hanging="198"/>
+      </w:pPr>
+      <w:r>
+        <w:t>•  Only selected historical data is normally migrated; remaining data stays in an archive / legacy viewer</w:t>
       </w:r>
     </w:p>
     <w:p>
@@ -1946,20 +4384,7 @@
         <w:pStyle w:val="Heading2"/>
       </w:pPr>
       <w:r>
-        <w:t>Q22. How are third-party applications approved for integration with the CIS?</w:t>
-      </w:r>
-    </w:p>
-    <w:p>
-      <w:pPr>
-        <w:spacing w:after="100"/>
-      </w:pPr>
-      <w:r>
-        <w:rPr>
-          <w:i/>
-          <w:color w:val="5C696E"/>
-          <w:sz w:val="17"/>
-        </w:rPr>
-        <w:t>A only, when third-party applications are supported.</w:t>
+        <w:t>Q47. Which change-management and go-live services are available during implementation?</w:t>
       </w:r>
     </w:p>
     <w:p>
@@ -1981,43 +4406,70 @@
         <w:ind w:left="369" w:hanging="198"/>
       </w:pPr>
       <w:r>
-        <w:t>•  No vendor approval required if technical requirements are met</w:t>
-      </w:r>
-    </w:p>
-    <w:p>
-      <w:pPr>
-        <w:spacing w:after="40"/>
-        <w:ind w:left="369" w:hanging="198"/>
-      </w:pPr>
-      <w:r>
-        <w:t>•  Automated technical/conformance validation</w:t>
-      </w:r>
-    </w:p>
-    <w:p>
-      <w:pPr>
-        <w:spacing w:after="40"/>
-        <w:ind w:left="369" w:hanging="198"/>
-      </w:pPr>
-      <w:r>
-        <w:t>•  Vendor technical review/certification</w:t>
-      </w:r>
-    </w:p>
-    <w:p>
-      <w:pPr>
-        <w:spacing w:after="40"/>
-        <w:ind w:left="369" w:hanging="198"/>
-      </w:pPr>
-      <w:r>
-        <w:t>•  Vendor commercial approval/agreement required</w:t>
-      </w:r>
-    </w:p>
-    <w:p>
-      <w:pPr>
-        <w:spacing w:after="40"/>
-        <w:ind w:left="369" w:hanging="198"/>
-      </w:pPr>
-      <w:r>
-        <w:t>•  Only selected vendor partners can integrate</w:t>
+        <w:t>•  End-user training</w:t>
+      </w:r>
+    </w:p>
+    <w:p>
+      <w:pPr>
+        <w:spacing w:after="40"/>
+        <w:ind w:left="369" w:hanging="198"/>
+      </w:pPr>
+      <w:r>
+        <w:t>•  Train-the-trainer / super-user programme</w:t>
+      </w:r>
+    </w:p>
+    <w:p>
+      <w:pPr>
+        <w:spacing w:after="40"/>
+        <w:ind w:left="369" w:hanging="198"/>
+      </w:pPr>
+      <w:r>
+        <w:t>•  Test / training environment</w:t>
+      </w:r>
+    </w:p>
+    <w:p>
+      <w:pPr>
+        <w:spacing w:after="40"/>
+        <w:ind w:left="369" w:hanging="198"/>
+      </w:pPr>
+      <w:r>
+        <w:t>•  Workflow validation with clinical users before go-live</w:t>
+      </w:r>
+    </w:p>
+    <w:p>
+      <w:pPr>
+        <w:spacing w:after="40"/>
+        <w:ind w:left="369" w:hanging="198"/>
+      </w:pPr>
+      <w:r>
+        <w:t>•  Dress rehearsal / go-live simulation</w:t>
+      </w:r>
+    </w:p>
+    <w:p>
+      <w:pPr>
+        <w:spacing w:after="40"/>
+        <w:ind w:left="369" w:hanging="198"/>
+      </w:pPr>
+      <w:r>
+        <w:t>•  On-site / floor-walking support during go-live</w:t>
+      </w:r>
+    </w:p>
+    <w:p>
+      <w:pPr>
+        <w:spacing w:after="40"/>
+        <w:ind w:left="369" w:hanging="198"/>
+      </w:pPr>
+      <w:r>
+        <w:t>•  Downtime / contingency planning</w:t>
+      </w:r>
+    </w:p>
+    <w:p>
+      <w:pPr>
+        <w:spacing w:after="40"/>
+        <w:ind w:left="369" w:hanging="198"/>
+      </w:pPr>
+      <w:r>
+        <w:t>•  Post-go-live optimisation / adoption support</w:t>
       </w:r>
     </w:p>
     <w:p>
@@ -2034,7 +4486,7 @@
         <w:pStyle w:val="Heading1"/>
       </w:pPr>
       <w:r>
-        <w:t>2.2 External Application Integration</w:t>
+        <w:t>2.10 Integration Requirements</w:t>
       </w:r>
     </w:p>
     <w:p>
@@ -2042,2564 +4494,7 @@
         <w:pStyle w:val="Heading2"/>
       </w:pPr>
       <w:r>
-        <w:t>Q23. Which standards/mechanisms for application integration and authorization are supported?</w:t>
-      </w:r>
-    </w:p>
-    <w:p>
-      <w:pPr>
-        <w:spacing w:after="100"/>
-      </w:pPr>
-      <w:r>
-        <w:rPr>
-          <w:i/>
-          <w:color w:val="5C696E"/>
-          <w:sz w:val="17"/>
-        </w:rPr>
-        <w:t>A, C, D or E, when external application integration is supported.</w:t>
-      </w:r>
-    </w:p>
-    <w:p>
-      <w:pPr>
-        <w:spacing w:after="100"/>
-      </w:pPr>
-      <w:r>
-        <w:rPr>
-          <w:i/>
-          <w:color w:val="5C696E"/>
-          <w:sz w:val="17"/>
-        </w:rPr>
-        <w:t>Select all that apply.</w:t>
-      </w:r>
-    </w:p>
-    <w:p>
-      <w:pPr>
-        <w:spacing w:after="40"/>
-        <w:ind w:left="369" w:hanging="198"/>
-      </w:pPr>
-      <w:r>
-        <w:t>•  SMART on FHIR</w:t>
-      </w:r>
-    </w:p>
-    <w:p>
-      <w:pPr>
-        <w:spacing w:after="40"/>
-        <w:ind w:left="369" w:hanging="198"/>
-      </w:pPr>
-      <w:r>
-        <w:t>•  OAuth 2.0 / OpenID Connect</w:t>
-      </w:r>
-    </w:p>
-    <w:p>
-      <w:pPr>
-        <w:spacing w:after="40"/>
-        <w:ind w:left="369" w:hanging="198"/>
-      </w:pPr>
-      <w:r>
-        <w:t>•  FHIR Subscriptions</w:t>
-      </w:r>
-    </w:p>
-    <w:p>
-      <w:pPr>
-        <w:spacing w:after="40"/>
-        <w:ind w:left="369" w:hanging="198"/>
-      </w:pPr>
-      <w:r>
-        <w:t>•  CDS Hooks</w:t>
-      </w:r>
-    </w:p>
-    <w:p>
-      <w:pPr>
-        <w:spacing w:after="40"/>
-        <w:ind w:left="369" w:hanging="198"/>
-      </w:pPr>
-      <w:r>
-        <w:t>•  Other</w:t>
-      </w:r>
-    </w:p>
-    <w:p>
-      <w:pPr>
-        <w:spacing w:after="40"/>
-        <w:ind w:left="369" w:hanging="198"/>
-      </w:pPr>
-      <w:r>
-        <w:t>•  None</w:t>
-      </w:r>
-    </w:p>
-    <w:p>
-      <w:pPr>
-        <w:pStyle w:val="Heading1"/>
-      </w:pPr>
-      <w:r>
-        <w:t>2.3 Clinical Data Capabilities and Use</w:t>
-      </w:r>
-    </w:p>
-    <w:p>
-      <w:pPr>
-        <w:pStyle w:val="Heading2"/>
-      </w:pPr>
-      <w:r>
-        <w:t>Q24. For which types of clinical information is structured representation routinely used?</w:t>
-      </w:r>
-    </w:p>
-    <w:p>
-      <w:pPr>
-        <w:spacing w:after="100"/>
-      </w:pPr>
-      <w:r>
-        <w:rPr>
-          <w:i/>
-          <w:color w:val="5C696E"/>
-          <w:sz w:val="17"/>
-        </w:rPr>
-        <w:t>A, C, D or E, when the solution stores or manages clinical information.</w:t>
-      </w:r>
-    </w:p>
-    <w:p>
-      <w:pPr>
-        <w:spacing w:after="100"/>
-      </w:pPr>
-      <w:r>
-        <w:rPr>
-          <w:i/>
-          <w:color w:val="5C696E"/>
-          <w:sz w:val="17"/>
-        </w:rPr>
-        <w:t>Select all that apply.</w:t>
-      </w:r>
-    </w:p>
-    <w:p>
-      <w:pPr>
-        <w:spacing w:after="40"/>
-        <w:ind w:left="369" w:hanging="198"/>
-      </w:pPr>
-      <w:r>
-        <w:t>•  Diagnoses</w:t>
-      </w:r>
-    </w:p>
-    <w:p>
-      <w:pPr>
-        <w:spacing w:after="40"/>
-        <w:ind w:left="369" w:hanging="198"/>
-      </w:pPr>
-      <w:r>
-        <w:t>•  Medications</w:t>
-      </w:r>
-    </w:p>
-    <w:p>
-      <w:pPr>
-        <w:spacing w:after="40"/>
-        <w:ind w:left="369" w:hanging="198"/>
-      </w:pPr>
-      <w:r>
-        <w:t>•  Allergies</w:t>
-      </w:r>
-    </w:p>
-    <w:p>
-      <w:pPr>
-        <w:spacing w:after="40"/>
-        <w:ind w:left="369" w:hanging="198"/>
-      </w:pPr>
-      <w:r>
-        <w:t>•  Laboratory results</w:t>
-      </w:r>
-    </w:p>
-    <w:p>
-      <w:pPr>
-        <w:spacing w:after="40"/>
-        <w:ind w:left="369" w:hanging="198"/>
-      </w:pPr>
-      <w:r>
-        <w:t>•  Vital signs</w:t>
-      </w:r>
-    </w:p>
-    <w:p>
-      <w:pPr>
-        <w:spacing w:after="40"/>
-        <w:ind w:left="369" w:hanging="198"/>
-      </w:pPr>
-      <w:r>
-        <w:t>•  Procedures</w:t>
-      </w:r>
-    </w:p>
-    <w:p>
-      <w:pPr>
-        <w:spacing w:after="40"/>
-        <w:ind w:left="369" w:hanging="198"/>
-      </w:pPr>
-      <w:r>
-        <w:t>•  Clinical observations</w:t>
-      </w:r>
-    </w:p>
-    <w:p>
-      <w:pPr>
-        <w:spacing w:after="40"/>
-        <w:ind w:left="369" w:hanging="198"/>
-      </w:pPr>
-      <w:r>
-        <w:t>•  Problem lists</w:t>
-      </w:r>
-    </w:p>
-    <w:p>
-      <w:pPr>
-        <w:spacing w:after="40"/>
-        <w:ind w:left="369" w:hanging="198"/>
-      </w:pPr>
-      <w:r>
-        <w:t>•  Questionnaires / PROMs</w:t>
-      </w:r>
-    </w:p>
-    <w:p>
-      <w:pPr>
-        <w:spacing w:after="40"/>
-        <w:ind w:left="369" w:hanging="198"/>
-      </w:pPr>
-      <w:r>
-        <w:t>•  Clinical notes</w:t>
-      </w:r>
-    </w:p>
-    <w:p>
-      <w:pPr>
-        <w:spacing w:after="40"/>
-        <w:ind w:left="369" w:hanging="198"/>
-      </w:pPr>
-      <w:r>
-        <w:t>•  Other</w:t>
-      </w:r>
-    </w:p>
-    <w:p>
-      <w:pPr>
-        <w:spacing w:after="40"/>
-        <w:ind w:left="369" w:hanging="198"/>
-      </w:pPr>
-      <w:r>
-        <w:t>•  None / predominantly unstructured clinical information</w:t>
-      </w:r>
-    </w:p>
-    <w:p>
-      <w:pPr>
-        <w:pStyle w:val="Heading2"/>
-      </w:pPr>
-      <w:r>
-        <w:t>Q25. Which clinical terminologies, classifications or coding systems are supported?</w:t>
-      </w:r>
-    </w:p>
-    <w:p>
-      <w:pPr>
-        <w:spacing w:after="100"/>
-      </w:pPr>
-      <w:r>
-        <w:rPr>
-          <w:i/>
-          <w:color w:val="5C696E"/>
-          <w:sz w:val="17"/>
-        </w:rPr>
-        <w:t>A, C, D or E, when the solution stores or manages clinical information.</w:t>
-      </w:r>
-    </w:p>
-    <w:p>
-      <w:pPr>
-        <w:spacing w:after="100"/>
-      </w:pPr>
-      <w:r>
-        <w:rPr>
-          <w:i/>
-          <w:color w:val="5C696E"/>
-          <w:sz w:val="17"/>
-        </w:rPr>
-        <w:t>Select all that apply.</w:t>
-      </w:r>
-    </w:p>
-    <w:p>
-      <w:pPr>
-        <w:spacing w:after="40"/>
-        <w:ind w:left="369" w:hanging="198"/>
-      </w:pPr>
-      <w:r>
-        <w:t>•  SNOMED CT</w:t>
-      </w:r>
-    </w:p>
-    <w:p>
-      <w:pPr>
-        <w:spacing w:after="40"/>
-        <w:ind w:left="369" w:hanging="198"/>
-      </w:pPr>
-      <w:r>
-        <w:t>•  LOINC</w:t>
-      </w:r>
-    </w:p>
-    <w:p>
-      <w:pPr>
-        <w:spacing w:after="40"/>
-        <w:ind w:left="369" w:hanging="198"/>
-      </w:pPr>
-      <w:r>
-        <w:t>•  ICD-10 / ICD-11</w:t>
-      </w:r>
-    </w:p>
-    <w:p>
-      <w:pPr>
-        <w:spacing w:after="40"/>
-        <w:ind w:left="369" w:hanging="198"/>
-      </w:pPr>
-      <w:r>
-        <w:t>•  ATC</w:t>
-      </w:r>
-    </w:p>
-    <w:p>
-      <w:pPr>
-        <w:spacing w:after="40"/>
-        <w:ind w:left="369" w:hanging="198"/>
-      </w:pPr>
-      <w:r>
-        <w:t>•  UCUM</w:t>
-      </w:r>
-    </w:p>
-    <w:p>
-      <w:pPr>
-        <w:spacing w:after="40"/>
-        <w:ind w:left="369" w:hanging="198"/>
-      </w:pPr>
-      <w:r>
-        <w:t>•  Proprietary terminology/coding only</w:t>
-      </w:r>
-    </w:p>
-    <w:p>
-      <w:pPr>
-        <w:spacing w:after="40"/>
-        <w:ind w:left="369" w:hanging="198"/>
-      </w:pPr>
-      <w:r>
-        <w:t>•  Other</w:t>
-      </w:r>
-    </w:p>
-    <w:p>
-      <w:pPr>
-        <w:spacing w:after="40"/>
-        <w:ind w:left="369" w:hanging="198"/>
-      </w:pPr>
-      <w:r>
-        <w:t>•  None</w:t>
-      </w:r>
-    </w:p>
-    <w:p>
-      <w:pPr>
-        <w:pStyle w:val="Heading2"/>
-      </w:pPr>
-      <w:r>
-        <w:t>Q26. Which standardized clinical data models or representations are supported?</w:t>
-      </w:r>
-    </w:p>
-    <w:p>
-      <w:pPr>
-        <w:spacing w:after="100"/>
-      </w:pPr>
-      <w:r>
-        <w:rPr>
-          <w:i/>
-          <w:color w:val="5C696E"/>
-          <w:sz w:val="17"/>
-        </w:rPr>
-        <w:t>A, C, D or E, when the solution stores or manages clinical information.</w:t>
-      </w:r>
-    </w:p>
-    <w:p>
-      <w:pPr>
-        <w:spacing w:after="100"/>
-      </w:pPr>
-      <w:r>
-        <w:rPr>
-          <w:i/>
-          <w:color w:val="5C696E"/>
-          <w:sz w:val="17"/>
-        </w:rPr>
-        <w:t>Select all that apply.</w:t>
-      </w:r>
-    </w:p>
-    <w:p>
-      <w:pPr>
-        <w:spacing w:after="40"/>
-        <w:ind w:left="369" w:hanging="198"/>
-      </w:pPr>
-      <w:r>
-        <w:t>•  openEHR archetypes/templates</w:t>
-      </w:r>
-    </w:p>
-    <w:p>
-      <w:pPr>
-        <w:spacing w:after="40"/>
-        <w:ind w:left="369" w:hanging="198"/>
-      </w:pPr>
-      <w:r>
-        <w:t>•  HL7 FHIR resources/profiles</w:t>
-      </w:r>
-    </w:p>
-    <w:p>
-      <w:pPr>
-        <w:spacing w:after="40"/>
-        <w:ind w:left="369" w:hanging="198"/>
-      </w:pPr>
-      <w:r>
-        <w:t>•  OMOP Common Data Model</w:t>
-      </w:r>
-    </w:p>
-    <w:p>
-      <w:pPr>
-        <w:spacing w:after="40"/>
-        <w:ind w:left="369" w:hanging="198"/>
-      </w:pPr>
-      <w:r>
-        <w:t>•  Proprietary data model</w:t>
-      </w:r>
-    </w:p>
-    <w:p>
-      <w:pPr>
-        <w:spacing w:after="40"/>
-        <w:ind w:left="369" w:hanging="198"/>
-      </w:pPr>
-      <w:r>
-        <w:t>•  Other</w:t>
-      </w:r>
-    </w:p>
-    <w:p>
-      <w:pPr>
-        <w:spacing w:after="40"/>
-        <w:ind w:left="369" w:hanging="198"/>
-      </w:pPr>
-      <w:r>
-        <w:t>•  None</w:t>
-      </w:r>
-    </w:p>
-    <w:p>
-      <w:pPr>
-        <w:pStyle w:val="Heading2"/>
-      </w:pPr>
-      <w:r>
-        <w:t>Q27. How can clinical data be accessed for reporting and analysis?</w:t>
-      </w:r>
-    </w:p>
-    <w:p>
-      <w:pPr>
-        <w:spacing w:after="100"/>
-      </w:pPr>
-      <w:r>
-        <w:rPr>
-          <w:i/>
-          <w:color w:val="5C696E"/>
-          <w:sz w:val="17"/>
-        </w:rPr>
-        <w:t>When the solution stores or manages clinical information.</w:t>
-      </w:r>
-    </w:p>
-    <w:p>
-      <w:pPr>
-        <w:spacing w:after="100"/>
-      </w:pPr>
-      <w:r>
-        <w:rPr>
-          <w:i/>
-          <w:color w:val="5C696E"/>
-          <w:sz w:val="17"/>
-        </w:rPr>
-        <w:t>Select all that apply.</w:t>
-      </w:r>
-    </w:p>
-    <w:p>
-      <w:pPr>
-        <w:spacing w:after="40"/>
-        <w:ind w:left="369" w:hanging="198"/>
-      </w:pPr>
-      <w:r>
-        <w:t>•  Built-in reporting</w:t>
-      </w:r>
-    </w:p>
-    <w:p>
-      <w:pPr>
-        <w:spacing w:after="40"/>
-        <w:ind w:left="369" w:hanging="198"/>
-      </w:pPr>
-      <w:r>
-        <w:t>•  Vendor-provided analytics platform / data warehouse</w:t>
-      </w:r>
-    </w:p>
-    <w:p>
-      <w:pPr>
-        <w:spacing w:after="40"/>
-        <w:ind w:left="369" w:hanging="198"/>
-      </w:pPr>
-      <w:r>
-        <w:t>•  Direct access to underlying analytical data store / data warehouse</w:t>
-      </w:r>
-    </w:p>
-    <w:p>
-      <w:pPr>
-        <w:spacing w:after="40"/>
-        <w:ind w:left="369" w:hanging="198"/>
-      </w:pPr>
-      <w:r>
-        <w:t>•  SQL/query access</w:t>
-      </w:r>
-    </w:p>
-    <w:p>
-      <w:pPr>
-        <w:spacing w:after="40"/>
-        <w:ind w:left="369" w:hanging="198"/>
-      </w:pPr>
-      <w:r>
-        <w:t>•  APIs</w:t>
-      </w:r>
-    </w:p>
-    <w:p>
-      <w:pPr>
-        <w:spacing w:after="40"/>
-        <w:ind w:left="369" w:hanging="198"/>
-      </w:pPr>
-      <w:r>
-        <w:t>•  Real-time/event streaming</w:t>
-      </w:r>
-    </w:p>
-    <w:p>
-      <w:pPr>
-        <w:spacing w:after="40"/>
-        <w:ind w:left="369" w:hanging="198"/>
-      </w:pPr>
-      <w:r>
-        <w:t>•  Other</w:t>
-      </w:r>
-    </w:p>
-    <w:p>
-      <w:pPr>
-        <w:spacing w:after="40"/>
-        <w:ind w:left="369" w:hanging="198"/>
-      </w:pPr>
-      <w:r>
-        <w:t>•  Not applicable / solution does not manage clinical data</w:t>
-      </w:r>
-    </w:p>
-    <w:p>
-      <w:pPr>
-        <w:pStyle w:val="Heading2"/>
-      </w:pPr>
-      <w:r>
-        <w:t>Q28. What capabilities are provided to support research use of clinical data?</w:t>
-      </w:r>
-    </w:p>
-    <w:p>
-      <w:pPr>
-        <w:spacing w:after="100"/>
-      </w:pPr>
-      <w:r>
-        <w:rPr>
-          <w:i/>
-          <w:color w:val="5C696E"/>
-          <w:sz w:val="17"/>
-        </w:rPr>
-        <w:t>When the solution stores or manages clinical information.</w:t>
-      </w:r>
-    </w:p>
-    <w:p>
-      <w:pPr>
-        <w:spacing w:after="100"/>
-      </w:pPr>
-      <w:r>
-        <w:rPr>
-          <w:i/>
-          <w:color w:val="5C696E"/>
-          <w:sz w:val="17"/>
-        </w:rPr>
-        <w:t>Select all that apply.</w:t>
-      </w:r>
-    </w:p>
-    <w:p>
-      <w:pPr>
-        <w:spacing w:after="40"/>
-        <w:ind w:left="369" w:hanging="198"/>
-      </w:pPr>
-      <w:r>
-        <w:t>•  Cohort identification / builder</w:t>
-      </w:r>
-    </w:p>
-    <w:p>
-      <w:pPr>
-        <w:spacing w:after="40"/>
-        <w:ind w:left="369" w:hanging="198"/>
-      </w:pPr>
-      <w:r>
-        <w:t>•  OMOP CDM</w:t>
-      </w:r>
-    </w:p>
-    <w:p>
-      <w:pPr>
-        <w:spacing w:after="40"/>
-        <w:ind w:left="369" w:hanging="198"/>
-      </w:pPr>
-      <w:r>
-        <w:t>•  De-identification/pseudonymisation tools</w:t>
-      </w:r>
-    </w:p>
-    <w:p>
-      <w:pPr>
-        <w:spacing w:after="40"/>
-        <w:ind w:left="369" w:hanging="198"/>
-      </w:pPr>
-      <w:r>
-        <w:t>•  Research APIs/data extraction</w:t>
-      </w:r>
-    </w:p>
-    <w:p>
-      <w:pPr>
-        <w:spacing w:after="40"/>
-        <w:ind w:left="369" w:hanging="198"/>
-      </w:pPr>
-      <w:r>
-        <w:t>•  Standardized data exchange with clinical registries</w:t>
-      </w:r>
-    </w:p>
-    <w:p>
-      <w:pPr>
-        <w:spacing w:after="40"/>
-        <w:ind w:left="369" w:hanging="198"/>
-      </w:pPr>
-      <w:r>
-        <w:t>•  Standardized data exchange with research infrastructures</w:t>
-      </w:r>
-    </w:p>
-    <w:p>
-      <w:pPr>
-        <w:spacing w:after="40"/>
-        <w:ind w:left="369" w:hanging="198"/>
-      </w:pPr>
-      <w:r>
-        <w:t>•  Other</w:t>
-      </w:r>
-    </w:p>
-    <w:p>
-      <w:pPr>
-        <w:spacing w:after="40"/>
-        <w:ind w:left="369" w:hanging="198"/>
-      </w:pPr>
-      <w:r>
-        <w:t>•  None</w:t>
-      </w:r>
-    </w:p>
-    <w:p>
-      <w:pPr>
-        <w:pStyle w:val="Heading2"/>
-      </w:pPr>
-      <w:r>
-        <w:t>Q29. Does the solution provide functionality for governing secondary use of clinical data?</w:t>
-      </w:r>
-    </w:p>
-    <w:p>
-      <w:pPr>
-        <w:spacing w:after="100"/>
-      </w:pPr>
-      <w:r>
-        <w:rPr>
-          <w:i/>
-          <w:color w:val="5C696E"/>
-          <w:sz w:val="17"/>
-        </w:rPr>
-        <w:t>When the solution stores or manages clinical information.</w:t>
-      </w:r>
-    </w:p>
-    <w:p>
-      <w:pPr>
-        <w:spacing w:after="100"/>
-      </w:pPr>
-      <w:r>
-        <w:rPr>
-          <w:i/>
-          <w:color w:val="5C696E"/>
-          <w:sz w:val="17"/>
-        </w:rPr>
-        <w:t>Select all that apply.</w:t>
-      </w:r>
-    </w:p>
-    <w:p>
-      <w:pPr>
-        <w:spacing w:after="40"/>
-        <w:ind w:left="369" w:hanging="198"/>
-      </w:pPr>
-      <w:r>
-        <w:t>•  Patient consent management</w:t>
-      </w:r>
-    </w:p>
-    <w:p>
-      <w:pPr>
-        <w:spacing w:after="40"/>
-        <w:ind w:left="369" w:hanging="198"/>
-      </w:pPr>
-      <w:r>
-        <w:t>•  Purpose/data-use restrictions</w:t>
-      </w:r>
-    </w:p>
-    <w:p>
-      <w:pPr>
-        <w:spacing w:after="40"/>
-        <w:ind w:left="369" w:hanging="198"/>
-      </w:pPr>
-      <w:r>
-        <w:t>•  Role/project-based data access</w:t>
-      </w:r>
-    </w:p>
-    <w:p>
-      <w:pPr>
-        <w:spacing w:after="40"/>
-        <w:ind w:left="369" w:hanging="198"/>
-      </w:pPr>
-      <w:r>
-        <w:t>•  Audit trail of secondary data use</w:t>
-      </w:r>
-    </w:p>
-    <w:p>
-      <w:pPr>
-        <w:spacing w:after="40"/>
-        <w:ind w:left="369" w:hanging="198"/>
-      </w:pPr>
-      <w:r>
-        <w:t>•  Other</w:t>
-      </w:r>
-    </w:p>
-    <w:p>
-      <w:pPr>
-        <w:spacing w:after="40"/>
-        <w:ind w:left="369" w:hanging="198"/>
-      </w:pPr>
-      <w:r>
-        <w:t>•  None</w:t>
-      </w:r>
-    </w:p>
-    <w:p>
-      <w:pPr>
-        <w:pStyle w:val="Heading1"/>
-      </w:pPr>
-      <w:r>
-        <w:t>2.4 Clinical Records and Patient Data</w:t>
-      </w:r>
-    </w:p>
-    <w:p>
-      <w:pPr>
-        <w:pStyle w:val="Heading2"/>
-      </w:pPr>
-      <w:r>
-        <w:t>Q30. How are clinical documents and images retained for long-term access?</w:t>
-      </w:r>
-    </w:p>
-    <w:p>
-      <w:pPr>
-        <w:spacing w:after="100"/>
-      </w:pPr>
-      <w:r>
-        <w:rPr>
-          <w:i/>
-          <w:color w:val="5C696E"/>
-          <w:sz w:val="17"/>
-        </w:rPr>
-        <w:t>When the solution retains individual clinical documents or images, or an ongoing clinical record.</w:t>
-      </w:r>
-    </w:p>
-    <w:p>
-      <w:pPr>
-        <w:spacing w:after="100"/>
-      </w:pPr>
-      <w:r>
-        <w:rPr>
-          <w:i/>
-          <w:color w:val="5C696E"/>
-          <w:sz w:val="17"/>
-        </w:rPr>
-        <w:t>Select one answer.</w:t>
-      </w:r>
-    </w:p>
-    <w:p>
-      <w:pPr>
-        <w:spacing w:after="40"/>
-        <w:ind w:left="369" w:hanging="198"/>
-      </w:pPr>
-      <w:r>
-        <w:t>•  Stored within the solution / solution-specific repository</w:t>
-      </w:r>
-    </w:p>
-    <w:p>
-      <w:pPr>
-        <w:spacing w:after="40"/>
-        <w:ind w:left="369" w:hanging="198"/>
-      </w:pPr>
-      <w:r>
-        <w:t>•  Stored in an external archive controlled by the vendor</w:t>
-      </w:r>
-    </w:p>
-    <w:p>
-      <w:pPr>
-        <w:spacing w:after="40"/>
-        <w:ind w:left="369" w:hanging="198"/>
-      </w:pPr>
-      <w:r>
-        <w:t>•  Stored in a vendor-neutral archive/repository</w:t>
-      </w:r>
-    </w:p>
-    <w:p>
-      <w:pPr>
-        <w:spacing w:after="40"/>
-        <w:ind w:left="369" w:hanging="198"/>
-      </w:pPr>
-      <w:r>
-        <w:t>•  Combination of the above</w:t>
-      </w:r>
-    </w:p>
-    <w:p>
-      <w:pPr>
-        <w:spacing w:after="40"/>
-        <w:ind w:left="369" w:hanging="198"/>
-      </w:pPr>
-      <w:r>
-        <w:t>•  Other</w:t>
-      </w:r>
-    </w:p>
-    <w:p>
-      <w:pPr>
-        <w:pStyle w:val="Heading2"/>
-      </w:pPr>
-      <w:r>
-        <w:t>Q31. Can the customer export the complete longitudinal clinical record in a structured format that can be imported and reused by another system?</w:t>
-      </w:r>
-    </w:p>
-    <w:p>
-      <w:pPr>
-        <w:spacing w:after="100"/>
-      </w:pPr>
-      <w:r>
-        <w:rPr>
-          <w:i/>
-          <w:color w:val="5C696E"/>
-          <w:sz w:val="17"/>
-        </w:rPr>
-        <w:t>When the solution retains a longitudinal clinical record.</w:t>
-      </w:r>
-    </w:p>
-    <w:p>
-      <w:pPr>
-        <w:spacing w:after="100"/>
-      </w:pPr>
-      <w:r>
-        <w:rPr>
-          <w:i/>
-          <w:color w:val="5C696E"/>
-          <w:sz w:val="17"/>
-        </w:rPr>
-        <w:t>Select one answer.</w:t>
-      </w:r>
-    </w:p>
-    <w:p>
-      <w:pPr>
-        <w:spacing w:after="40"/>
-        <w:ind w:left="369" w:hanging="198"/>
-      </w:pPr>
-      <w:r>
-        <w:t>•  Yes, complete export in standardized/vendor-neutral formats</w:t>
-      </w:r>
-    </w:p>
-    <w:p>
-      <w:pPr>
-        <w:spacing w:after="40"/>
-        <w:ind w:left="369" w:hanging="198"/>
-      </w:pPr>
-      <w:r>
-        <w:t>•  Yes, complete export, but partly in proprietary formats</w:t>
-      </w:r>
-    </w:p>
-    <w:p>
-      <w:pPr>
-        <w:spacing w:after="40"/>
-        <w:ind w:left="369" w:hanging="198"/>
-      </w:pPr>
-      <w:r>
-        <w:t>•  Partial export only</w:t>
-      </w:r>
-    </w:p>
-    <w:p>
-      <w:pPr>
-        <w:spacing w:after="40"/>
-        <w:ind w:left="369" w:hanging="198"/>
-      </w:pPr>
-      <w:r>
-        <w:t>•  Export requires vendor-specific migration/conversion services</w:t>
-      </w:r>
-    </w:p>
-    <w:p>
-      <w:pPr>
-        <w:spacing w:after="40"/>
-        <w:ind w:left="369" w:hanging="198"/>
-      </w:pPr>
-      <w:r>
-        <w:t>•  Other</w:t>
-      </w:r>
-    </w:p>
-    <w:p>
-      <w:pPr>
-        <w:pStyle w:val="Heading2"/>
-      </w:pPr>
-      <w:r>
-        <w:t>Q32. Which data cannot be exported in a standardized/vendor-neutral format or requires vendor-specific migration/conversion? Describe data types, formats and dependencies.</w:t>
-      </w:r>
-    </w:p>
-    <w:p>
-      <w:pPr>
-        <w:spacing w:after="100"/>
-      </w:pPr>
-      <w:r>
-        <w:rPr>
-          <w:i/>
-          <w:color w:val="5C696E"/>
-          <w:sz w:val="17"/>
-        </w:rPr>
-        <w:t>When the record export answer is Partial, requires vendor-specific migration, or Other.</w:t>
-      </w:r>
-    </w:p>
-    <w:p>
-      <w:pPr>
-        <w:spacing w:after="100"/>
-      </w:pPr>
-      <w:r>
-        <w:rPr>
-          <w:i/>
-          <w:color w:val="5C696E"/>
-          <w:sz w:val="17"/>
-        </w:rPr>
-        <w:t>Free-text answer.</w:t>
-      </w:r>
-    </w:p>
-    <w:p>
-      <w:pPr>
-        <w:pStyle w:val="Heading2"/>
-      </w:pPr>
-      <w:r>
-        <w:t>Q33. Can customers require that all patient data, including backups and disaster-recovery copies, remains exclusively within Switzerland?</w:t>
-      </w:r>
-    </w:p>
-    <w:p>
-      <w:pPr>
-        <w:spacing w:after="100"/>
-      </w:pPr>
-      <w:r>
-        <w:rPr>
-          <w:i/>
-          <w:color w:val="5C696E"/>
-          <w:sz w:val="17"/>
-        </w:rPr>
-        <w:t>When the solution retains patient information.</w:t>
-      </w:r>
-    </w:p>
-    <w:p>
-      <w:pPr>
-        <w:spacing w:after="100"/>
-      </w:pPr>
-      <w:r>
-        <w:rPr>
-          <w:i/>
-          <w:color w:val="5C696E"/>
-          <w:sz w:val="17"/>
-        </w:rPr>
-        <w:t>Select one answer.</w:t>
-      </w:r>
-    </w:p>
-    <w:p>
-      <w:pPr>
-        <w:spacing w:after="40"/>
-        <w:ind w:left="369" w:hanging="198"/>
-      </w:pPr>
-      <w:r>
-        <w:t>•  Yes</w:t>
-      </w:r>
-    </w:p>
-    <w:p>
-      <w:pPr>
-        <w:spacing w:after="40"/>
-        <w:ind w:left="369" w:hanging="198"/>
-      </w:pPr>
-      <w:r>
-        <w:t>•  Yes, but subject to specific deployment/hosting model</w:t>
-      </w:r>
-    </w:p>
-    <w:p>
-      <w:pPr>
-        <w:spacing w:after="40"/>
-        <w:ind w:left="369" w:hanging="198"/>
-      </w:pPr>
-      <w:r>
-        <w:t>•  No</w:t>
-      </w:r>
-    </w:p>
-    <w:p>
-      <w:pPr>
-        <w:pStyle w:val="Heading1"/>
-      </w:pPr>
-      <w:r>
-        <w:t>2.5 HCP Facing Solutions</w:t>
-      </w:r>
-    </w:p>
-    <w:p>
-      <w:pPr>
-        <w:pStyle w:val="Heading2"/>
-      </w:pPr>
-      <w:r>
-        <w:t>Q34. Describe your core CIS coverage, external integrations and specialized functions.</w:t>
-      </w:r>
-    </w:p>
-    <w:p>
-      <w:pPr>
-        <w:spacing w:after="100"/>
-      </w:pPr>
-      <w:r>
-        <w:rPr>
-          <w:i/>
-          <w:color w:val="5C696E"/>
-          <w:sz w:val="17"/>
-        </w:rPr>
-        <w:t>A and C. The title adapts to the selected category. Add one entry for each offering. External integrations for A are available when Q5 is Yes.</w:t>
-      </w:r>
-    </w:p>
-    <w:p>
-      <w:pPr>
-        <w:keepNext/>
-        <w:spacing w:before="160" w:after="60"/>
-      </w:pPr>
-      <w:r>
-        <w:rPr>
-          <w:b/>
-          <w:sz w:val="19"/>
-        </w:rPr>
-        <w:t>Core CIS platform for category A</w:t>
-      </w:r>
-    </w:p>
-    <w:p>
-      <w:pPr>
-        <w:spacing w:after="40"/>
-        <w:ind w:left="369" w:hanging="198"/>
-      </w:pPr>
-      <w:r>
-        <w:t>•  Core CIS platform name</w:t>
-      </w:r>
-    </w:p>
-    <w:p>
-      <w:pPr>
-        <w:spacing w:after="40"/>
-        <w:ind w:left="369" w:hanging="198"/>
-      </w:pPr>
-      <w:r>
-        <w:t>•  Functional areas covered</w:t>
-      </w:r>
-    </w:p>
-    <w:p>
-      <w:pPr>
-        <w:spacing w:after="40"/>
-        <w:ind w:left="369" w:hanging="198"/>
-      </w:pPr>
-      <w:r>
-        <w:t>•  Specialties covered or Across specialties</w:t>
-      </w:r>
-    </w:p>
-    <w:p>
-      <w:pPr>
-        <w:keepNext/>
-        <w:spacing w:before="160" w:after="60"/>
-      </w:pPr>
-      <w:r>
-        <w:rPr>
-          <w:b/>
-          <w:sz w:val="19"/>
-        </w:rPr>
-        <w:t>External integration for category A  Repeat for each product</w:t>
-      </w:r>
-    </w:p>
-    <w:p>
-      <w:pPr>
-        <w:spacing w:after="40"/>
-        <w:ind w:left="369" w:hanging="198"/>
-      </w:pPr>
-      <w:r>
-        <w:t>•  Product name</w:t>
-      </w:r>
-    </w:p>
-    <w:p>
-      <w:pPr>
-        <w:spacing w:after="40"/>
-        <w:ind w:left="369" w:hanging="198"/>
-      </w:pPr>
-      <w:r>
-        <w:t>•  Third-party company</w:t>
-      </w:r>
-    </w:p>
-    <w:p>
-      <w:pPr>
-        <w:spacing w:after="40"/>
-        <w:ind w:left="369" w:hanging="198"/>
-      </w:pPr>
-      <w:r>
-        <w:t>•  What is this integration used for?</w:t>
-      </w:r>
-    </w:p>
-    <w:p>
-      <w:pPr>
-        <w:spacing w:after="40"/>
-        <w:ind w:left="369" w:hanging="198"/>
-      </w:pPr>
-      <w:r>
-        <w:t>•  Specific functional areas and specialties</w:t>
-      </w:r>
-    </w:p>
-    <w:p>
-      <w:pPr>
-        <w:keepNext/>
-        <w:spacing w:before="160" w:after="60"/>
-      </w:pPr>
-      <w:r>
-        <w:rPr>
-          <w:b/>
-          <w:sz w:val="19"/>
-        </w:rPr>
-        <w:t>Specialized function for category C  Repeat for each function</w:t>
-      </w:r>
-    </w:p>
-    <w:p>
-      <w:pPr>
-        <w:spacing w:after="40"/>
-        <w:ind w:left="369" w:hanging="198"/>
-      </w:pPr>
-      <w:r>
-        <w:t>•  Solution or function name</w:t>
-      </w:r>
-    </w:p>
-    <w:p>
-      <w:pPr>
-        <w:spacing w:after="40"/>
-        <w:ind w:left="369" w:hanging="198"/>
-      </w:pPr>
-      <w:r>
-        <w:t>•  Brief description</w:t>
-      </w:r>
-    </w:p>
-    <w:p>
-      <w:pPr>
-        <w:spacing w:after="40"/>
-        <w:ind w:left="369" w:hanging="198"/>
-      </w:pPr>
-      <w:r>
-        <w:t>•  Specific functional areas and specialties</w:t>
-      </w:r>
-    </w:p>
-    <w:p>
-      <w:pPr>
-        <w:spacing w:after="40"/>
-        <w:ind w:left="369" w:hanging="198"/>
-      </w:pPr>
-      <w:r>
-        <w:t>•  Can be purchased and operated independently of a hospital-wide CIS  Yes or No</w:t>
-      </w:r>
-    </w:p>
-    <w:p>
-      <w:pPr>
-        <w:keepNext/>
-        <w:spacing w:before="160" w:after="60"/>
-      </w:pPr>
-      <w:r>
-        <w:rPr>
-          <w:b/>
-          <w:sz w:val="19"/>
-        </w:rPr>
-        <w:t>Workflow integration with the CIS  Asked for each specialized function and external integration</w:t>
-      </w:r>
-    </w:p>
-    <w:p>
-      <w:pPr>
-        <w:spacing w:after="40"/>
-        <w:ind w:left="369" w:hanging="198"/>
-      </w:pPr>
-      <w:r>
-        <w:t>•  Which data already in the CIS does this offering reuse? Patient details; medication data; laboratory results; none of these; not sure.</w:t>
-      </w:r>
-    </w:p>
-    <w:p>
-      <w:pPr>
-        <w:spacing w:after="40"/>
-        <w:ind w:left="369" w:hanging="198"/>
-      </w:pPr>
-      <w:r>
-        <w:t>•  Is information written back to the CIS? Automatically; only after a user action; manual transfer or duplicate entry; no information is written back; not sure or not applicable.</w:t>
-      </w:r>
-    </w:p>
-    <w:p>
-      <w:pPr>
-        <w:spacing w:after="40"/>
-        <w:ind w:left="369" w:hanging="198"/>
-      </w:pPr>
-      <w:r>
-        <w:t>•  Does the user need to open a separate application? No, embedded in the CIS; yes, with single sign-on; yes, with a separate sign-in; not sure.</w:t>
-      </w:r>
-    </w:p>
-    <w:p>
-      <w:pPr>
-        <w:spacing w:after="40"/>
-        <w:ind w:left="369" w:hanging="198"/>
-      </w:pPr>
-      <w:r>
-        <w:t>•  Is patient context automatically transferred? Automatically transferred; user must select the patient again; no patient context transferred; not sure or not applicable.</w:t>
-      </w:r>
-    </w:p>
-    <w:p>
-      <w:pPr>
-        <w:spacing w:after="40"/>
-        <w:ind w:left="369" w:hanging="198"/>
-      </w:pPr>
-      <w:r>
-        <w:t>•  Which workflow steps remain manual? Free text.</w:t>
-      </w:r>
-    </w:p>
-    <w:p>
-      <w:pPr>
-        <w:keepNext/>
-        <w:spacing w:before="160" w:after="60"/>
-      </w:pPr>
-      <w:r>
-        <w:rPr>
-          <w:b/>
-          <w:sz w:val="19"/>
-        </w:rPr>
-        <w:t>Functional area tags</w:t>
-      </w:r>
-    </w:p>
-    <w:p>
-      <w:pPr>
-        <w:spacing w:after="40"/>
-        <w:ind w:left="369" w:hanging="198"/>
-      </w:pPr>
-      <w:r>
-        <w:t>•  Clinical documentation; Medication management; Nursing documentation / workflows; Scheduling / resource planning; Ward management; Clinical decision support; Coding &amp; billing; Laboratory; Radiology / imaging; Anaesthesia; PDMS; additional functional areas</w:t>
-      </w:r>
-    </w:p>
-    <w:p>
-      <w:pPr>
-        <w:keepNext/>
-        <w:spacing w:before="160" w:after="60"/>
-      </w:pPr>
-      <w:r>
-        <w:rPr>
-          <w:b/>
-          <w:sz w:val="19"/>
-        </w:rPr>
-        <w:t>Specialty tags</w:t>
-      </w:r>
-    </w:p>
-    <w:p>
-      <w:pPr>
-        <w:spacing w:after="40"/>
-        <w:ind w:left="369" w:hanging="198"/>
-      </w:pPr>
-      <w:r>
-        <w:t>•  Emergency; Surgery; Orthopaedics; Cardiology; Neurology; Oncology; Psychiatry; Obstetrics / gynecology; Pediatrics; Rehabilitation; additional specialties</w:t>
-      </w:r>
-    </w:p>
-    <w:p>
-      <w:pPr>
-        <w:pStyle w:val="Heading2"/>
-      </w:pPr>
-      <w:r>
-        <w:t>Q35. Which capabilities are available to reduce documentation burden?</w:t>
-      </w:r>
-    </w:p>
-    <w:p>
-      <w:pPr>
-        <w:spacing w:after="100"/>
-      </w:pPr>
-      <w:r>
-        <w:rPr>
-          <w:i/>
-          <w:color w:val="5C696E"/>
-          <w:sz w:val="17"/>
-        </w:rPr>
-        <w:t>Asked when Clinical documentation is listed for the core CIS or a specialized function. The on-screen wording identifies the relevant offering.</w:t>
-      </w:r>
-    </w:p>
-    <w:p>
-      <w:pPr>
-        <w:spacing w:after="100"/>
-      </w:pPr>
-      <w:r>
-        <w:rPr>
-          <w:i/>
-          <w:color w:val="5C696E"/>
-          <w:sz w:val="17"/>
-        </w:rPr>
-        <w:t>Select all that apply.</w:t>
-      </w:r>
-    </w:p>
-    <w:p>
-      <w:pPr>
-        <w:spacing w:after="40"/>
-        <w:ind w:left="369" w:hanging="198"/>
-      </w:pPr>
-      <w:r>
-        <w:t>•  Reuse/pre-population of existing patient data</w:t>
-      </w:r>
-    </w:p>
-    <w:p>
-      <w:pPr>
-        <w:spacing w:after="40"/>
-        <w:ind w:left="369" w:hanging="198"/>
-      </w:pPr>
-      <w:r>
-        <w:t>•  Structured documentation templates</w:t>
-      </w:r>
-    </w:p>
-    <w:p>
-      <w:pPr>
-        <w:spacing w:after="40"/>
-        <w:ind w:left="369" w:hanging="198"/>
-      </w:pPr>
-      <w:r>
-        <w:t>•  Specialty-specific documentation templates/workflows</w:t>
-      </w:r>
-    </w:p>
-    <w:p>
-      <w:pPr>
-        <w:spacing w:after="40"/>
-        <w:ind w:left="369" w:hanging="198"/>
-      </w:pPr>
-      <w:r>
-        <w:t>•  Voice dictation</w:t>
-      </w:r>
-    </w:p>
-    <w:p>
-      <w:pPr>
-        <w:spacing w:after="40"/>
-        <w:ind w:left="369" w:hanging="198"/>
-      </w:pPr>
-      <w:r>
-        <w:t>•  Speech-to-text</w:t>
-      </w:r>
-    </w:p>
-    <w:p>
-      <w:pPr>
-        <w:spacing w:after="40"/>
-        <w:ind w:left="369" w:hanging="198"/>
-      </w:pPr>
-      <w:r>
-        <w:t>•  Ambient AI documentation</w:t>
-      </w:r>
-    </w:p>
-    <w:p>
-      <w:pPr>
-        <w:spacing w:after="40"/>
-        <w:ind w:left="369" w:hanging="198"/>
-      </w:pPr>
-      <w:r>
-        <w:t>•  Automated extraction/structuring of clinical information</w:t>
-      </w:r>
-    </w:p>
-    <w:p>
-      <w:pPr>
-        <w:spacing w:after="40"/>
-        <w:ind w:left="369" w:hanging="198"/>
-      </w:pPr>
-      <w:r>
-        <w:t>•  Automatic generation of letters/reports</w:t>
-      </w:r>
-    </w:p>
-    <w:p>
-      <w:pPr>
-        <w:spacing w:after="40"/>
-        <w:ind w:left="369" w:hanging="198"/>
-      </w:pPr>
-      <w:r>
-        <w:t>•  Cross-module reuse of entered information</w:t>
-      </w:r>
-    </w:p>
-    <w:p>
-      <w:pPr>
-        <w:spacing w:after="40"/>
-        <w:ind w:left="369" w:hanging="198"/>
-      </w:pPr>
-      <w:r>
-        <w:t>•  Configurable shortcuts/macros/favourites</w:t>
-      </w:r>
-    </w:p>
-    <w:p>
-      <w:pPr>
-        <w:spacing w:after="40"/>
-        <w:ind w:left="369" w:hanging="198"/>
-      </w:pPr>
-      <w:r>
-        <w:t>•  Other</w:t>
-      </w:r>
-    </w:p>
-    <w:p>
-      <w:pPr>
-        <w:spacing w:after="40"/>
-        <w:ind w:left="369" w:hanging="198"/>
-      </w:pPr>
-      <w:r>
-        <w:t>•  None</w:t>
-      </w:r>
-    </w:p>
-    <w:p>
-      <w:pPr>
-        <w:pStyle w:val="Heading1"/>
-      </w:pPr>
-      <w:r>
-        <w:t>2.6 Data and Interoperability</w:t>
-      </w:r>
-    </w:p>
-    <w:p>
-      <w:pPr>
-        <w:pStyle w:val="Heading2"/>
-      </w:pPr>
-      <w:r>
-        <w:t>Q36. Which capabilities does your solution provide?</w:t>
-      </w:r>
-    </w:p>
-    <w:p>
-      <w:pPr>
-        <w:spacing w:after="100"/>
-      </w:pPr>
-      <w:r>
-        <w:rPr>
-          <w:i/>
-          <w:color w:val="5C696E"/>
-          <w:sz w:val="17"/>
-        </w:rPr>
-        <w:t>Select all that apply.</w:t>
-      </w:r>
-    </w:p>
-    <w:p>
-      <w:pPr>
-        <w:spacing w:after="40"/>
-        <w:ind w:left="369" w:hanging="198"/>
-      </w:pPr>
-      <w:r>
-        <w:t>•  Clinical data repository / longitudinal health record</w:t>
-      </w:r>
-    </w:p>
-    <w:p>
-      <w:pPr>
-        <w:spacing w:after="40"/>
-        <w:ind w:left="369" w:hanging="198"/>
-      </w:pPr>
-      <w:r>
-        <w:t>•  Integration engine</w:t>
-      </w:r>
-    </w:p>
-    <w:p>
-      <w:pPr>
-        <w:spacing w:after="40"/>
-        <w:ind w:left="369" w:hanging="198"/>
-      </w:pPr>
-      <w:r>
-        <w:t>•  FHIR server</w:t>
-      </w:r>
-    </w:p>
-    <w:p>
-      <w:pPr>
-        <w:spacing w:after="40"/>
-        <w:ind w:left="369" w:hanging="198"/>
-      </w:pPr>
-      <w:r>
-        <w:t>•  API management</w:t>
-      </w:r>
-    </w:p>
-    <w:p>
-      <w:pPr>
-        <w:spacing w:after="40"/>
-        <w:ind w:left="369" w:hanging="198"/>
-      </w:pPr>
-      <w:r>
-        <w:t>•  Master patient index / identity management</w:t>
-      </w:r>
-    </w:p>
-    <w:p>
-      <w:pPr>
-        <w:spacing w:after="40"/>
-        <w:ind w:left="369" w:hanging="198"/>
-      </w:pPr>
-      <w:r>
-        <w:t>•  Terminology services</w:t>
-      </w:r>
-    </w:p>
-    <w:p>
-      <w:pPr>
-        <w:spacing w:after="40"/>
-        <w:ind w:left="369" w:hanging="198"/>
-      </w:pPr>
-      <w:r>
-        <w:t>•  Data transformation / mapping</w:t>
-      </w:r>
-    </w:p>
-    <w:p>
-      <w:pPr>
-        <w:spacing w:after="40"/>
-        <w:ind w:left="369" w:hanging="198"/>
-      </w:pPr>
-      <w:r>
-        <w:t>•  Messaging / event broker</w:t>
-      </w:r>
-    </w:p>
-    <w:p>
-      <w:pPr>
-        <w:spacing w:after="40"/>
-        <w:ind w:left="369" w:hanging="198"/>
-      </w:pPr>
-      <w:r>
-        <w:t>•  Workflow / orchestration</w:t>
-      </w:r>
-    </w:p>
-    <w:p>
-      <w:pPr>
-        <w:spacing w:after="40"/>
-        <w:ind w:left="369" w:hanging="198"/>
-      </w:pPr>
-      <w:r>
-        <w:t>•  Application development / low-code environment</w:t>
-      </w:r>
-    </w:p>
-    <w:p>
-      <w:pPr>
-        <w:spacing w:after="40"/>
-        <w:ind w:left="369" w:hanging="198"/>
-      </w:pPr>
-      <w:r>
-        <w:t>•  Data warehouse / analytics platform</w:t>
-      </w:r>
-    </w:p>
-    <w:p>
-      <w:pPr>
-        <w:spacing w:after="40"/>
-        <w:ind w:left="369" w:hanging="198"/>
-      </w:pPr>
-      <w:r>
-        <w:t>•  Vendor-neutral archive</w:t>
-      </w:r>
-    </w:p>
-    <w:p>
-      <w:pPr>
-        <w:spacing w:after="40"/>
-        <w:ind w:left="369" w:hanging="198"/>
-      </w:pPr>
-      <w:r>
-        <w:t>•  Other</w:t>
-      </w:r>
-    </w:p>
-    <w:p>
-      <w:pPr>
-        <w:pStyle w:val="Heading2"/>
-      </w:pPr>
-      <w:r>
-        <w:t>Q37. How does the solution handle data exchanged between connected systems?</w:t>
-      </w:r>
-    </w:p>
-    <w:p>
-      <w:pPr>
-        <w:spacing w:after="100"/>
-      </w:pPr>
-      <w:r>
-        <w:rPr>
-          <w:i/>
-          <w:color w:val="5C696E"/>
-          <w:sz w:val="17"/>
-        </w:rPr>
-        <w:t>Select all that apply.</w:t>
-      </w:r>
-    </w:p>
-    <w:p>
-      <w:pPr>
-        <w:spacing w:after="40"/>
-        <w:ind w:left="369" w:hanging="198"/>
-      </w:pPr>
-      <w:r>
-        <w:t>•  Pass-through / routing only</w:t>
-      </w:r>
-    </w:p>
-    <w:p>
-      <w:pPr>
-        <w:spacing w:after="40"/>
-        <w:ind w:left="369" w:hanging="198"/>
-      </w:pPr>
-      <w:r>
-        <w:t>•  Transformation / mapping</w:t>
-      </w:r>
-    </w:p>
-    <w:p>
-      <w:pPr>
-        <w:spacing w:after="40"/>
-        <w:ind w:left="369" w:hanging="198"/>
-      </w:pPr>
-      <w:r>
-        <w:t>•  Temporary storage / queueing</w:t>
-      </w:r>
-    </w:p>
-    <w:p>
-      <w:pPr>
-        <w:spacing w:after="40"/>
-        <w:ind w:left="369" w:hanging="198"/>
-      </w:pPr>
-      <w:r>
-        <w:t>•  Persistent storage</w:t>
-      </w:r>
-    </w:p>
-    <w:p>
-      <w:pPr>
-        <w:spacing w:after="40"/>
-        <w:ind w:left="369" w:hanging="198"/>
-      </w:pPr>
-      <w:r>
-        <w:t>•  Patient identity matching</w:t>
-      </w:r>
-    </w:p>
-    <w:p>
-      <w:pPr>
-        <w:spacing w:after="40"/>
-        <w:ind w:left="369" w:hanging="198"/>
-      </w:pPr>
-      <w:r>
-        <w:t>•  Consent / access-control enforcement</w:t>
-      </w:r>
-    </w:p>
-    <w:p>
-      <w:pPr>
-        <w:spacing w:after="40"/>
-        <w:ind w:left="369" w:hanging="198"/>
-      </w:pPr>
-      <w:r>
-        <w:t>•  Validation / enrichment</w:t>
-      </w:r>
-    </w:p>
-    <w:p>
-      <w:pPr>
-        <w:spacing w:after="40"/>
-        <w:ind w:left="369" w:hanging="198"/>
-      </w:pPr>
-      <w:r>
-        <w:t>•  Workflow / orchestration</w:t>
-      </w:r>
-    </w:p>
-    <w:p>
-      <w:pPr>
-        <w:spacing w:after="40"/>
-        <w:ind w:left="369" w:hanging="198"/>
-      </w:pPr>
-      <w:r>
-        <w:t>•  Other</w:t>
-      </w:r>
-    </w:p>
-    <w:p>
-      <w:pPr>
-        <w:pStyle w:val="Heading2"/>
-      </w:pPr>
-      <w:r>
-        <w:t>Q38. Briefly describe the primary role of the solution within a hospital IT architecture.</w:t>
-      </w:r>
-    </w:p>
-    <w:p>
-      <w:pPr>
-        <w:spacing w:after="100"/>
-      </w:pPr>
-      <w:r>
-        <w:rPr>
-          <w:i/>
-          <w:color w:val="5C696E"/>
-          <w:sz w:val="17"/>
-        </w:rPr>
-        <w:t>Free-text answer.</w:t>
-      </w:r>
-    </w:p>
-    <w:p>
-      <w:pPr>
-        <w:pStyle w:val="Heading2"/>
-      </w:pPr>
-      <w:r>
-        <w:t>Q39. Can the solution be purchased and operated independently of the customer’s hospital-wide CIS?</w:t>
-      </w:r>
-    </w:p>
-    <w:p>
-      <w:pPr>
-        <w:spacing w:after="100"/>
-      </w:pPr>
-      <w:r>
-        <w:rPr>
-          <w:i/>
-          <w:color w:val="5C696E"/>
-          <w:sz w:val="17"/>
-        </w:rPr>
-        <w:t>Select one answer.</w:t>
-      </w:r>
-    </w:p>
-    <w:p>
-      <w:pPr>
-        <w:spacing w:after="40"/>
-        <w:ind w:left="369" w:hanging="198"/>
-      </w:pPr>
-      <w:r>
-        <w:t>•  Yes</w:t>
-      </w:r>
-    </w:p>
-    <w:p>
-      <w:pPr>
-        <w:spacing w:after="40"/>
-        <w:ind w:left="369" w:hanging="198"/>
-      </w:pPr>
-      <w:r>
-        <w:t>•  No</w:t>
-      </w:r>
-    </w:p>
-    <w:p>
-      <w:pPr>
-        <w:spacing w:after="40"/>
-        <w:ind w:left="369" w:hanging="198"/>
-      </w:pPr>
-      <w:r>
-        <w:t>•  Other</w:t>
-      </w:r>
-    </w:p>
-    <w:p>
-      <w:pPr>
-        <w:pStyle w:val="Heading1"/>
-      </w:pPr>
-      <w:r>
-        <w:t>2.7 Patient Facing Solutions</w:t>
-      </w:r>
-    </w:p>
-    <w:p>
-      <w:pPr>
-        <w:pStyle w:val="Heading2"/>
-      </w:pPr>
-      <w:r>
-        <w:t>Q40. Which functions are available directly to patients through the portal / app?</w:t>
-      </w:r>
-    </w:p>
-    <w:p>
-      <w:pPr>
-        <w:spacing w:after="100"/>
-      </w:pPr>
-      <w:r>
-        <w:rPr>
-          <w:i/>
-          <w:color w:val="5C696E"/>
-          <w:sz w:val="17"/>
-        </w:rPr>
-        <w:t>Select all that apply.</w:t>
-      </w:r>
-    </w:p>
-    <w:p>
-      <w:pPr>
-        <w:spacing w:after="40"/>
-        <w:ind w:left="369" w:hanging="198"/>
-      </w:pPr>
-      <w:r>
-        <w:t>•  View and manage appointments</w:t>
-      </w:r>
-    </w:p>
-    <w:p>
-      <w:pPr>
-        <w:spacing w:after="40"/>
-        <w:ind w:left="369" w:hanging="198"/>
-      </w:pPr>
-      <w:r>
-        <w:t>•  Appointment reminders / notifications</w:t>
-      </w:r>
-    </w:p>
-    <w:p>
-      <w:pPr>
-        <w:spacing w:after="40"/>
-        <w:ind w:left="369" w:hanging="198"/>
-      </w:pPr>
-      <w:r>
-        <w:t>•  Secure messaging with care teams</w:t>
-      </w:r>
-    </w:p>
-    <w:p>
-      <w:pPr>
-        <w:spacing w:after="40"/>
-        <w:ind w:left="369" w:hanging="198"/>
-      </w:pPr>
-      <w:r>
-        <w:t>•  View and download results / reports</w:t>
-      </w:r>
-    </w:p>
-    <w:p>
-      <w:pPr>
-        <w:spacing w:after="40"/>
-        <w:ind w:left="369" w:hanging="198"/>
-      </w:pPr>
-      <w:r>
-        <w:t>•  View medication list</w:t>
-      </w:r>
-    </w:p>
-    <w:p>
-      <w:pPr>
-        <w:spacing w:after="40"/>
-        <w:ind w:left="369" w:hanging="198"/>
-      </w:pPr>
-      <w:r>
-        <w:t>•  Complete forms / pre-registration</w:t>
-      </w:r>
-    </w:p>
-    <w:p>
-      <w:pPr>
-        <w:spacing w:after="40"/>
-        <w:ind w:left="369" w:hanging="198"/>
-      </w:pPr>
-      <w:r>
-        <w:t>•  Complete questionnaires / PROMs</w:t>
-      </w:r>
-    </w:p>
-    <w:p>
-      <w:pPr>
-        <w:spacing w:after="40"/>
-        <w:ind w:left="369" w:hanging="198"/>
-      </w:pPr>
-      <w:r>
-        <w:t>•  Submit patient-generated health data</w:t>
-      </w:r>
-    </w:p>
-    <w:p>
-      <w:pPr>
-        <w:spacing w:after="40"/>
-        <w:ind w:left="369" w:hanging="198"/>
-      </w:pPr>
-      <w:r>
-        <w:t>•  Connect wearables / home monitoring devices</w:t>
-      </w:r>
-    </w:p>
-    <w:p>
-      <w:pPr>
-        <w:spacing w:after="40"/>
-        <w:ind w:left="369" w:hanging="198"/>
-      </w:pPr>
-      <w:r>
-        <w:t>•  View/manage clinical documents</w:t>
-      </w:r>
-    </w:p>
-    <w:p>
-      <w:pPr>
-        <w:spacing w:after="40"/>
-        <w:ind w:left="369" w:hanging="198"/>
-      </w:pPr>
-      <w:r>
-        <w:t>•  Upload clinical documents/data</w:t>
-      </w:r>
-    </w:p>
-    <w:p>
-      <w:pPr>
-        <w:spacing w:after="40"/>
-        <w:ind w:left="369" w:hanging="198"/>
-      </w:pPr>
-      <w:r>
-        <w:t>•  Manage consent / access permissions</w:t>
-      </w:r>
-    </w:p>
-    <w:p>
-      <w:pPr>
-        <w:spacing w:after="40"/>
-        <w:ind w:left="369" w:hanging="198"/>
-      </w:pPr>
-      <w:r>
-        <w:t>•  View access history / audit log</w:t>
-      </w:r>
-    </w:p>
-    <w:p>
-      <w:pPr>
-        <w:spacing w:after="40"/>
-        <w:ind w:left="369" w:hanging="198"/>
-      </w:pPr>
-      <w:r>
-        <w:t>•  Manage representatives / proxies</w:t>
-      </w:r>
-    </w:p>
-    <w:p>
-      <w:pPr>
-        <w:spacing w:after="40"/>
-        <w:ind w:left="369" w:hanging="198"/>
-      </w:pPr>
-      <w:r>
-        <w:t>•  Other</w:t>
-      </w:r>
-    </w:p>
-    <w:p>
-      <w:pPr>
-        <w:pStyle w:val="Heading2"/>
-      </w:pPr>
-      <w:r>
-        <w:t>Q41. Which languages are available for the patient-facing experience?</w:t>
-      </w:r>
-    </w:p>
-    <w:p>
-      <w:pPr>
-        <w:spacing w:after="100"/>
-      </w:pPr>
-      <w:r>
-        <w:rPr>
-          <w:i/>
-          <w:color w:val="5C696E"/>
-          <w:sz w:val="17"/>
-        </w:rPr>
-        <w:t>Select all that apply.</w:t>
-      </w:r>
-    </w:p>
-    <w:p>
-      <w:pPr>
-        <w:spacing w:after="40"/>
-        <w:ind w:left="369" w:hanging="198"/>
-      </w:pPr>
-      <w:r>
-        <w:t>•  German</w:t>
-      </w:r>
-    </w:p>
-    <w:p>
-      <w:pPr>
-        <w:spacing w:after="40"/>
-        <w:ind w:left="369" w:hanging="198"/>
-      </w:pPr>
-      <w:r>
-        <w:t>•  French</w:t>
-      </w:r>
-    </w:p>
-    <w:p>
-      <w:pPr>
-        <w:spacing w:after="40"/>
-        <w:ind w:left="369" w:hanging="198"/>
-      </w:pPr>
-      <w:r>
-        <w:t>•  Italian</w:t>
-      </w:r>
-    </w:p>
-    <w:p>
-      <w:pPr>
-        <w:spacing w:after="40"/>
-        <w:ind w:left="369" w:hanging="198"/>
-      </w:pPr>
-      <w:r>
-        <w:t>•  English</w:t>
-      </w:r>
-    </w:p>
-    <w:p>
-      <w:pPr>
-        <w:spacing w:after="40"/>
-        <w:ind w:left="369" w:hanging="198"/>
-      </w:pPr>
-      <w:r>
-        <w:t>•  Other</w:t>
-      </w:r>
-    </w:p>
-    <w:p>
-      <w:pPr>
-        <w:pStyle w:val="Heading2"/>
-      </w:pPr>
-      <w:r>
-        <w:t>Q42. How can the solution receive or aggregate patient information from multiple clinical/source systems?</w:t>
-      </w:r>
-    </w:p>
-    <w:p>
-      <w:pPr>
-        <w:spacing w:after="100"/>
-      </w:pPr>
-      <w:r>
-        <w:rPr>
-          <w:i/>
-          <w:color w:val="5C696E"/>
-          <w:sz w:val="17"/>
-        </w:rPr>
-        <w:t>Select all that apply.</w:t>
-      </w:r>
-    </w:p>
-    <w:p>
-      <w:pPr>
-        <w:spacing w:after="40"/>
-        <w:ind w:left="369" w:hanging="198"/>
-      </w:pPr>
-      <w:r>
-        <w:t>•  Through standards-based interfaces/APIs</w:t>
-      </w:r>
-    </w:p>
-    <w:p>
-      <w:pPr>
-        <w:spacing w:after="40"/>
-        <w:ind w:left="369" w:hanging="198"/>
-      </w:pPr>
-      <w:r>
-        <w:t>•  Through vendor-specific interfaces/APIs</w:t>
-      </w:r>
-    </w:p>
-    <w:p>
-      <w:pPr>
-        <w:spacing w:after="40"/>
-        <w:ind w:left="369" w:hanging="198"/>
-      </w:pPr>
-      <w:r>
-        <w:t>•  From solutions within the vendor’s own product ecosystem</w:t>
-      </w:r>
-    </w:p>
-    <w:p>
-      <w:pPr>
-        <w:spacing w:after="40"/>
-        <w:ind w:left="369" w:hanging="198"/>
-      </w:pPr>
-      <w:r>
-        <w:t>•  Combination of standards-based and vendor-specific integration</w:t>
-      </w:r>
-    </w:p>
-    <w:p>
-      <w:pPr>
-        <w:spacing w:after="40"/>
-        <w:ind w:left="369" w:hanging="198"/>
-      </w:pPr>
-      <w:r>
-        <w:t>•  Not supported</w:t>
-      </w:r>
-    </w:p>
-    <w:p>
-      <w:pPr>
-        <w:spacing w:after="40"/>
-        <w:ind w:left="369" w:hanging="198"/>
-      </w:pPr>
-      <w:r>
-        <w:t>•  Other</w:t>
-      </w:r>
-    </w:p>
-    <w:p>
-      <w:pPr>
-        <w:pStyle w:val="Heading2"/>
-      </w:pPr>
-      <w:r>
-        <w:t>Q43. Can patient-entered or device-generated data be made available to connected clinical systems as structured, reusable data?</w:t>
-      </w:r>
-    </w:p>
-    <w:p>
-      <w:pPr>
-        <w:spacing w:after="100"/>
-      </w:pPr>
-      <w:r>
-        <w:rPr>
-          <w:i/>
-          <w:color w:val="5C696E"/>
-          <w:sz w:val="17"/>
-        </w:rPr>
-        <w:t>Select one answer.</w:t>
-      </w:r>
-    </w:p>
-    <w:p>
-      <w:pPr>
-        <w:spacing w:after="40"/>
-        <w:ind w:left="369" w:hanging="198"/>
-      </w:pPr>
-      <w:r>
-        <w:t>•  Yes, automatically</w:t>
-      </w:r>
-    </w:p>
-    <w:p>
-      <w:pPr>
-        <w:spacing w:after="40"/>
-        <w:ind w:left="369" w:hanging="198"/>
-      </w:pPr>
-      <w:r>
-        <w:t>•  Yes, after review or approval</w:t>
-      </w:r>
-    </w:p>
-    <w:p>
-      <w:pPr>
-        <w:spacing w:after="40"/>
-        <w:ind w:left="369" w:hanging="198"/>
-      </w:pPr>
-      <w:r>
-        <w:t>•  Partially or selected data types</w:t>
-      </w:r>
-    </w:p>
-    <w:p>
-      <w:pPr>
-        <w:spacing w:after="40"/>
-        <w:ind w:left="369" w:hanging="198"/>
-      </w:pPr>
-      <w:r>
-        <w:t>•  Only as documents or unstructured data</w:t>
-      </w:r>
-    </w:p>
-    <w:p>
-      <w:pPr>
-        <w:spacing w:after="40"/>
-        <w:ind w:left="369" w:hanging="198"/>
-      </w:pPr>
-      <w:r>
-        <w:t>•  No</w:t>
-      </w:r>
-    </w:p>
-    <w:p>
-      <w:pPr>
-        <w:pStyle w:val="Heading2"/>
-      </w:pPr>
-      <w:r>
-        <w:t>Q44. Can the patient-facing solution be purchased and operated independently of a specific hospital-wide CIS?</w:t>
-      </w:r>
-    </w:p>
-    <w:p>
-      <w:pPr>
-        <w:spacing w:after="100"/>
-      </w:pPr>
-      <w:r>
-        <w:rPr>
-          <w:i/>
-          <w:color w:val="5C696E"/>
-          <w:sz w:val="17"/>
-        </w:rPr>
-        <w:t>Select one answer.</w:t>
-      </w:r>
-    </w:p>
-    <w:p>
-      <w:pPr>
-        <w:spacing w:after="40"/>
-        <w:ind w:left="369" w:hanging="198"/>
-      </w:pPr>
-      <w:r>
-        <w:t>•  Yes</w:t>
-      </w:r>
-    </w:p>
-    <w:p>
-      <w:pPr>
-        <w:spacing w:after="40"/>
-        <w:ind w:left="369" w:hanging="198"/>
-      </w:pPr>
-      <w:r>
-        <w:t>•  No – requires the vendor’s CIS</w:t>
-      </w:r>
-    </w:p>
-    <w:p>
-      <w:pPr>
-        <w:spacing w:after="40"/>
-        <w:ind w:left="369" w:hanging="198"/>
-      </w:pPr>
-      <w:r>
-        <w:t>•  No – requires another specific CIS/platform</w:t>
-      </w:r>
-    </w:p>
-    <w:p>
-      <w:pPr>
-        <w:spacing w:after="40"/>
-        <w:ind w:left="369" w:hanging="198"/>
-      </w:pPr>
-      <w:r>
-        <w:t>•  Other</w:t>
-      </w:r>
-    </w:p>
-    <w:p>
-      <w:pPr>
-        <w:pStyle w:val="Heading2"/>
-      </w:pPr>
-      <w:r>
-        <w:t>Q45. How is information exchanged between the patient-facing solution and connected clinical systems?</w:t>
-      </w:r>
-    </w:p>
-    <w:p>
-      <w:pPr>
-        <w:spacing w:after="100"/>
-      </w:pPr>
-      <w:r>
-        <w:rPr>
-          <w:i/>
-          <w:color w:val="5C696E"/>
-          <w:sz w:val="17"/>
-        </w:rPr>
-        <w:t>Select all that apply.</w:t>
-      </w:r>
-    </w:p>
-    <w:p>
-      <w:pPr>
-        <w:spacing w:after="40"/>
-        <w:ind w:left="369" w:hanging="198"/>
-      </w:pPr>
-      <w:r>
-        <w:t>•  Real-time bidirectional structured exchange</w:t>
-      </w:r>
-    </w:p>
-    <w:p>
-      <w:pPr>
-        <w:spacing w:after="40"/>
-        <w:ind w:left="369" w:hanging="198"/>
-      </w:pPr>
-      <w:r>
-        <w:t>•  Structured exchange in one direction only</w:t>
-      </w:r>
-    </w:p>
-    <w:p>
-      <w:pPr>
-        <w:spacing w:after="40"/>
-        <w:ind w:left="369" w:hanging="198"/>
-      </w:pPr>
-      <w:r>
-        <w:t>•  Document-based exchange</w:t>
-      </w:r>
-    </w:p>
-    <w:p>
-      <w:pPr>
-        <w:spacing w:after="40"/>
-        <w:ind w:left="369" w:hanging="198"/>
-      </w:pPr>
-      <w:r>
-        <w:t>•  Manual import/export required</w:t>
-      </w:r>
-    </w:p>
-    <w:p>
-      <w:pPr>
-        <w:spacing w:after="40"/>
-        <w:ind w:left="369" w:hanging="198"/>
-      </w:pPr>
-      <w:r>
-        <w:t>•  Depends on the connected clinical system</w:t>
-      </w:r>
-    </w:p>
-    <w:p>
-      <w:pPr>
-        <w:spacing w:after="40"/>
-        <w:ind w:left="369" w:hanging="198"/>
-      </w:pPr>
-      <w:r>
-        <w:t>•  Other</w:t>
-      </w:r>
-    </w:p>
-    <w:p>
-      <w:pPr>
-        <w:pStyle w:val="Heading1"/>
-      </w:pPr>
-      <w:r>
-        <w:t>2.8 Implementation and Migration</w:t>
-      </w:r>
-    </w:p>
-    <w:p>
-      <w:pPr>
-        <w:pStyle w:val="Heading2"/>
-      </w:pPr>
-      <w:r>
-        <w:t>Q46. What level of external vendor/implementation-partner involvement is typically required to implement the solution?</w:t>
-      </w:r>
-    </w:p>
-    <w:p>
-      <w:pPr>
-        <w:spacing w:after="100"/>
-      </w:pPr>
-      <w:r>
-        <w:rPr>
-          <w:i/>
-          <w:color w:val="5C696E"/>
-          <w:sz w:val="17"/>
-        </w:rPr>
-        <w:t>Select one answer.</w:t>
-      </w:r>
-    </w:p>
-    <w:p>
-      <w:pPr>
-        <w:spacing w:after="40"/>
-        <w:ind w:left="369" w:hanging="198"/>
-      </w:pPr>
-      <w:r>
-        <w:t>•  Can be implemented independently by the customer using standard documentation/tools</w:t>
-      </w:r>
-    </w:p>
-    <w:p>
-      <w:pPr>
-        <w:spacing w:after="40"/>
-        <w:ind w:left="369" w:hanging="198"/>
-      </w:pPr>
-      <w:r>
-        <w:t>•  Vendor/implementation-partner support is available but optional</w:t>
-      </w:r>
-    </w:p>
-    <w:p>
-      <w:pPr>
-        <w:spacing w:after="40"/>
-        <w:ind w:left="369" w:hanging="198"/>
-      </w:pPr>
-      <w:r>
-        <w:t>•  Vendor or implementation-partner configuration/support is normally required</w:t>
-      </w:r>
-    </w:p>
-    <w:p>
-      <w:pPr>
-        <w:spacing w:after="40"/>
-        <w:ind w:left="369" w:hanging="198"/>
-      </w:pPr>
-      <w:r>
-        <w:t>•  Vendor-led implementation is required</w:t>
-      </w:r>
-    </w:p>
-    <w:p>
-      <w:pPr>
-        <w:spacing w:after="40"/>
-        <w:ind w:left="369" w:hanging="198"/>
-      </w:pPr>
-      <w:r>
-        <w:t>•  Certified implementation partner is required</w:t>
-      </w:r>
-    </w:p>
-    <w:p>
-      <w:pPr>
-        <w:spacing w:after="40"/>
-        <w:ind w:left="369" w:hanging="198"/>
-      </w:pPr>
-      <w:r>
-        <w:t>•  Depends substantially on scope</w:t>
-      </w:r>
-    </w:p>
-    <w:p>
-      <w:pPr>
-        <w:spacing w:after="40"/>
-        <w:ind w:left="369" w:hanging="198"/>
-      </w:pPr>
-      <w:r>
-        <w:t>•  Other</w:t>
-      </w:r>
-    </w:p>
-    <w:p>
-      <w:pPr>
-        <w:pStyle w:val="Heading1"/>
-      </w:pPr>
-      <w:r>
-        <w:t>2.9 Hospital Wide Rollout and Migration</w:t>
-      </w:r>
-    </w:p>
-    <w:p>
-      <w:pPr>
-        <w:pStyle w:val="Heading2"/>
-      </w:pPr>
-      <w:r>
-        <w:t>Q47. Which rollout approaches are supported?</w:t>
-      </w:r>
-    </w:p>
-    <w:p>
-      <w:pPr>
-        <w:spacing w:after="100"/>
-      </w:pPr>
-      <w:r>
-        <w:rPr>
-          <w:i/>
-          <w:color w:val="5C696E"/>
-          <w:sz w:val="17"/>
-        </w:rPr>
-        <w:t>Select all that apply.</w:t>
-      </w:r>
-    </w:p>
-    <w:p>
-      <w:pPr>
-        <w:spacing w:after="40"/>
-        <w:ind w:left="369" w:hanging="198"/>
-      </w:pPr>
-      <w:r>
-        <w:t>•  Big-bang migration and rollout</w:t>
-      </w:r>
-    </w:p>
-    <w:p>
-      <w:pPr>
-        <w:spacing w:after="40"/>
-        <w:ind w:left="369" w:hanging="198"/>
-      </w:pPr>
-      <w:r>
-        <w:t>•  Phased rollout by department, site or module</w:t>
-      </w:r>
-    </w:p>
-    <w:p>
-      <w:pPr>
-        <w:spacing w:after="40"/>
-        <w:ind w:left="369" w:hanging="198"/>
-      </w:pPr>
-      <w:r>
-        <w:t>•  Temporary parallel operation of legacy and new systems during transition</w:t>
-      </w:r>
-    </w:p>
-    <w:p>
-      <w:pPr>
-        <w:spacing w:after="40"/>
-        <w:ind w:left="369" w:hanging="198"/>
-      </w:pPr>
-      <w:r>
-        <w:t>•  Other</w:t>
-      </w:r>
-    </w:p>
-    <w:p>
-      <w:pPr>
-        <w:pStyle w:val="Heading2"/>
-      </w:pPr>
-      <w:r>
-        <w:t>Q48. How is migration from an existing system / legacy solution typically handled?</w:t>
-      </w:r>
-    </w:p>
-    <w:p>
-      <w:pPr>
-        <w:spacing w:after="100"/>
-      </w:pPr>
-      <w:r>
-        <w:rPr>
-          <w:i/>
-          <w:color w:val="5C696E"/>
-          <w:sz w:val="17"/>
-        </w:rPr>
-        <w:t>Select one answer.</w:t>
-      </w:r>
-    </w:p>
-    <w:p>
-      <w:pPr>
-        <w:spacing w:after="40"/>
-        <w:ind w:left="369" w:hanging="198"/>
-      </w:pPr>
-      <w:r>
-        <w:t>•  Vendor-led migration project using standard tools plus hospital-specific mapping</w:t>
-      </w:r>
-    </w:p>
-    <w:p>
-      <w:pPr>
-        <w:spacing w:after="40"/>
-        <w:ind w:left="369" w:hanging="198"/>
-      </w:pPr>
-      <w:r>
-        <w:t>•  Migration generally requires substantial custom development / conversion</w:t>
-      </w:r>
-    </w:p>
-    <w:p>
-      <w:pPr>
-        <w:spacing w:after="40"/>
-        <w:ind w:left="369" w:hanging="198"/>
-      </w:pPr>
-      <w:r>
-        <w:t>•  Migration is typically performed by an external integration / migration partner</w:t>
-      </w:r>
-    </w:p>
-    <w:p>
-      <w:pPr>
-        <w:spacing w:after="40"/>
-        <w:ind w:left="369" w:hanging="198"/>
-      </w:pPr>
-      <w:r>
-        <w:t>•  Only selected historical data is normally migrated; remaining data stays in an archive / legacy viewer</w:t>
-      </w:r>
-    </w:p>
-    <w:p>
-      <w:pPr>
-        <w:spacing w:after="40"/>
-        <w:ind w:left="369" w:hanging="198"/>
-      </w:pPr>
-      <w:r>
-        <w:t>•  Other</w:t>
-      </w:r>
-    </w:p>
-    <w:p>
-      <w:pPr>
-        <w:pStyle w:val="Heading2"/>
-      </w:pPr>
-      <w:r>
-        <w:t>Q49. Which change-management and go-live services are available during implementation?</w:t>
-      </w:r>
-    </w:p>
-    <w:p>
-      <w:pPr>
-        <w:spacing w:after="100"/>
-      </w:pPr>
-      <w:r>
-        <w:rPr>
-          <w:i/>
-          <w:color w:val="5C696E"/>
-          <w:sz w:val="17"/>
-        </w:rPr>
-        <w:t>Select all that apply.</w:t>
-      </w:r>
-    </w:p>
-    <w:p>
-      <w:pPr>
-        <w:spacing w:after="40"/>
-        <w:ind w:left="369" w:hanging="198"/>
-      </w:pPr>
-      <w:r>
-        <w:t>•  End-user training</w:t>
-      </w:r>
-    </w:p>
-    <w:p>
-      <w:pPr>
-        <w:spacing w:after="40"/>
-        <w:ind w:left="369" w:hanging="198"/>
-      </w:pPr>
-      <w:r>
-        <w:t>•  Train-the-trainer / super-user programme</w:t>
-      </w:r>
-    </w:p>
-    <w:p>
-      <w:pPr>
-        <w:spacing w:after="40"/>
-        <w:ind w:left="369" w:hanging="198"/>
-      </w:pPr>
-      <w:r>
-        <w:t>•  Test / training environment</w:t>
-      </w:r>
-    </w:p>
-    <w:p>
-      <w:pPr>
-        <w:spacing w:after="40"/>
-        <w:ind w:left="369" w:hanging="198"/>
-      </w:pPr>
-      <w:r>
-        <w:t>•  Workflow validation with clinical users before go-live</w:t>
-      </w:r>
-    </w:p>
-    <w:p>
-      <w:pPr>
-        <w:spacing w:after="40"/>
-        <w:ind w:left="369" w:hanging="198"/>
-      </w:pPr>
-      <w:r>
-        <w:t>•  Dress rehearsal / go-live simulation</w:t>
-      </w:r>
-    </w:p>
-    <w:p>
-      <w:pPr>
-        <w:spacing w:after="40"/>
-        <w:ind w:left="369" w:hanging="198"/>
-      </w:pPr>
-      <w:r>
-        <w:t>•  On-site / floor-walking support during go-live</w:t>
-      </w:r>
-    </w:p>
-    <w:p>
-      <w:pPr>
-        <w:spacing w:after="40"/>
-        <w:ind w:left="369" w:hanging="198"/>
-      </w:pPr>
-      <w:r>
-        <w:t>•  Downtime / contingency planning</w:t>
-      </w:r>
-    </w:p>
-    <w:p>
-      <w:pPr>
-        <w:spacing w:after="40"/>
-        <w:ind w:left="369" w:hanging="198"/>
-      </w:pPr>
-      <w:r>
-        <w:t>•  Post-go-live optimisation / adoption support</w:t>
-      </w:r>
-    </w:p>
-    <w:p>
-      <w:pPr>
-        <w:spacing w:after="40"/>
-        <w:ind w:left="369" w:hanging="198"/>
-      </w:pPr>
-      <w:r>
-        <w:t>•  Other</w:t>
-      </w:r>
-    </w:p>
-    <w:p>
-      <w:pPr>
-        <w:pStyle w:val="Heading1"/>
-      </w:pPr>
-      <w:r>
-        <w:t>2.10 Integration Requirements</w:t>
-      </w:r>
-    </w:p>
-    <w:p>
-      <w:pPr>
-        <w:pStyle w:val="Heading2"/>
-      </w:pPr>
-      <w:r>
-        <w:t>Q50. What is typically required to implement the solution in an existing hospital IT environment?</w:t>
+        <w:t>Q48. What is typically required to implement the solution in an existing hospital IT environment?</w:t>
       </w:r>
     </w:p>
     <w:p>

--- a/Hospital_IT_Vendor_Questionnaire_Questions.docx
+++ b/Hospital_IT_Vendor_Questionnaire_Questions.docx
@@ -94,7 +94,7 @@
         <ns0:ind ns0:left="369" ns0:hanging="198"/>
       </ns0:pPr>
       <ns0:r>
-        <ns0:t>•  B  Specialized clinical solution or modules</ns0:t>
+        <ns0:t>•  B  Specialized clinical solution / module</ns0:t>
       </ns0:r>
     </ns0:p>
     <ns0:p>
@@ -802,7 +802,7 @@
         <ns0:ind ns0:left="369" ns0:hanging="198"/>
       </ns0:pPr>
       <ns0:r>
-        <ns0:t>•  Yes, but only specific data/documents – please specify</ns0:t>
+        <ns0:t>•  Yes, but only specific data/documents</ns0:t>
       </ns0:r>
     </ns0:p>
     <ns0:p>
@@ -821,59 +821,6 @@
       </ns0:pPr>
       <ns0:r>
         <ns0:t>•  Not sure</ns0:t>
-      </ns0:r>
-    </ns0:p>
-    <ns0:p>
-      <ns0:pPr>
-        <ns0:spacing ns0:after="100"/>
-      </ns0:pPr>
-      <ns0:r>
-        <ns0:rPr>
-          <ns0:i/>
-          <ns0:color ns0:val="5C696E"/>
-          <ns0:sz ns0:val="17"/>
-        </ns0:rPr>
-        <ns0:t>If Yes or Yes, but only specific data/documents: Which patient/clinical information is persistently stored? Select all that apply.</ns0:t>
-      </ns0:r>
-    </ns0:p>
-    <ns0:p>
-      <ns0:pPr>
-        <ns0:spacing ns0:after="40"/>
-        <ns0:ind ns0:left="369" ns0:hanging="198"/>
-      </ns0:pPr>
-      <ns0:r>
-        <ns0:t>•  Individual clinical documents or diagnostic images</ns0:t>
-      </ns0:r>
-    </ns0:p>
-    <ns0:p>
-      <ns0:pPr>
-        <ns0:spacing ns0:after="40"/>
-        <ns0:ind ns0:left="369" ns0:hanging="198"/>
-      </ns0:pPr>
-      <ns0:r>
-        <ns0:t>•  An ongoing clinical record across encounters or over time</ns0:t>
-      </ns0:r>
-    </ns0:p>
-    <ns0:p>
-      <ns0:pPr>
-        <ns0:spacing ns0:after="40"/>
-        <ns0:ind ns0:left="369" ns0:hanging="198"/>
-      </ns0:pPr>
-      <ns0:r>
-        <ns0:t>•  Other patient/clinical data</ns0:t>
-      </ns0:r>
-    </ns0:p>
-    <ns0:p>
-      <ns0:pPr>
-        <ns0:spacing ns0:after="100"/>
-      </ns0:pPr>
-      <ns0:r>
-        <ns0:rPr>
-          <ns0:i/>
-          <ns0:color ns0:val="5C696E"/>
-          <ns0:sz ns0:val="17"/>
-        </ns0:rPr>
-        <ns0:t>If Yes, but only specific data/documents: specify which data/documents are stored.</ns0:t>
       </ns0:r>
     </ns0:p>
     <ns0:p>
@@ -1898,34 +1845,34 @@
         <ns0:ind ns0:left="369" ns0:hanging="198"/>
       </ns0:pPr>
       <ns0:r>
-        <ns0:t>•  No specific termination/exit fee</ns0:t>
-      </ns0:r>
-    </ns0:p>
-    <ns0:p>
-      <ns0:pPr>
-        <ns0:spacing ns0:after="40"/>
-        <ns0:ind ns0:left="369" ns0:hanging="198"/>
-      </ns0:pPr>
-      <ns0:r>
-        <ns0:t>•  Data extraction/export fee</ns0:t>
-      </ns0:r>
-    </ns0:p>
-    <ns0:p>
-      <ns0:pPr>
-        <ns0:spacing ns0:after="40"/>
-        <ns0:ind ns0:left="369" ns0:hanging="198"/>
-      </ns0:pPr>
-      <ns0:r>
-        <ns0:t>•  Vendor support for migration is charged separately</ns0:t>
-      </ns0:r>
-    </ns0:p>
-    <ns0:p>
-      <ns0:pPr>
-        <ns0:spacing ns0:after="40"/>
-        <ns0:ind ns0:left="369" ns0:hanging="198"/>
-      </ns0:pPr>
-      <ns0:r>
-        <ns0:t>•  Continued access/read-only access is charged separately</ns0:t>
+        <ns0:t>•  No specific termination/exit fees</ns0:t>
+      </ns0:r>
+    </ns0:p>
+    <ns0:p>
+      <ns0:pPr>
+        <ns0:spacing ns0:after="40"/>
+        <ns0:ind ns0:left="369" ns0:hanging="198"/>
+      </ns0:pPr>
+      <ns0:r>
+        <ns0:t>•  Data extraction/export fees</ns0:t>
+      </ns0:r>
+    </ns0:p>
+    <ns0:p>
+      <ns0:pPr>
+        <ns0:spacing ns0:after="40"/>
+        <ns0:ind ns0:left="369" ns0:hanging="198"/>
+      </ns0:pPr>
+      <ns0:r>
+        <ns0:t>•  Migration support fees</ns0:t>
+      </ns0:r>
+    </ns0:p>
+    <ns0:p>
+      <ns0:pPr>
+        <ns0:spacing ns0:after="40"/>
+        <ns0:ind ns0:left="369" ns0:hanging="198"/>
+      </ns0:pPr>
+      <ns0:r>
+        <ns0:t>•  Continued/read-only access fees</ns0:t>
       </ns0:r>
     </ns0:p>
     <ns0:p>
@@ -3126,7 +3073,7 @@
           <ns0:color ns0:val="5C696E"/>
           <ns0:sz ns0:val="17"/>
         </ns0:rPr>
-        <ns0:t>Shown when: Q6 is Yes or Yes, but only specific data/documents, and its stored-data checklist includes clinical documents/images or an ongoing clinical record.</ns0:t>
+        <ns0:t>Shown when: Q6 is Yes or Yes, but only specific data/documents.</ns0:t>
       </ns0:r>
     </ns0:p>
     <ns0:p>
@@ -3205,7 +3152,7 @@
           <ns0:color ns0:val="5C696E"/>
           <ns0:sz ns0:val="17"/>
         </ns0:rPr>
-        <ns0:t>Shown when: Q6 is Yes or Yes, but only specific data/documents, and its stored-data checklist includes an ongoing clinical record.</ns0:t>
+        <ns0:t>Shown when: Q6 is Yes.</ns0:t>
       </ns0:r>
     </ns0:p>
     <ns0:p>
@@ -3709,7 +3656,97 @@
         <ns0:ind ns0:left="369" ns0:hanging="198"/>
       </ns0:pPr>
       <ns0:r>
-        <ns0:t>•  Can be purchased and operated independently of a hospital-wide CIS: Yes or No</ns0:t>
+        <ns0:t>For Category A only: Can be purchased and operated independently of a hospital-wide CIS: Yes or No.</ns0:t>
+      </ns0:r>
+    </ns0:p>
+    <ns0:p>
+      <ns0:pPr>
+        <ns0:spacing ns0:after="40"/>
+        <ns0:ind ns0:left="369" ns0:hanging="198"/>
+      </ns0:pPr>
+      <ns0:r>
+        <ns0:t>For Category B: How does this solution typically relate to a hospital-wide CIS? Select one answer.</ns0:t>
+      </ns0:r>
+    </ns0:p>
+    <ns0:p>
+      <ns0:pPr>
+        <ns0:spacing ns0:after="40"/>
+        <ns0:ind ns0:left="369" ns0:hanging="198"/>
+      </ns0:pPr>
+      <ns0:r>
+        <ns0:t>•  Can operate independently of a specific hospital-wide CIS</ns0:t>
+      </ns0:r>
+    </ns0:p>
+    <ns0:p>
+      <ns0:pPr>
+        <ns0:spacing ns0:after="40"/>
+        <ns0:ind ns0:left="369" ns0:hanging="198"/>
+      </ns0:pPr>
+      <ns0:r>
+        <ns0:t>•  Requires integration with a hospital-wide CIS but is not tied to a specific CIS vendor</ns0:t>
+      </ns0:r>
+    </ns0:p>
+    <ns0:p>
+      <ns0:pPr>
+        <ns0:spacing ns0:after="40"/>
+        <ns0:ind ns0:left="369" ns0:hanging="198"/>
+      </ns0:pPr>
+      <ns0:r>
+        <ns0:t>•  Requires a specific CIS/platform</ns0:t>
+      </ns0:r>
+    </ns0:p>
+    <ns0:p>
+      <ns0:pPr>
+        <ns0:spacing ns0:after="40"/>
+        <ns0:ind ns0:left="369" ns0:hanging="198"/>
+      </ns0:pPr>
+      <ns0:r>
+        <ns0:t>•  Can be used either independently or integrated with a hospital-wide CIS</ns0:t>
+      </ns0:r>
+    </ns0:p>
+    <ns0:p>
+      <ns0:pPr>
+        <ns0:spacing ns0:after="40"/>
+        <ns0:ind ns0:left="369" ns0:hanging="198"/>
+      </ns0:pPr>
+      <ns0:r>
+        <ns0:t>•  Other – specify</ns0:t>
+      </ns0:r>
+    </ns0:p>
+    <ns0:p>
+      <ns0:pPr>
+        <ns0:spacing ns0:after="40"/>
+        <ns0:ind ns0:left="369" ns0:hanging="198"/>
+      </ns0:pPr>
+      <ns0:r>
+        <ns0:t>For Category B: Is the solution typically integrated with a hospital-wide CIS? Select one answer.</ns0:t>
+      </ns0:r>
+    </ns0:p>
+    <ns0:p>
+      <ns0:pPr>
+        <ns0:spacing ns0:after="40"/>
+        <ns0:ind ns0:left="369" ns0:hanging="198"/>
+      </ns0:pPr>
+      <ns0:r>
+        <ns0:t>•  Yes</ns0:t>
+      </ns0:r>
+    </ns0:p>
+    <ns0:p>
+      <ns0:pPr>
+        <ns0:spacing ns0:after="40"/>
+        <ns0:ind ns0:left="369" ns0:hanging="198"/>
+      </ns0:pPr>
+      <ns0:r>
+        <ns0:t>•  Optional / depends on implementation</ns0:t>
+      </ns0:r>
+    </ns0:p>
+    <ns0:p>
+      <ns0:pPr>
+        <ns0:spacing ns0:after="40"/>
+        <ns0:ind ns0:left="369" ns0:hanging="198"/>
+      </ns0:pPr>
+      <ns0:r>
+        <ns0:t>•  No</ns0:t>
       </ns0:r>
     </ns0:p>
     <ns0:p>
@@ -3722,25 +3759,25 @@
           <ns0:color ns0:val="5C696E"/>
           <ns0:sz ns0:val="17"/>
         </ns0:rPr>
-        <ns0:t>Workflow integration with the CIS. Asked for each specialized function and external integration.</ns0:t>
-      </ns0:r>
-    </ns0:p>
-    <ns0:p>
-      <ns0:pPr>
-        <ns0:spacing ns0:after="40"/>
-        <ns0:ind ns0:left="369" ns0:hanging="198"/>
-      </ns0:pPr>
-      <ns0:r>
-        <ns0:t>•  Which data already in the CIS does this offering reuse? Patient details; medication data; laboratory results; Other (specify); none of these; not sure.</ns0:t>
-      </ns0:r>
-    </ns0:p>
-    <ns0:p>
-      <ns0:pPr>
-        <ns0:spacing ns0:after="40"/>
-        <ns0:ind ns0:left="369" ns0:hanging="198"/>
-      </ns0:pPr>
-      <ns0:r>
-        <ns0:t>•  Is information written back to the CIS? Automatically; only after a user action; manual transfer or duplicate entry; no information is written back; not sure or not applicable.</ns0:t>
+        <ns0:t>Workflow integration with the connected CIS. Asked for each external integration and Category A-only specialized function. For Category B specialized functions, shown only when typical integration is Yes or Optional / depends on implementation.</ns0:t>
+      </ns0:r>
+    </ns0:p>
+    <ns0:p>
+      <ns0:pPr>
+        <ns0:spacing ns0:after="40"/>
+        <ns0:ind ns0:left="369" ns0:hanging="198"/>
+      </ns0:pPr>
+      <ns0:r>
+        <ns0:t>•  Which data already in the connected CIS does this offering reuse? Patient details; medication data; laboratory results; Other (specify); none of these; not sure.</ns0:t>
+      </ns0:r>
+    </ns0:p>
+    <ns0:p>
+      <ns0:pPr>
+        <ns0:spacing ns0:after="40"/>
+        <ns0:ind ns0:left="369" ns0:hanging="198"/>
+      </ns0:pPr>
+      <ns0:r>
+        <ns0:t>•  Is information written back to the connected CIS? Automatically; only after a user action; manual transfer or duplicate entry; no information is written back; not sure or not applicable.</ns0:t>
       </ns0:r>
     </ns0:p>
     <ns0:p>
@@ -4727,16 +4764,20 @@
         <ns0:ind ns0:left="369" ns0:hanging="198"/>
       </ns0:pPr>
       <ns0:r>
-        <ns0:t>•  No – requires the vendor’s CIS</ns0:t>
-      </ns0:r>
-    </ns0:p>
-    <ns0:p>
-      <ns0:pPr>
-        <ns0:spacing ns0:after="40"/>
-        <ns0:ind ns0:left="369" ns0:hanging="198"/>
-      </ns0:pPr>
-      <ns0:r>
-        <ns0:t>•  No – requires another specific CIS/platform</ns0:t>
+        <ns0:t>•  No, requires a specific CIS – please specify</ns0:t>
+      </ns0:r>
+    </ns0:p>
+    <ns0:p>
+      <ns0:pPr>
+        <ns0:spacing ns0:after="100"/>
+      </ns0:pPr>
+      <ns0:r>
+        <ns0:rPr>
+          <ns0:i/>
+          <ns0:color ns0:val="5C696E"/>
+          <ns0:sz ns0:val="17"/>
+        </ns0:rPr>
+        <ns0:t>If No: specify the required CIS in the free-text field.</ns0:t>
       </ns0:r>
     </ns0:p>
     <ns0:p>

--- a/Hospital_IT_Vendor_Questionnaire_Questions.docx
+++ b/Hospital_IT_Vendor_Questionnaire_Questions.docx
@@ -5257,6 +5257,7 @@
     <ns0:p>
       <ns0:pPr>
         <ns0:pStyle ns0:val="Heading1"/>
+        <ns0:pageBreakBefore/>
       </ns0:pPr>
       <ns0:r>
         <ns0:t>2.10 Integration Requirements</ns0:t>
@@ -5334,15 +5335,6 @@
       </ns0:pPr>
       <ns0:r>
         <ns0:t>•  Integration with CIS/HIS</ns0:t>
-      </ns0:r>
-    </ns0:p>
-    <ns0:p>
-      <ns0:pPr>
-        <ns0:spacing ns0:after="40"/>
-        <ns0:ind ns0:left="369" ns0:hanging="198"/>
-      </ns0:pPr>
-      <ns0:r>
-        <ns0:t>•  Integration with patient administration/ADT</ns0:t>
       </ns0:r>
     </ns0:p>
     <ns0:p>
